--- a/04-滤波电路/01-低通滤波/高阶低通滤波电路/高阶低通滤波电路.docx
+++ b/04-滤波电路/01-低通滤波/高阶低通滤波电路/高阶低通滤波电路.docx
@@ -2282,6 +2282,20 @@
     </w:p>
     <w:bookmarkEnd w:id="26"/>
     <w:bookmarkEnd w:id="27"/>
+    <w:p>
+      <w:pPr>
+        <w:spacing w:before="360"/>
+        <w:jc w:val="center"/>
+      </w:pPr>
+      <w:r>
+        <w:rPr>
+          <w:rFonts w:ascii="Times New Roman" w:hAnsi="Times New Roman"/>
+          <w:color w:val="555555"/>
+          <w:sz w:val="21"/>
+        </w:rPr>
+        <w:t>材料收集者：杜文杰</w:t>
+      </w:r>
+    </w:p>
     <w:sectPr>
       <w:headerReference r:id="rId9" w:type="default"/>
       <w:footerReference r:id="rId10" w:type="default"/>

--- a/04-滤波电路/01-低通滤波/高阶低通滤波电路/高阶低通滤波电路.docx
+++ b/04-滤波电路/01-低通滤波/高阶低通滤波电路/高阶低通滤波电路.docx
@@ -1,6 +1,6 @@
 
 <file path=word/document.xml><?xml version="1.0" encoding="utf-8"?>
-<w:document xmlns:w="http://schemas.openxmlformats.org/wordprocessingml/2006/main" xmlns:m="http://schemas.openxmlformats.org/officeDocument/2006/math" xmlns:r="http://schemas.openxmlformats.org/officeDocument/2006/relationships" xmlns:o="urn:schemas-microsoft-com:office:office" xmlns:v="urn:schemas-microsoft-com:vml" xmlns:w10="urn:schemas-microsoft-com:office:word" xmlns:a="http://schemas.openxmlformats.org/drawingml/2006/main" xmlns:pic="http://schemas.openxmlformats.org/drawingml/2006/picture" xmlns:wp="http://schemas.openxmlformats.org/drawingml/2006/wordprocessingDrawing">
+<w:document xmlns:m="http://schemas.openxmlformats.org/officeDocument/2006/math" xmlns:r="http://schemas.openxmlformats.org/officeDocument/2006/relationships" xmlns:w="http://schemas.openxmlformats.org/wordprocessingml/2006/main" xmlns:o="urn:schemas-microsoft-com:office:office" xmlns:v="urn:schemas-microsoft-com:vml" xmlns:w10="urn:schemas-microsoft-com:office:word" xmlns:a="http://schemas.openxmlformats.org/drawingml/2006/main" xmlns:pic="http://schemas.openxmlformats.org/drawingml/2006/picture" xmlns:wp="http://schemas.openxmlformats.org/drawingml/2006/wordprocessingDrawing">
   <w:body>
     <w:bookmarkStart w:id="27" w:name="高阶低通滤波电路"/>
     <w:p>
@@ -9,7 +9,7 @@
       </w:pPr>
       <w:r>
         <w:rPr>
-          <w:rFonts w:hint="eastAsia"/>
+          <w:rFonts w:hint="eastAsia" w:eastAsia="黑体"/>
         </w:rPr>
         <w:t xml:space="preserve">高阶低通滤波电路</w:t>
       </w:r>
@@ -21,7 +21,7 @@
       </w:pPr>
       <w:r>
         <w:rPr>
-          <w:rFonts w:hint="eastAsia"/>
+          <w:rFonts w:hint="eastAsia" w:eastAsia="黑体"/>
         </w:rPr>
         <w:t xml:space="preserve">拓扑描述</w:t>
       </w:r>
@@ -32,16 +32,19 @@
       </w:pPr>
       <w:r>
         <w:rPr>
-          <w:rFonts w:hint="eastAsia"/>
+          <w:rFonts w:hint="eastAsia" w:eastAsia="黑体"/>
         </w:rPr>
         <w:t xml:space="preserve">由</w:t>
       </w:r>
       <w:r>
+        <w:rPr>
+          <w:rFonts w:eastAsia="黑体"/>
+        </w:rPr>
         <w:t xml:space="preserve"> </w:t>
       </w:r>
       <w:r>
         <w:rPr>
-          <w:rFonts w:hint="eastAsia"/>
+          <w:rFonts w:hint="eastAsia" w:eastAsia="黑体"/>
           <w:b/>
           <w:bCs/>
         </w:rPr>
@@ -49,11 +52,14 @@
       </w:r>
       <w:r>
         <w:rPr>
-          <w:rFonts w:hint="eastAsia"/>
+          <w:rFonts w:hint="eastAsia" w:eastAsia="黑体"/>
         </w:rPr>
         <w:t xml:space="preserve">（每节含运算放大器与阻容网络，或为含</w:t>
       </w:r>
       <w:r>
+        <w:rPr>
+          <w:rFonts w:eastAsia="黑体"/>
+        </w:rPr>
         <w:t xml:space="preserve"> </w:t>
       </w:r>
       <m:oMath>
@@ -62,6 +68,9 @@
         </m:r>
       </m:oMath>
       <w:r>
+        <w:rPr>
+          <w:rFonts w:eastAsia="黑体"/>
+        </w:rPr>
         <w:t xml:space="preserve">、</w:t>
       </w:r>
       <m:oMath>
@@ -70,24 +79,33 @@
         </m:r>
       </m:oMath>
       <w:r>
+        <w:rPr>
+          <w:rFonts w:eastAsia="黑体"/>
+        </w:rPr>
         <w:t xml:space="preserve"> </w:t>
       </w:r>
       <w:r>
         <w:rPr>
-          <w:rFonts w:hint="eastAsia"/>
+          <w:rFonts w:hint="eastAsia" w:eastAsia="黑体"/>
         </w:rPr>
         <w:t xml:space="preserve">的</w:t>
       </w:r>
       <w:r>
+        <w:rPr>
+          <w:rFonts w:eastAsia="黑体"/>
+        </w:rPr>
         <w:t xml:space="preserve"> LC </w:t>
       </w:r>
       <w:r>
         <w:rPr>
-          <w:rFonts w:hint="eastAsia"/>
+          <w:rFonts w:hint="eastAsia" w:eastAsia="黑体"/>
         </w:rPr>
         <w:t xml:space="preserve">梯形节）组成的高阶滤波器，阶数</w:t>
       </w:r>
       <w:r>
+        <w:rPr>
+          <w:rFonts w:eastAsia="黑体"/>
+        </w:rPr>
         <w:t xml:space="preserve"> </w:t>
       </w:r>
       <m:oMath>
@@ -106,13 +124,13 @@
       </m:oMath>
       <w:r>
         <w:rPr>
-          <w:rFonts w:hint="eastAsia"/>
+          <w:rFonts w:hint="eastAsia" w:eastAsia="黑体"/>
         </w:rPr>
         <w:t xml:space="preserve">（各节分别贡献一个或两个极点）。电路按串联链式布置节点：</w:t>
       </w:r>
       <w:r>
         <w:rPr>
-          <w:rFonts w:hint="eastAsia"/>
+          <w:rFonts w:hint="eastAsia" w:eastAsia="黑体"/>
           <w:b/>
           <w:bCs/>
         </w:rPr>
@@ -120,6 +138,7 @@
       </w:r>
       <w:r>
         <w:rPr>
+          <w:rFonts w:eastAsia="黑体"/>
           <w:b/>
           <w:bCs/>
         </w:rPr>
@@ -127,7 +146,7 @@
       </w:r>
       <w:r>
         <w:rPr>
-          <w:rFonts w:hint="eastAsia"/>
+          <w:rFonts w:hint="eastAsia" w:eastAsia="黑体"/>
           <w:b/>
           <w:bCs/>
         </w:rPr>
@@ -135,11 +154,14 @@
       </w:r>
       <w:r>
         <w:rPr>
-          <w:rFonts w:hint="eastAsia"/>
+          <w:rFonts w:hint="eastAsia" w:eastAsia="黑体"/>
         </w:rPr>
         <w:t xml:space="preserve">（信号源</w:t>
       </w:r>
       <w:r>
+        <w:rPr>
+          <w:rFonts w:eastAsia="黑体"/>
+        </w:rPr>
         <w:t xml:space="preserve"> </w:t>
       </w:r>
       <m:oMath>
@@ -160,17 +182,20 @@
         </m:sSub>
       </m:oMath>
       <w:r>
+        <w:rPr>
+          <w:rFonts w:eastAsia="黑体"/>
+        </w:rPr>
         <w:t xml:space="preserve"> </w:t>
       </w:r>
       <w:r>
         <w:rPr>
-          <w:rFonts w:hint="eastAsia"/>
+          <w:rFonts w:hint="eastAsia" w:eastAsia="黑体"/>
         </w:rPr>
         <w:t xml:space="preserve">正端与第一节输入端相连）；</w:t>
       </w:r>
       <w:r>
         <w:rPr>
-          <w:rFonts w:hint="eastAsia"/>
+          <w:rFonts w:hint="eastAsia" w:eastAsia="黑体"/>
           <w:b/>
           <w:bCs/>
         </w:rPr>
@@ -178,6 +203,7 @@
       </w:r>
       <w:r>
         <w:rPr>
+          <w:rFonts w:eastAsia="黑体"/>
           <w:b/>
           <w:bCs/>
         </w:rPr>
@@ -185,7 +211,7 @@
       </w:r>
       <w:r>
         <w:rPr>
-          <w:rFonts w:hint="eastAsia"/>
+          <w:rFonts w:hint="eastAsia" w:eastAsia="黑体"/>
           <w:b/>
           <w:bCs/>
         </w:rPr>
@@ -193,13 +219,13 @@
       </w:r>
       <w:r>
         <w:rPr>
-          <w:rFonts w:hint="eastAsia"/>
+          <w:rFonts w:hint="eastAsia" w:eastAsia="黑体"/>
         </w:rPr>
         <w:t xml:space="preserve">（第一节输出端与第二节输入端相接）；</w:t>
       </w:r>
       <w:r>
         <w:rPr>
-          <w:rFonts w:hint="eastAsia"/>
+          <w:rFonts w:hint="eastAsia" w:eastAsia="黑体"/>
           <w:b/>
           <w:bCs/>
         </w:rPr>
@@ -207,6 +233,7 @@
       </w:r>
       <w:r>
         <w:rPr>
+          <w:rFonts w:eastAsia="黑体"/>
           <w:b/>
           <w:bCs/>
         </w:rPr>
@@ -214,7 +241,7 @@
       </w:r>
       <w:r>
         <w:rPr>
-          <w:rFonts w:hint="eastAsia"/>
+          <w:rFonts w:hint="eastAsia" w:eastAsia="黑体"/>
           <w:b/>
           <w:bCs/>
         </w:rPr>
@@ -222,13 +249,13 @@
       </w:r>
       <w:r>
         <w:rPr>
-          <w:rFonts w:hint="eastAsia"/>
+          <w:rFonts w:hint="eastAsia" w:eastAsia="黑体"/>
         </w:rPr>
         <w:t xml:space="preserve">（第二节输出端与第三节输入端相接）；依此类推，直至末级，</w:t>
       </w:r>
       <w:r>
         <w:rPr>
-          <w:rFonts w:hint="eastAsia"/>
+          <w:rFonts w:hint="eastAsia" w:eastAsia="黑体"/>
           <w:b/>
           <w:bCs/>
         </w:rPr>
@@ -259,6 +286,7 @@
       </m:oMath>
       <w:r>
         <w:rPr>
+          <w:rFonts w:eastAsia="黑体"/>
           <w:b/>
           <w:bCs/>
         </w:rPr>
@@ -266,7 +294,7 @@
       </w:r>
       <w:r>
         <w:rPr>
-          <w:rFonts w:hint="eastAsia"/>
+          <w:rFonts w:hint="eastAsia" w:eastAsia="黑体"/>
           <w:b/>
           <w:bCs/>
         </w:rPr>
@@ -274,11 +302,14 @@
       </w:r>
       <w:r>
         <w:rPr>
-          <w:rFonts w:hint="eastAsia"/>
+          <w:rFonts w:hint="eastAsia" w:eastAsia="黑体"/>
         </w:rPr>
         <w:t xml:space="preserve">（末节输出端作为总输出</w:t>
       </w:r>
       <w:r>
+        <w:rPr>
+          <w:rFonts w:eastAsia="黑体"/>
+        </w:rPr>
         <w:t xml:space="preserve"> </w:t>
       </w:r>
       <m:oMath>
@@ -303,7 +334,7 @@
       </m:oMath>
       <w:r>
         <w:rPr>
-          <w:rFonts w:hint="eastAsia"/>
+          <w:rFonts w:hint="eastAsia" w:eastAsia="黑体"/>
         </w:rPr>
         <w:t xml:space="preserve">，</w:t>
       </w:r>
@@ -313,11 +344,14 @@
         </m:r>
       </m:oMath>
       <w:r>
+        <w:rPr>
+          <w:rFonts w:eastAsia="黑体"/>
+        </w:rPr>
         <w:t xml:space="preserve"> </w:t>
       </w:r>
       <w:r>
         <w:rPr>
-          <w:rFonts w:hint="eastAsia"/>
+          <w:rFonts w:hint="eastAsia" w:eastAsia="黑体"/>
         </w:rPr>
         <w:t xml:space="preserve">为节数）；各节内部另有各自独立的中间节点、反相/同相输入端节点与地节点。</w:t>
       </w:r>
@@ -326,11 +360,14 @@
       <w:pPr/>
       <w:r>
         <w:rPr>
-          <w:rFonts w:hint="eastAsia"/>
+          <w:rFonts w:hint="eastAsia" w:eastAsia="黑体"/>
         </w:rPr>
         <w:t xml:space="preserve">各元件管脚连接：第</w:t>
       </w:r>
       <w:r>
+        <w:rPr>
+          <w:rFonts w:eastAsia="黑体"/>
+        </w:rPr>
         <w:t xml:space="preserve"> </w:t>
       </w:r>
       <m:oMath>
@@ -339,24 +376,33 @@
         </m:r>
       </m:oMath>
       <w:r>
+        <w:rPr>
+          <w:rFonts w:eastAsia="黑体"/>
+        </w:rPr>
         <w:t xml:space="preserve"> </w:t>
       </w:r>
       <w:r>
         <w:rPr>
-          <w:rFonts w:hint="eastAsia"/>
+          <w:rFonts w:hint="eastAsia" w:eastAsia="黑体"/>
         </w:rPr>
         <w:t xml:space="preserve">个低通节的输入端接其前一级的输出端（首节的输入端接输入节点），其输出端接后一级的输入端（末节的输出端接输出节点）；每节内部的运放按</w:t>
       </w:r>
       <w:r>
+        <w:rPr>
+          <w:rFonts w:eastAsia="黑体"/>
+        </w:rPr>
         <w:t xml:space="preserve"> IN+/IN−/OUT </w:t>
       </w:r>
       <w:r>
         <w:rPr>
-          <w:rFonts w:hint="eastAsia"/>
+          <w:rFonts w:hint="eastAsia" w:eastAsia="黑体"/>
         </w:rPr>
         <w:t xml:space="preserve">与该节</w:t>
       </w:r>
       <w:r>
+        <w:rPr>
+          <w:rFonts w:eastAsia="黑体"/>
+        </w:rPr>
         <w:t xml:space="preserve"> </w:t>
       </w:r>
       <m:oMath>
@@ -365,6 +411,9 @@
         </m:r>
       </m:oMath>
       <w:r>
+        <w:rPr>
+          <w:rFonts w:eastAsia="黑体"/>
+        </w:rPr>
         <w:t xml:space="preserve">、</w:t>
       </w:r>
       <m:oMath>
@@ -373,24 +422,33 @@
         </m:r>
       </m:oMath>
       <w:r>
+        <w:rPr>
+          <w:rFonts w:eastAsia="黑体"/>
+        </w:rPr>
         <w:t xml:space="preserve"> </w:t>
       </w:r>
       <w:r>
         <w:rPr>
-          <w:rFonts w:hint="eastAsia"/>
+          <w:rFonts w:hint="eastAsia" w:eastAsia="黑体"/>
         </w:rPr>
         <w:t xml:space="preserve">相连，LC</w:t>
       </w:r>
       <w:r>
+        <w:rPr>
+          <w:rFonts w:eastAsia="黑体"/>
+        </w:rPr>
         <w:t xml:space="preserve"> </w:t>
       </w:r>
       <w:r>
         <w:rPr>
-          <w:rFonts w:hint="eastAsia"/>
+          <w:rFonts w:hint="eastAsia" w:eastAsia="黑体"/>
         </w:rPr>
         <w:t xml:space="preserve">梯形节则按</w:t>
       </w:r>
       <w:r>
+        <w:rPr>
+          <w:rFonts w:eastAsia="黑体"/>
+        </w:rPr>
         <w:t xml:space="preserve"> </w:t>
       </w:r>
       <m:oMath>
@@ -399,6 +457,9 @@
         </m:r>
       </m:oMath>
       <w:r>
+        <w:rPr>
+          <w:rFonts w:eastAsia="黑体"/>
+        </w:rPr>
         <w:t xml:space="preserve">、</w:t>
       </w:r>
       <m:oMath>
@@ -407,11 +468,14 @@
         </m:r>
       </m:oMath>
       <w:r>
+        <w:rPr>
+          <w:rFonts w:eastAsia="黑体"/>
+        </w:rPr>
         <w:t xml:space="preserve"> </w:t>
       </w:r>
       <w:r>
         <w:rPr>
-          <w:rFonts w:hint="eastAsia"/>
+          <w:rFonts w:hint="eastAsia" w:eastAsia="黑体"/>
         </w:rPr>
         <w:t xml:space="preserve">串并联接入该节自身的地节点与中间节点。</w:t>
       </w:r>
@@ -420,20 +484,26 @@
       <w:pPr/>
       <w:r>
         <w:rPr>
-          <w:rFonts w:hint="eastAsia"/>
+          <w:rFonts w:hint="eastAsia" w:eastAsia="黑体"/>
         </w:rPr>
         <w:t xml:space="preserve">由此构成”多个低通节顺序级联、逐节累积极点”的高阶低通组态，各级极点按</w:t>
       </w:r>
       <w:r>
+        <w:rPr>
+          <w:rFonts w:eastAsia="黑体"/>
+        </w:rPr>
         <w:t xml:space="preserve"> Butterworth、Chebyshev、Bessel </w:t>
       </w:r>
       <w:r>
         <w:rPr>
-          <w:rFonts w:hint="eastAsia"/>
+          <w:rFonts w:hint="eastAsia" w:eastAsia="黑体"/>
         </w:rPr>
         <w:t xml:space="preserve">等近似分布，阻带以</w:t>
       </w:r>
       <w:r>
+        <w:rPr>
+          <w:rFonts w:eastAsia="黑体"/>
+        </w:rPr>
         <w:t xml:space="preserve"> </w:t>
       </w:r>
       <m:oMath>
@@ -451,11 +521,14 @@
         </m:r>
       </m:oMath>
       <w:r>
+        <w:rPr>
+          <w:rFonts w:eastAsia="黑体"/>
+        </w:rPr>
         <w:t xml:space="preserve"> </w:t>
       </w:r>
       <w:r>
         <w:rPr>
-          <w:rFonts w:hint="eastAsia"/>
+          <w:rFonts w:hint="eastAsia" w:eastAsia="黑体"/>
         </w:rPr>
         <w:t xml:space="preserve">dB/十倍频下降，用于需要陡峭阻带衰减的场合。</w:t>
       </w:r>
@@ -468,7 +541,7 @@
       </w:pPr>
       <w:r>
         <w:rPr>
-          <w:rFonts w:hint="eastAsia"/>
+          <w:rFonts w:hint="eastAsia" w:eastAsia="黑体"/>
         </w:rPr>
         <w:t xml:space="preserve">工作原理</w:t>
       </w:r>
@@ -479,24 +552,31 @@
       </w:pPr>
       <w:r>
         <w:rPr>
-          <w:rFonts w:hint="eastAsia"/>
+          <w:rFonts w:hint="eastAsia" w:eastAsia="黑体"/>
         </w:rPr>
         <w:t xml:space="preserve">信号依次通过各级滤波节，每级在高频引入额外衰减与相移，N</w:t>
       </w:r>
       <w:r>
+        <w:rPr>
+          <w:rFonts w:eastAsia="黑体"/>
+        </w:rPr>
         <w:t xml:space="preserve"> </w:t>
       </w:r>
       <w:r>
         <w:rPr>
-          <w:rFonts w:hint="eastAsia"/>
+          <w:rFonts w:hint="eastAsia" w:eastAsia="黑体"/>
         </w:rPr>
         <w:t xml:space="preserve">阶滤波器的阻带以</w:t>
       </w:r>
       <w:r>
+        <w:rPr>
+          <w:rFonts w:eastAsia="黑体"/>
+        </w:rPr>
         <w:t xml:space="preserve"> </w:t>
       </w:r>
       <w:r>
         <w:rPr>
+          <w:rFonts w:eastAsia="黑体"/>
           <w:b/>
           <w:bCs/>
         </w:rPr>
@@ -504,36 +584,45 @@
       </w:r>
       <w:r>
         <w:rPr>
-          <w:rFonts w:hint="eastAsia"/>
+          <w:rFonts w:hint="eastAsia" w:eastAsia="黑体"/>
           <w:b/>
           <w:bCs/>
         </w:rPr>
         <w:t xml:space="preserve">dB/十倍频</w:t>
       </w:r>
       <w:r>
+        <w:rPr>
+          <w:rFonts w:eastAsia="黑体"/>
+        </w:rPr>
         <w:t xml:space="preserve"> </w:t>
       </w:r>
       <w:r>
         <w:rPr>
-          <w:rFonts w:hint="eastAsia"/>
+          <w:rFonts w:hint="eastAsia" w:eastAsia="黑体"/>
         </w:rPr>
         <w:t xml:space="preserve">的斜率下降。极点位置由所选近似函数（如</w:t>
       </w:r>
       <w:r>
+        <w:rPr>
+          <w:rFonts w:eastAsia="黑体"/>
+        </w:rPr>
         <w:t xml:space="preserve"> Butterworth </w:t>
       </w:r>
       <w:r>
         <w:rPr>
-          <w:rFonts w:hint="eastAsia"/>
+          <w:rFonts w:hint="eastAsia" w:eastAsia="黑体"/>
         </w:rPr>
         <w:t xml:space="preserve">平坦、Chebyshev</w:t>
       </w:r>
       <w:r>
+        <w:rPr>
+          <w:rFonts w:eastAsia="黑体"/>
+        </w:rPr>
         <w:t xml:space="preserve"> </w:t>
       </w:r>
       <w:r>
         <w:rPr>
-          <w:rFonts w:hint="eastAsia"/>
+          <w:rFonts w:hint="eastAsia" w:eastAsia="黑体"/>
         </w:rPr>
         <w:t xml:space="preserve">等纹波）决定，分别优化幅频平坦度或过渡带陡度。</w:t>
       </w:r>
@@ -546,7 +635,7 @@
       </w:pPr>
       <w:r>
         <w:rPr>
-          <w:rFonts w:hint="eastAsia"/>
+          <w:rFonts w:hint="eastAsia" w:eastAsia="黑体"/>
         </w:rPr>
         <w:t xml:space="preserve">关键计算公式</w:t>
       </w:r>
@@ -559,20 +648,26 @@
         </w:numPr>
       </w:pPr>
       <w:r>
+        <w:rPr>
+          <w:rFonts w:eastAsia="黑体"/>
+        </w:rPr>
         <w:t xml:space="preserve">N </w:t>
       </w:r>
       <w:r>
         <w:rPr>
-          <w:rFonts w:hint="eastAsia"/>
+          <w:rFonts w:hint="eastAsia" w:eastAsia="黑体"/>
         </w:rPr>
         <w:t xml:space="preserve">阶</w:t>
       </w:r>
       <w:r>
+        <w:rPr>
+          <w:rFonts w:eastAsia="黑体"/>
+        </w:rPr>
         <w:t xml:space="preserve"> Butterworth </w:t>
       </w:r>
       <w:r>
         <w:rPr>
-          <w:rFonts w:hint="eastAsia"/>
+          <w:rFonts w:hint="eastAsia" w:eastAsia="黑体"/>
         </w:rPr>
         <w:t xml:space="preserve">幅频响应：</w:t>
       </w:r>
@@ -708,20 +803,26 @@
         </w:numPr>
       </w:pPr>
       <w:r>
+        <w:rPr>
+          <w:rFonts w:eastAsia="黑体"/>
+        </w:rPr>
         <w:t xml:space="preserve">Butterworth </w:t>
       </w:r>
       <w:r>
         <w:rPr>
-          <w:rFonts w:hint="eastAsia"/>
+          <w:rFonts w:hint="eastAsia" w:eastAsia="黑体"/>
         </w:rPr>
         <w:t xml:space="preserve">极点（s</w:t>
       </w:r>
       <w:r>
+        <w:rPr>
+          <w:rFonts w:eastAsia="黑体"/>
+        </w:rPr>
         <w:t xml:space="preserve"> </w:t>
       </w:r>
       <w:r>
         <w:rPr>
-          <w:rFonts w:hint="eastAsia"/>
+          <w:rFonts w:hint="eastAsia" w:eastAsia="黑体"/>
         </w:rPr>
         <w:t xml:space="preserve">平面，单位圆上）：</w:t>
       </w:r>
@@ -896,7 +997,7 @@
       </w:pPr>
       <w:r>
         <w:rPr>
-          <w:rFonts w:hint="eastAsia"/>
+          <w:rFonts w:hint="eastAsia" w:eastAsia="黑体"/>
         </w:rPr>
         <w:t xml:space="preserve">阻带衰减斜率：</w:t>
       </w:r>
@@ -958,7 +1059,7 @@
       </w:pPr>
       <w:r>
         <w:rPr>
-          <w:rFonts w:hint="eastAsia"/>
+          <w:rFonts w:hint="eastAsia" w:eastAsia="黑体"/>
         </w:rPr>
         <w:t xml:space="preserve">级联总传递函数：</w:t>
       </w:r>
@@ -1121,7 +1222,7 @@
             </w:pPr>
             <w:r>
               <w:rPr>
-                <w:rFonts w:hint="eastAsia"/>
+                <w:rFonts w:hint="eastAsia" w:eastAsia="黑体"/>
               </w:rPr>
               <w:t xml:space="preserve">符号</w:t>
             </w:r>
@@ -1135,7 +1236,7 @@
             </w:pPr>
             <w:r>
               <w:rPr>
-                <w:rFonts w:hint="eastAsia"/>
+                <w:rFonts w:hint="eastAsia" w:eastAsia="黑体"/>
               </w:rPr>
               <w:t xml:space="preserve">含义</w:t>
             </w:r>
@@ -1149,7 +1250,7 @@
             </w:pPr>
             <w:r>
               <w:rPr>
-                <w:rFonts w:hint="eastAsia"/>
+                <w:rFonts w:hint="eastAsia" w:eastAsia="黑体"/>
               </w:rPr>
               <w:t xml:space="preserve">单位</w:t>
             </w:r>
@@ -1169,6 +1270,9 @@
               </m:r>
             </m:oMath>
             <w:r>
+              <w:rPr>
+                <w:rFonts w:eastAsia="黑体"/>
+              </w:rPr>
               <w:t xml:space="preserve">​</w:t>
             </w:r>
           </w:p>
@@ -1181,7 +1285,7 @@
             </w:pPr>
             <w:r>
               <w:rPr>
-                <w:rFonts w:hint="eastAsia"/>
+                <w:rFonts w:hint="eastAsia" w:eastAsia="黑体"/>
               </w:rPr>
               <w:t xml:space="preserve">滤波器阶数</w:t>
             </w:r>
@@ -1195,7 +1299,7 @@
             </w:pPr>
             <w:r>
               <w:rPr>
-                <w:rFonts w:hint="eastAsia"/>
+                <w:rFonts w:hint="eastAsia" w:eastAsia="黑体"/>
               </w:rPr>
               <w:t xml:space="preserve">无量纲</w:t>
             </w:r>
@@ -1215,6 +1319,9 @@
               </m:r>
             </m:oMath>
             <w:r>
+              <w:rPr>
+                <w:rFonts w:eastAsia="黑体"/>
+              </w:rPr>
               <w:t xml:space="preserve">​</w:t>
             </w:r>
           </w:p>
@@ -1227,7 +1334,7 @@
             </w:pPr>
             <w:r>
               <w:rPr>
-                <w:rFonts w:hint="eastAsia"/>
+                <w:rFonts w:hint="eastAsia" w:eastAsia="黑体"/>
               </w:rPr>
               <w:t xml:space="preserve">角频率</w:t>
             </w:r>
@@ -1240,6 +1347,9 @@
               <w:pStyle w:val="Compact"/>
             </w:pPr>
             <w:r>
+              <w:rPr>
+                <w:rFonts w:eastAsia="黑体"/>
+              </w:rPr>
               <w:t xml:space="preserve">rad/s</w:t>
             </w:r>
           </w:p>
@@ -1267,6 +1377,9 @@
               </m:sSub>
             </m:oMath>
             <w:r>
+              <w:rPr>
+                <w:rFonts w:eastAsia="黑体"/>
+              </w:rPr>
               <w:t xml:space="preserve">​</w:t>
             </w:r>
           </w:p>
@@ -1279,7 +1392,7 @@
             </w:pPr>
             <w:r>
               <w:rPr>
-                <w:rFonts w:hint="eastAsia"/>
+                <w:rFonts w:hint="eastAsia" w:eastAsia="黑体"/>
               </w:rPr>
               <w:t xml:space="preserve">截止角频率</w:t>
             </w:r>
@@ -1292,6 +1405,9 @@
               <w:pStyle w:val="Compact"/>
             </w:pPr>
             <w:r>
+              <w:rPr>
+                <w:rFonts w:eastAsia="黑体"/>
+              </w:rPr>
               <w:t xml:space="preserve">rad/s</w:t>
             </w:r>
           </w:p>
@@ -1319,6 +1435,9 @@
               </m:sSub>
             </m:oMath>
             <w:r>
+              <w:rPr>
+                <w:rFonts w:eastAsia="黑体"/>
+              </w:rPr>
               <w:t xml:space="preserve">​</w:t>
             </w:r>
           </w:p>
@@ -1331,16 +1450,19 @@
             </w:pPr>
             <w:r>
               <w:rPr>
-                <w:rFonts w:hint="eastAsia"/>
+                <w:rFonts w:hint="eastAsia" w:eastAsia="黑体"/>
               </w:rPr>
               <w:t xml:space="preserve">第</w:t>
             </w:r>
             <w:r>
+              <w:rPr>
+                <w:rFonts w:eastAsia="黑体"/>
+              </w:rPr>
               <w:t xml:space="preserve"> k </w:t>
             </w:r>
             <w:r>
               <w:rPr>
-                <w:rFonts w:hint="eastAsia"/>
+                <w:rFonts w:hint="eastAsia" w:eastAsia="黑体"/>
               </w:rPr>
               <w:t xml:space="preserve">个极点</w:t>
             </w:r>
@@ -1353,6 +1475,9 @@
               <w:pStyle w:val="Compact"/>
             </w:pPr>
             <w:r>
+              <w:rPr>
+                <w:rFonts w:eastAsia="黑体"/>
+              </w:rPr>
               <w:t xml:space="preserve">rad/s</w:t>
             </w:r>
           </w:p>
@@ -1395,6 +1520,9 @@
               </m:r>
             </m:oMath>
             <w:r>
+              <w:rPr>
+                <w:rFonts w:eastAsia="黑体"/>
+              </w:rPr>
               <w:t xml:space="preserve">​</w:t>
             </w:r>
           </w:p>
@@ -1407,7 +1535,7 @@
             </w:pPr>
             <w:r>
               <w:rPr>
-                <w:rFonts w:hint="eastAsia"/>
+                <w:rFonts w:hint="eastAsia" w:eastAsia="黑体"/>
               </w:rPr>
               <w:t xml:space="preserve">各级传递函数</w:t>
             </w:r>
@@ -1421,7 +1549,7 @@
             </w:pPr>
             <w:r>
               <w:rPr>
-                <w:rFonts w:hint="eastAsia"/>
+                <w:rFonts w:hint="eastAsia" w:eastAsia="黑体"/>
               </w:rPr>
               <w:t xml:space="preserve">无量纲</w:t>
             </w:r>
@@ -1437,7 +1565,7 @@
       </w:pPr>
       <w:r>
         <w:rPr>
-          <w:rFonts w:hint="eastAsia"/>
+          <w:rFonts w:hint="eastAsia" w:eastAsia="黑体"/>
         </w:rPr>
         <w:t xml:space="preserve">元件调整影响</w:t>
       </w:r>
@@ -1452,7 +1580,7 @@
       </w:pPr>
       <w:r>
         <w:rPr>
-          <w:rFonts w:hint="eastAsia"/>
+          <w:rFonts w:hint="eastAsia" w:eastAsia="黑体"/>
           <w:b/>
           <w:bCs/>
         </w:rPr>
@@ -1460,6 +1588,7 @@
       </w:r>
       <w:r>
         <w:rPr>
+          <w:rFonts w:eastAsia="黑体"/>
           <w:b/>
           <w:bCs/>
         </w:rPr>
@@ -1467,21 +1596,27 @@
       </w:r>
       <w:r>
         <w:rPr>
-          <w:rFonts w:hint="eastAsia"/>
+          <w:rFonts w:hint="eastAsia" w:eastAsia="黑体"/>
           <w:b/>
           <w:bCs/>
         </w:rPr>
         <w:t xml:space="preserve">增大</w:t>
       </w:r>
       <w:r>
+        <w:rPr>
+          <w:rFonts w:eastAsia="黑体"/>
+        </w:rPr>
         <w:t xml:space="preserve"> </w:t>
       </w:r>
       <w:r>
+        <w:rPr>
+          <w:rFonts w:eastAsia="黑体"/>
+        </w:rPr>
         <w:t xml:space="preserve">→ </w:t>
       </w:r>
       <w:r>
         <w:rPr>
-          <w:rFonts w:hint="eastAsia"/>
+          <w:rFonts w:hint="eastAsia" w:eastAsia="黑体"/>
         </w:rPr>
         <w:t xml:space="preserve">阻带衰减更陡，过渡带更窄，但元件数与敏感度上升。</w:t>
       </w:r>
@@ -1496,7 +1631,7 @@
       </w:pPr>
       <w:r>
         <w:rPr>
-          <w:rFonts w:hint="eastAsia"/>
+          <w:rFonts w:hint="eastAsia" w:eastAsia="黑体"/>
           <w:b/>
           <w:bCs/>
         </w:rPr>
@@ -1504,6 +1639,7 @@
       </w:r>
       <w:r>
         <w:rPr>
+          <w:rFonts w:eastAsia="黑体"/>
           <w:b/>
           <w:bCs/>
         </w:rPr>
@@ -1525,6 +1661,7 @@
       </m:oMath>
       <w:r>
         <w:rPr>
+          <w:rFonts w:eastAsia="黑体"/>
           <w:b/>
           <w:bCs/>
         </w:rPr>
@@ -1532,34 +1669,46 @@
       </w:r>
       <w:r>
         <w:rPr>
-          <w:rFonts w:hint="eastAsia"/>
+          <w:rFonts w:hint="eastAsia" w:eastAsia="黑体"/>
           <w:b/>
           <w:bCs/>
         </w:rPr>
         <w:t xml:space="preserve">按近似函数缩放</w:t>
       </w:r>
       <w:r>
+        <w:rPr>
+          <w:rFonts w:eastAsia="黑体"/>
+        </w:rPr>
         <w:t xml:space="preserve"> </w:t>
       </w:r>
       <w:r>
+        <w:rPr>
+          <w:rFonts w:eastAsia="黑体"/>
+        </w:rPr>
         <w:t xml:space="preserve">→ </w:t>
       </w:r>
       <w:r>
         <w:rPr>
-          <w:rFonts w:hint="eastAsia"/>
+          <w:rFonts w:hint="eastAsia" w:eastAsia="黑体"/>
         </w:rPr>
         <w:t xml:space="preserve">决定幅频平坦度（Butterworth</w:t>
       </w:r>
       <w:r>
+        <w:rPr>
+          <w:rFonts w:eastAsia="黑体"/>
+        </w:rPr>
         <w:t xml:space="preserve"> </w:t>
       </w:r>
       <w:r>
         <w:rPr>
-          <w:rFonts w:hint="eastAsia"/>
+          <w:rFonts w:hint="eastAsia" w:eastAsia="黑体"/>
         </w:rPr>
         <w:t xml:space="preserve">各节</w:t>
       </w:r>
       <w:r>
+        <w:rPr>
+          <w:rFonts w:eastAsia="黑体"/>
+        </w:rPr>
         <w:t xml:space="preserve"> </w:t>
       </w:r>
       <m:oMath>
@@ -1577,11 +1726,14 @@
         </m:sSub>
       </m:oMath>
       <w:r>
+        <w:rPr>
+          <w:rFonts w:eastAsia="黑体"/>
+        </w:rPr>
         <w:t xml:space="preserve"> </w:t>
       </w:r>
       <w:r>
         <w:rPr>
-          <w:rFonts w:hint="eastAsia"/>
+          <w:rFonts w:hint="eastAsia" w:eastAsia="黑体"/>
         </w:rPr>
         <w:t xml:space="preserve">不同）。</w:t>
       </w:r>
@@ -1596,30 +1748,39 @@
       </w:pPr>
       <w:r>
         <w:rPr>
-          <w:rFonts w:hint="eastAsia"/>
+          <w:rFonts w:hint="eastAsia" w:eastAsia="黑体"/>
           <w:b/>
           <w:bCs/>
         </w:rPr>
         <w:t xml:space="preserve">级联顺序交换</w:t>
       </w:r>
       <w:r>
+        <w:rPr>
+          <w:rFonts w:eastAsia="黑体"/>
+        </w:rPr>
         <w:t xml:space="preserve"> </w:t>
       </w:r>
       <w:r>
+        <w:rPr>
+          <w:rFonts w:eastAsia="黑体"/>
+        </w:rPr>
         <w:t xml:space="preserve">→ </w:t>
       </w:r>
       <w:r>
         <w:rPr>
-          <w:rFonts w:hint="eastAsia"/>
+          <w:rFonts w:hint="eastAsia" w:eastAsia="黑体"/>
         </w:rPr>
         <w:t xml:space="preserve">影响动态范围与噪声，通常把高</w:t>
       </w:r>
       <w:r>
+        <w:rPr>
+          <w:rFonts w:eastAsia="黑体"/>
+        </w:rPr>
         <w:t xml:space="preserve"> Q </w:t>
       </w:r>
       <w:r>
         <w:rPr>
-          <w:rFonts w:hint="eastAsia"/>
+          <w:rFonts w:hint="eastAsia" w:eastAsia="黑体"/>
         </w:rPr>
         <w:t xml:space="preserve">节放在后面。</w:t>
       </w:r>
@@ -1634,7 +1795,7 @@
       </w:pPr>
       <w:r>
         <w:rPr>
-          <w:rFonts w:hint="eastAsia"/>
+          <w:rFonts w:hint="eastAsia" w:eastAsia="黑体"/>
           <w:b/>
           <w:bCs/>
         </w:rPr>
@@ -1642,6 +1803,7 @@
       </w:r>
       <w:r>
         <w:rPr>
+          <w:rFonts w:eastAsia="黑体"/>
           <w:b/>
           <w:bCs/>
         </w:rPr>
@@ -1649,21 +1811,27 @@
       </w:r>
       <w:r>
         <w:rPr>
-          <w:rFonts w:hint="eastAsia"/>
+          <w:rFonts w:hint="eastAsia" w:eastAsia="黑体"/>
           <w:b/>
           <w:bCs/>
         </w:rPr>
         <w:t xml:space="preserve">偏高（Chebyshev）</w:t>
       </w:r>
       <w:r>
+        <w:rPr>
+          <w:rFonts w:eastAsia="黑体"/>
+        </w:rPr>
         <w:t xml:space="preserve"> </w:t>
       </w:r>
       <w:r>
+        <w:rPr>
+          <w:rFonts w:eastAsia="黑体"/>
+        </w:rPr>
         <w:t xml:space="preserve">→ </w:t>
       </w:r>
       <w:r>
         <w:rPr>
-          <w:rFonts w:hint="eastAsia"/>
+          <w:rFonts w:hint="eastAsia" w:eastAsia="黑体"/>
         </w:rPr>
         <w:t xml:space="preserve">通带出现纹波，过渡带更陡。</w:t>
       </w:r>
@@ -1676,7 +1844,7 @@
       </w:pPr>
       <w:r>
         <w:rPr>
-          <w:rFonts w:hint="eastAsia"/>
+          <w:rFonts w:hint="eastAsia" w:eastAsia="黑体"/>
         </w:rPr>
         <w:t xml:space="preserve">典型参数示例</w:t>
       </w:r>
@@ -1690,15 +1858,21 @@
         </w:numPr>
       </w:pPr>
       <w:r>
+        <w:rPr>
+          <w:rFonts w:eastAsia="黑体"/>
+        </w:rPr>
         <w:t xml:space="preserve">4 </w:t>
       </w:r>
       <w:r>
         <w:rPr>
-          <w:rFonts w:hint="eastAsia"/>
+          <w:rFonts w:hint="eastAsia" w:eastAsia="黑体"/>
         </w:rPr>
         <w:t xml:space="preserve">阶</w:t>
       </w:r>
       <w:r>
+        <w:rPr>
+          <w:rFonts w:eastAsia="黑体"/>
+        </w:rPr>
         <w:t xml:space="preserve"> Butterworth、</w:t>
       </w:r>
       <m:oMath>
@@ -1736,11 +1910,14 @@
       </m:oMath>
       <w:r>
         <w:rPr>
-          <w:rFonts w:hint="eastAsia"/>
+          <w:rFonts w:hint="eastAsia" w:eastAsia="黑体"/>
         </w:rPr>
         <w:t xml:space="preserve">，在</w:t>
       </w:r>
       <w:r>
+        <w:rPr>
+          <w:rFonts w:eastAsia="黑体"/>
+        </w:rPr>
         <w:t xml:space="preserve"> </w:t>
       </w:r>
       <m:oMath>
@@ -1790,7 +1967,7 @@
       </m:oMath>
       <w:r>
         <w:rPr>
-          <w:rFonts w:hint="eastAsia"/>
+          <w:rFonts w:hint="eastAsia" w:eastAsia="黑体"/>
         </w:rPr>
         <w:t xml:space="preserve">：</w:t>
       </w:r>
@@ -1940,11 +2117,14 @@
       </m:oMath>
       <w:r>
         <w:rPr>
-          <w:rFonts w:hint="eastAsia"/>
+          <w:rFonts w:hint="eastAsia" w:eastAsia="黑体"/>
         </w:rPr>
         <w:t xml:space="preserve">，衰减</w:t>
       </w:r>
       <w:r>
+        <w:rPr>
+          <w:rFonts w:eastAsia="黑体"/>
+        </w:rPr>
         <w:t xml:space="preserve"> </w:t>
       </w:r>
       <m:oMath>
@@ -1969,6 +2149,9 @@
         </m:r>
       </m:oMath>
       <w:r>
+        <w:rPr>
+          <w:rFonts w:eastAsia="黑体"/>
+        </w:rPr>
         <w:t xml:space="preserve">。</w:t>
       </w:r>
     </w:p>
@@ -1982,29 +2165,38 @@
       </w:pPr>
       <w:r>
         <w:rPr>
-          <w:rFonts w:hint="eastAsia"/>
+          <w:rFonts w:hint="eastAsia" w:eastAsia="黑体"/>
         </w:rPr>
         <w:t xml:space="preserve">比较：2</w:t>
       </w:r>
       <w:r>
+        <w:rPr>
+          <w:rFonts w:eastAsia="黑体"/>
+        </w:rPr>
         <w:t xml:space="preserve"> </w:t>
       </w:r>
       <w:r>
         <w:rPr>
-          <w:rFonts w:hint="eastAsia"/>
+          <w:rFonts w:hint="eastAsia" w:eastAsia="黑体"/>
         </w:rPr>
         <w:t xml:space="preserve">阶在</w:t>
       </w:r>
       <w:r>
+        <w:rPr>
+          <w:rFonts w:eastAsia="黑体"/>
+        </w:rPr>
         <w:t xml:space="preserve"> 10 kHz </w:t>
       </w:r>
       <w:r>
         <w:rPr>
-          <w:rFonts w:hint="eastAsia"/>
+          <w:rFonts w:hint="eastAsia" w:eastAsia="黑体"/>
         </w:rPr>
         <w:t xml:space="preserve">处仅</w:t>
       </w:r>
       <w:r>
+        <w:rPr>
+          <w:rFonts w:eastAsia="黑体"/>
+        </w:rPr>
         <w:t xml:space="preserve"> </w:t>
       </w:r>
       <m:oMath>
@@ -2030,25 +2222,31 @@
       </m:oMath>
       <w:r>
         <w:rPr>
-          <w:rFonts w:hint="eastAsia"/>
+          <w:rFonts w:hint="eastAsia" w:eastAsia="黑体"/>
         </w:rPr>
         <w:t xml:space="preserve">，4</w:t>
       </w:r>
       <w:r>
+        <w:rPr>
+          <w:rFonts w:eastAsia="黑体"/>
+        </w:rPr>
         <w:t xml:space="preserve"> </w:t>
       </w:r>
       <w:r>
         <w:rPr>
-          <w:rFonts w:hint="eastAsia"/>
+          <w:rFonts w:hint="eastAsia" w:eastAsia="黑体"/>
         </w:rPr>
         <w:t xml:space="preserve">阶多衰减</w:t>
       </w:r>
       <w:r>
+        <w:rPr>
+          <w:rFonts w:eastAsia="黑体"/>
+        </w:rPr>
         <w:t xml:space="preserve"> 40 </w:t>
       </w:r>
       <w:r>
         <w:rPr>
-          <w:rFonts w:hint="eastAsia"/>
+          <w:rFonts w:hint="eastAsia" w:eastAsia="黑体"/>
         </w:rPr>
         <w:t xml:space="preserve">dB，体现高阶陡度优势。</w:t>
       </w:r>
@@ -2061,7 +2259,7 @@
       </w:pPr>
       <w:r>
         <w:rPr>
-          <w:rFonts w:hint="eastAsia"/>
+          <w:rFonts w:hint="eastAsia" w:eastAsia="黑体"/>
         </w:rPr>
         <w:t xml:space="preserve">常见器件型号</w:t>
       </w:r>
@@ -2076,7 +2274,7 @@
       </w:pPr>
       <w:r>
         <w:rPr>
-          <w:rFonts w:hint="eastAsia"/>
+          <w:rFonts w:hint="eastAsia" w:eastAsia="黑体"/>
         </w:rPr>
         <w:t xml:space="preserve">运放：TL074、LF347（四运放）、OPA4134。</w:t>
       </w:r>
@@ -2091,7 +2289,7 @@
       </w:pPr>
       <w:r>
         <w:rPr>
-          <w:rFonts w:hint="eastAsia"/>
+          <w:rFonts w:hint="eastAsia" w:eastAsia="黑体"/>
         </w:rPr>
         <w:t xml:space="preserve">集成开关电容滤波器：LTC1064、MAX294。</w:t>
       </w:r>
@@ -2106,7 +2304,7 @@
       </w:pPr>
       <w:r>
         <w:rPr>
-          <w:rFonts w:hint="eastAsia"/>
+          <w:rFonts w:hint="eastAsia" w:eastAsia="黑体"/>
         </w:rPr>
         <w:t xml:space="preserve">常用：按需选型。</w:t>
       </w:r>
@@ -2119,7 +2317,7 @@
       </w:pPr>
       <w:r>
         <w:rPr>
-          <w:rFonts w:hint="eastAsia"/>
+          <w:rFonts w:hint="eastAsia" w:eastAsia="黑体"/>
         </w:rPr>
         <w:t xml:space="preserve">注意事项</w:t>
       </w:r>
@@ -2134,16 +2332,19 @@
       </w:pPr>
       <w:r>
         <w:rPr>
-          <w:rFonts w:hint="eastAsia"/>
+          <w:rFonts w:hint="eastAsia" w:eastAsia="黑体"/>
         </w:rPr>
         <w:t xml:space="preserve">高阶无源</w:t>
       </w:r>
       <w:r>
+        <w:rPr>
+          <w:rFonts w:eastAsia="黑体"/>
+        </w:rPr>
         <w:t xml:space="preserve"> LC </w:t>
       </w:r>
       <w:r>
         <w:rPr>
-          <w:rFonts w:hint="eastAsia"/>
+          <w:rFonts w:hint="eastAsia" w:eastAsia="黑体"/>
         </w:rPr>
         <w:t xml:space="preserve">梯形对元件容差敏感，尤其靠近截止频率的节。</w:t>
       </w:r>
@@ -2158,7 +2359,7 @@
       </w:pPr>
       <w:r>
         <w:rPr>
-          <w:rFonts w:hint="eastAsia"/>
+          <w:rFonts w:hint="eastAsia" w:eastAsia="黑体"/>
         </w:rPr>
         <w:t xml:space="preserve">级联有源滤波需考虑各级噪声累加与动态范围分配。</w:t>
       </w:r>
@@ -2173,11 +2374,14 @@
       </w:pPr>
       <w:r>
         <w:rPr>
-          <w:rFonts w:hint="eastAsia"/>
+          <w:rFonts w:hint="eastAsia" w:eastAsia="黑体"/>
         </w:rPr>
         <w:t xml:space="preserve">有源实现中运放带宽需远高于</w:t>
       </w:r>
       <w:r>
+        <w:rPr>
+          <w:rFonts w:eastAsia="黑体"/>
+        </w:rPr>
         <w:t xml:space="preserve"> </w:t>
       </w:r>
       <m:oMath>
@@ -2195,20 +2399,26 @@
         </m:sSub>
       </m:oMath>
       <w:r>
+        <w:rPr>
+          <w:rFonts w:eastAsia="黑体"/>
+        </w:rPr>
         <w:t xml:space="preserve"> </w:t>
       </w:r>
       <w:r>
         <w:rPr>
-          <w:rFonts w:hint="eastAsia"/>
+          <w:rFonts w:hint="eastAsia" w:eastAsia="黑体"/>
         </w:rPr>
         <w:t xml:space="preserve">与最高</w:t>
       </w:r>
       <w:r>
+        <w:rPr>
+          <w:rFonts w:eastAsia="黑体"/>
+        </w:rPr>
         <w:t xml:space="preserve"> Q </w:t>
       </w:r>
       <w:r>
         <w:rPr>
-          <w:rFonts w:hint="eastAsia"/>
+          <w:rFonts w:hint="eastAsia" w:eastAsia="黑体"/>
         </w:rPr>
         <w:t xml:space="preserve">频率，否则响应偏离设计。</w:t>
       </w:r>
@@ -2221,7 +2431,7 @@
       </w:pPr>
       <w:r>
         <w:rPr>
-          <w:rFonts w:hint="eastAsia"/>
+          <w:rFonts w:hint="eastAsia" w:eastAsia="黑体"/>
         </w:rPr>
         <w:t xml:space="preserve">参考资料</w:t>
       </w:r>
@@ -2235,6 +2445,9 @@
         </w:numPr>
       </w:pPr>
       <w:r>
+        <w:rPr>
+          <w:rFonts w:eastAsia="黑体"/>
+        </w:rPr>
         <w:t xml:space="preserve">Wikipedia: Butterworth filter / Chebyshev filter。</w:t>
       </w:r>
     </w:p>
@@ -2248,7 +2461,7 @@
       </w:pPr>
       <w:r>
         <w:rPr>
-          <w:rFonts w:hint="eastAsia"/>
+          <w:rFonts w:hint="eastAsia" w:eastAsia="黑体"/>
         </w:rPr>
         <w:t xml:space="preserve">《信号与系统》相关章节。</w:t>
       </w:r>
@@ -2262,20 +2475,26 @@
         </w:numPr>
       </w:pPr>
       <w:r>
+        <w:rPr>
+          <w:rFonts w:eastAsia="黑体"/>
+        </w:rPr>
         <w:t xml:space="preserve">ADI </w:t>
       </w:r>
       <w:r>
         <w:rPr>
-          <w:rFonts w:hint="eastAsia"/>
+          <w:rFonts w:hint="eastAsia" w:eastAsia="黑体"/>
         </w:rPr>
         <w:t xml:space="preserve">滤波器设计向导（Filter</w:t>
       </w:r>
       <w:r>
+        <w:rPr>
+          <w:rFonts w:eastAsia="黑体"/>
+        </w:rPr>
         <w:t xml:space="preserve"> </w:t>
       </w:r>
       <w:r>
         <w:rPr>
-          <w:rFonts w:hint="eastAsia"/>
+          <w:rFonts w:hint="eastAsia" w:eastAsia="黑体"/>
         </w:rPr>
         <w:t xml:space="preserve">Wizard）。</w:t>
       </w:r>
@@ -2289,11 +2508,11 @@
       </w:pPr>
       <w:r>
         <w:rPr>
-          <w:rFonts w:ascii="Times New Roman" w:hAnsi="Times New Roman"/>
+          <w:rFonts w:ascii="Times New Roman" w:hAnsi="Times New Roman" w:eastAsia="黑体"/>
           <w:color w:val="555555"/>
           <w:sz w:val="21"/>
         </w:rPr>
-        <w:t>材料收集者：杜文杰</w:t>
+        <w:t>材料收集者：杜文杰，WX手机：19519196569，QQ:3478827729</w:t>
       </w:r>
     </w:p>
     <w:sectPr>
@@ -2313,7 +2532,7 @@
 </file>
 
 <file path=word/footer1.xml><?xml version="1.0" encoding="utf-8"?>
-<w:ftr xmlns:m="http://schemas.openxmlformats.org/officeDocument/2006/math" xmlns:mc="http://schemas.openxmlformats.org/markup-compatibility/2006" xmlns:mo="http://schemas.microsoft.com/office/mac/office/2008/main" xmlns:mv="urn:schemas-microsoft-com:mac:vml" xmlns:o="urn:schemas-microsoft-com:office:office" xmlns:r="http://schemas.openxmlformats.org/officeDocument/2006/relationships" xmlns:v="urn:schemas-microsoft-com:vml" xmlns:w10="urn:schemas-microsoft-com:office:word" xmlns:w14="http://schemas.microsoft.com/office/word/2010/wordml" xmlns:w="http://schemas.openxmlformats.org/wordprocessingml/2006/main" xmlns:wne="http://schemas.microsoft.com/office/word/2006/wordml" xmlns:wp14="http://schemas.microsoft.com/office/word/2010/wordprocessingDrawing" xmlns:wp="http://schemas.openxmlformats.org/drawingml/2006/wordprocessingDrawing" xmlns:wpc="http://schemas.microsoft.com/office/word/2010/wordprocessingCanvas" xmlns:wpg="http://schemas.microsoft.com/office/word/2010/wordprocessingGroup" xmlns:wpi="http://schemas.microsoft.com/office/word/2010/wordprocessingInk" xmlns:wps="http://schemas.microsoft.com/office/word/2010/wordprocessingShape" mc:Ignorable="w14 wp14">
+<w:ftr xmlns:mc="http://schemas.openxmlformats.org/markup-compatibility/2006" xmlns:w="http://schemas.openxmlformats.org/wordprocessingml/2006/main" xmlns:m="http://schemas.openxmlformats.org/officeDocument/2006/math" xmlns:mo="http://schemas.microsoft.com/office/mac/office/2008/main" xmlns:mv="urn:schemas-microsoft-com:mac:vml" xmlns:o="urn:schemas-microsoft-com:office:office" xmlns:r="http://schemas.openxmlformats.org/officeDocument/2006/relationships" xmlns:v="urn:schemas-microsoft-com:vml" xmlns:w10="urn:schemas-microsoft-com:office:word" xmlns:w14="http://schemas.microsoft.com/office/word/2010/wordml" xmlns:wne="http://schemas.microsoft.com/office/word/2006/wordml" xmlns:wp14="http://schemas.microsoft.com/office/word/2010/wordprocessingDrawing" xmlns:wp="http://schemas.openxmlformats.org/drawingml/2006/wordprocessingDrawing" xmlns:wpc="http://schemas.microsoft.com/office/word/2010/wordprocessingCanvas" xmlns:wpg="http://schemas.microsoft.com/office/word/2010/wordprocessingGroup" xmlns:wpi="http://schemas.microsoft.com/office/word/2010/wordprocessingInk" xmlns:wps="http://schemas.microsoft.com/office/word/2010/wordprocessingShape" mc:Ignorable="w14 wp14">
   <w:p>
     <w:pPr>
       <w:pStyle w:val="Footer"/>
@@ -2321,12 +2540,14 @@
     </w:pPr>
     <w:r>
       <w:rPr>
+        <w:rFonts w:eastAsia="黑体"/>
         <w:sz w:val="18"/>
       </w:rPr>
       <w:t xml:space="preserve">第 </w:t>
     </w:r>
     <w:r>
       <w:rPr>
+        <w:rFonts w:eastAsia="黑体"/>
         <w:sz w:val="18"/>
       </w:rPr>
       <w:fldChar w:fldCharType="begin"/>
@@ -2335,6 +2556,7 @@
     </w:r>
     <w:r>
       <w:rPr>
+        <w:rFonts w:eastAsia="黑体"/>
         <w:sz w:val="18"/>
       </w:rPr>
       <w:t xml:space="preserve"> 页</w:t>
@@ -2348,6 +2570,9 @@
   <w:footnote w:type="continuationSeparator" w:id="0">
     <w:p>
       <w:r>
+        <w:rPr>
+          <w:rFonts w:eastAsia="黑体"/>
+        </w:rPr>
         <w:continuationSeparator/>
       </w:r>
     </w:p>
@@ -2355,6 +2580,9 @@
   <w:footnote w:type="separator" w:id="-1">
     <w:p>
       <w:r>
+        <w:rPr>
+          <w:rFonts w:eastAsia="黑体"/>
+        </w:rPr>
         <w:separator/>
       </w:r>
     </w:p>
@@ -2363,7 +2591,7 @@
 </file>
 
 <file path=word/header1.xml><?xml version="1.0" encoding="utf-8"?>
-<w:hdr xmlns:m="http://schemas.openxmlformats.org/officeDocument/2006/math" xmlns:mc="http://schemas.openxmlformats.org/markup-compatibility/2006" xmlns:mo="http://schemas.microsoft.com/office/mac/office/2008/main" xmlns:mv="urn:schemas-microsoft-com:mac:vml" xmlns:o="urn:schemas-microsoft-com:office:office" xmlns:r="http://schemas.openxmlformats.org/officeDocument/2006/relationships" xmlns:v="urn:schemas-microsoft-com:vml" xmlns:w10="urn:schemas-microsoft-com:office:word" xmlns:w14="http://schemas.microsoft.com/office/word/2010/wordml" xmlns:w="http://schemas.openxmlformats.org/wordprocessingml/2006/main" xmlns:wne="http://schemas.microsoft.com/office/word/2006/wordml" xmlns:wp14="http://schemas.microsoft.com/office/word/2010/wordprocessingDrawing" xmlns:wp="http://schemas.openxmlformats.org/drawingml/2006/wordprocessingDrawing" xmlns:wpc="http://schemas.microsoft.com/office/word/2010/wordprocessingCanvas" xmlns:wpg="http://schemas.microsoft.com/office/word/2010/wordprocessingGroup" xmlns:wpi="http://schemas.microsoft.com/office/word/2010/wordprocessingInk" xmlns:wps="http://schemas.microsoft.com/office/word/2010/wordprocessingShape" mc:Ignorable="w14 wp14">
+<w:hdr xmlns:mc="http://schemas.openxmlformats.org/markup-compatibility/2006" xmlns:w="http://schemas.openxmlformats.org/wordprocessingml/2006/main" xmlns:m="http://schemas.openxmlformats.org/officeDocument/2006/math" xmlns:mo="http://schemas.microsoft.com/office/mac/office/2008/main" xmlns:mv="urn:schemas-microsoft-com:mac:vml" xmlns:o="urn:schemas-microsoft-com:office:office" xmlns:r="http://schemas.openxmlformats.org/officeDocument/2006/relationships" xmlns:v="urn:schemas-microsoft-com:vml" xmlns:w10="urn:schemas-microsoft-com:office:word" xmlns:w14="http://schemas.microsoft.com/office/word/2010/wordml" xmlns:wne="http://schemas.microsoft.com/office/word/2006/wordml" xmlns:wp14="http://schemas.microsoft.com/office/word/2010/wordprocessingDrawing" xmlns:wp="http://schemas.openxmlformats.org/drawingml/2006/wordprocessingDrawing" xmlns:wpc="http://schemas.microsoft.com/office/word/2010/wordprocessingCanvas" xmlns:wpg="http://schemas.microsoft.com/office/word/2010/wordprocessingGroup" xmlns:wpi="http://schemas.microsoft.com/office/word/2010/wordprocessingInk" xmlns:wps="http://schemas.microsoft.com/office/word/2010/wordprocessingShape" mc:Ignorable="w14 wp14">
   <w:p>
     <w:pPr>
       <w:pStyle w:val="Header"/>
@@ -2371,7 +2599,7 @@
     </w:pPr>
     <w:r>
       <w:rPr>
-        <w:rFonts w:ascii="Times New Roman" w:hAnsi="Times New Roman"/>
+        <w:rFonts w:ascii="Times New Roman" w:hAnsi="Times New Roman" w:eastAsia="黑体"/>
         <w:sz w:val="18"/>
         <w:rFonts w:eastAsia="黑体"/>
         <w:rFonts w:eastAsia="黑体"/>
@@ -2383,7 +2611,7 @@
 </file>
 
 <file path=word/numbering.xml><?xml version="1.0" encoding="utf-8"?>
-<w:numbering xmlns:m="http://schemas.openxmlformats.org/officeDocument/2006/math" xmlns:mc="http://schemas.openxmlformats.org/markup-compatibility/2006" xmlns:mo="http://schemas.microsoft.com/office/mac/office/2008/main" xmlns:mv="urn:schemas-microsoft-com:mac:vml" xmlns:o="urn:schemas-microsoft-com:office:office" xmlns:r="http://schemas.openxmlformats.org/officeDocument/2006/relationships" xmlns:v="urn:schemas-microsoft-com:vml" xmlns:w="http://schemas.openxmlformats.org/wordprocessingml/2006/main" xmlns:w10="urn:schemas-microsoft-com:office:word" xmlns:w14="http://schemas.microsoft.com/office/word/2010/wordml" xmlns:wne="http://schemas.microsoft.com/office/word/2006/wordml" xmlns:wp="http://schemas.openxmlformats.org/drawingml/2006/wordprocessingDrawing" xmlns:wp14="http://schemas.microsoft.com/office/word/2010/wordprocessingDrawing" xmlns:wpc="http://schemas.microsoft.com/office/word/2010/wordprocessingCanvas" xmlns:wpg="http://schemas.microsoft.com/office/word/2010/wordprocessingGroup" xmlns:wpi="http://schemas.microsoft.com/office/word/2010/wordprocessingInk" xmlns:wps="http://schemas.microsoft.com/office/word/2010/wordprocessingShape" mc:Ignorable="w14 wp14">
+<w:numbering xmlns:mc="http://schemas.openxmlformats.org/markup-compatibility/2006" xmlns:w="http://schemas.openxmlformats.org/wordprocessingml/2006/main" xmlns:m="http://schemas.openxmlformats.org/officeDocument/2006/math" xmlns:mo="http://schemas.microsoft.com/office/mac/office/2008/main" xmlns:mv="urn:schemas-microsoft-com:mac:vml" xmlns:o="urn:schemas-microsoft-com:office:office" xmlns:r="http://schemas.openxmlformats.org/officeDocument/2006/relationships" xmlns:v="urn:schemas-microsoft-com:vml" xmlns:w10="urn:schemas-microsoft-com:office:word" xmlns:w14="http://schemas.microsoft.com/office/word/2010/wordml" xmlns:wne="http://schemas.microsoft.com/office/word/2006/wordml" xmlns:wp="http://schemas.openxmlformats.org/drawingml/2006/wordprocessingDrawing" xmlns:wp14="http://schemas.microsoft.com/office/word/2010/wordprocessingDrawing" xmlns:wpc="http://schemas.microsoft.com/office/word/2010/wordprocessingCanvas" xmlns:wpg="http://schemas.microsoft.com/office/word/2010/wordprocessingGroup" xmlns:wpi="http://schemas.microsoft.com/office/word/2010/wordprocessingInk" xmlns:wps="http://schemas.microsoft.com/office/word/2010/wordprocessingShape" mc:Ignorable="w14 wp14">
   <w:abstractNum w:abstractNumId="0">
     <w:nsid w:val="FFFFFF7C"/>
     <w:multiLevelType w:val="singleLevel"/>
@@ -2470,7 +2698,7 @@
         <w:ind w:hanging="360" w:left="1440"/>
       </w:pPr>
       <w:rPr>
-        <w:rFonts w:ascii="Symbol" w:hAnsi="Symbol" w:hint="default"/>
+        <w:rFonts w:ascii="Symbol" w:hAnsi="Symbol" w:hint="default" w:eastAsia="黑体"/>
       </w:rPr>
     </w:lvl>
   </w:abstractNum>
@@ -2491,7 +2719,7 @@
         <w:ind w:hanging="360" w:left="1080"/>
       </w:pPr>
       <w:rPr>
-        <w:rFonts w:ascii="Symbol" w:hAnsi="Symbol" w:hint="default"/>
+        <w:rFonts w:ascii="Symbol" w:hAnsi="Symbol" w:hint="default" w:eastAsia="黑体"/>
       </w:rPr>
     </w:lvl>
   </w:abstractNum>
@@ -2512,7 +2740,7 @@
         <w:ind w:hanging="360" w:left="720"/>
       </w:pPr>
       <w:rPr>
-        <w:rFonts w:ascii="Symbol" w:hAnsi="Symbol" w:hint="default"/>
+        <w:rFonts w:ascii="Symbol" w:hAnsi="Symbol" w:hint="default" w:eastAsia="黑体"/>
       </w:rPr>
     </w:lvl>
   </w:abstractNum>
@@ -2551,7 +2779,7 @@
         <w:ind w:hanging="360" w:left="360"/>
       </w:pPr>
       <w:rPr>
-        <w:rFonts w:ascii="Symbol" w:hAnsi="Symbol" w:hint="default"/>
+        <w:rFonts w:ascii="Symbol" w:hAnsi="Symbol" w:hint="default" w:eastAsia="黑体"/>
       </w:rPr>
     </w:lvl>
   </w:abstractNum>
@@ -2642,7 +2870,7 @@
         <w:ind w:left="720" w:hanging="360"/>
       </w:pPr>
       <w:rPr>
-        <w:rFonts w:ascii="Symbol" w:hAnsi="Symbol" w:cs="Symbol" w:hint="default"/>
+        <w:rFonts w:ascii="Symbol" w:hAnsi="Symbol" w:cs="Symbol" w:hint="default" w:eastAsia="黑体"/>
       </w:rPr>
     </w:lvl>
     <w:lvl w:ilvl="1">
@@ -2653,7 +2881,7 @@
         <w:ind w:left="1440" w:hanging="360"/>
       </w:pPr>
       <w:rPr>
-        <w:rFonts w:ascii="Courier New" w:hAnsi="Courier New" w:cs="Courier New" w:hint="default"/>
+        <w:rFonts w:ascii="Courier New" w:hAnsi="Courier New" w:cs="Courier New" w:hint="default" w:eastAsia="黑体"/>
       </w:rPr>
     </w:lvl>
     <w:lvl w:ilvl="2">
@@ -2664,7 +2892,7 @@
         <w:ind w:left="2160" w:hanging="360"/>
       </w:pPr>
       <w:rPr>
-        <w:rFonts w:ascii="Wingdings" w:hAnsi="Wingdings" w:cs="Wingdings" w:hint="default"/>
+        <w:rFonts w:ascii="Wingdings" w:hAnsi="Wingdings" w:cs="Wingdings" w:hint="default" w:eastAsia="黑体"/>
       </w:rPr>
     </w:lvl>
     <w:lvl w:ilvl="3">
@@ -2675,7 +2903,7 @@
         <w:ind w:left="2880" w:hanging="360"/>
       </w:pPr>
       <w:rPr>
-        <w:rFonts w:ascii="Symbol" w:hAnsi="Symbol" w:cs="Symbol" w:hint="default"/>
+        <w:rFonts w:ascii="Symbol" w:hAnsi="Symbol" w:cs="Symbol" w:hint="default" w:eastAsia="黑体"/>
       </w:rPr>
     </w:lvl>
     <w:lvl w:ilvl="4">
@@ -2686,7 +2914,7 @@
         <w:ind w:left="3600" w:hanging="360"/>
       </w:pPr>
       <w:rPr>
-        <w:rFonts w:ascii="Courier New" w:hAnsi="Courier New" w:cs="Courier New" w:hint="default"/>
+        <w:rFonts w:ascii="Courier New" w:hAnsi="Courier New" w:cs="Courier New" w:hint="default" w:eastAsia="黑体"/>
       </w:rPr>
     </w:lvl>
     <w:lvl w:ilvl="5">
@@ -2697,7 +2925,7 @@
         <w:ind w:left="4320" w:hanging="360"/>
       </w:pPr>
       <w:rPr>
-        <w:rFonts w:ascii="Wingdings" w:hAnsi="Wingdings" w:cs="Wingdings" w:hint="default"/>
+        <w:rFonts w:ascii="Wingdings" w:hAnsi="Wingdings" w:cs="Wingdings" w:hint="default" w:eastAsia="黑体"/>
       </w:rPr>
     </w:lvl>
     <w:lvl w:ilvl="6">
@@ -2708,7 +2936,7 @@
         <w:ind w:left="5040" w:hanging="360"/>
       </w:pPr>
       <w:rPr>
-        <w:rFonts w:ascii="Symbol" w:hAnsi="Symbol" w:cs="Symbol" w:hint="default"/>
+        <w:rFonts w:ascii="Symbol" w:hAnsi="Symbol" w:cs="Symbol" w:hint="default" w:eastAsia="黑体"/>
       </w:rPr>
     </w:lvl>
     <w:lvl w:ilvl="7">
@@ -2719,7 +2947,7 @@
         <w:ind w:left="5760" w:hanging="360"/>
       </w:pPr>
       <w:rPr>
-        <w:rFonts w:ascii="Courier New" w:hAnsi="Courier New" w:cs="Courier New" w:hint="default"/>
+        <w:rFonts w:ascii="Courier New" w:hAnsi="Courier New" w:cs="Courier New" w:hint="default" w:eastAsia="黑体"/>
       </w:rPr>
     </w:lvl>
     <w:lvl w:ilvl="8">
@@ -2730,7 +2958,7 @@
         <w:ind w:left="6480" w:hanging="360"/>
       </w:pPr>
       <w:rPr>
-        <w:rFonts w:ascii="Wingdings" w:hAnsi="Wingdings" w:cs="Wingdings" w:hint="default"/>
+        <w:rFonts w:ascii="Wingdings" w:hAnsi="Wingdings" w:cs="Wingdings" w:hint="default" w:eastAsia="黑体"/>
       </w:rPr>
     </w:lvl>
   </w:abstractNum>
@@ -2786,11 +3014,11 @@
 </file>
 
 <file path=word/styles.xml><?xml version="1.0" encoding="utf-8"?>
-<w:styles xmlns:mc="http://schemas.openxmlformats.org/markup-compatibility/2006" xmlns:r="http://schemas.openxmlformats.org/officeDocument/2006/relationships" xmlns:w="http://schemas.openxmlformats.org/wordprocessingml/2006/main" xmlns:w14="http://schemas.microsoft.com/office/word/2010/wordml" mc:Ignorable="w14">
+<w:styles xmlns:mc="http://schemas.openxmlformats.org/markup-compatibility/2006" xmlns:w="http://schemas.openxmlformats.org/wordprocessingml/2006/main" xmlns:r="http://schemas.openxmlformats.org/officeDocument/2006/relationships" xmlns:w14="http://schemas.microsoft.com/office/word/2010/wordml" mc:Ignorable="w14">
   <w:docDefaults>
     <w:rPrDefault>
       <w:rPr>
-        <w:rFonts w:asciiTheme="minorHAnsi" w:cstheme="minorBidi" w:eastAsiaTheme="minorEastAsia" w:hAnsiTheme="minorHAnsi"/>
+        <w:rFonts w:asciiTheme="minorHAnsi" w:cstheme="minorBidi" w:hAnsiTheme="minorHAnsi" w:eastAsia="黑体"/>
         <w:sz w:val="22"/>
         <w:szCs w:val="22"/>
         <w:lang w:bidi="ar-SA" w:eastAsia="en-US" w:val="en-US"/>
@@ -3012,7 +3240,7 @@
       <w:outlineLvl w:val="0"/>
     </w:pPr>
     <w:rPr>
-      <w:rFonts w:ascii="Times New Roman" w:asciiTheme="majorHAnsi" w:cstheme="majorBidi" w:eastAsia="黑体" w:eastAsiaTheme="majorEastAsia" w:hAnsi="Times New Roman" w:hAnsiTheme="majorHAnsi"/>
+      <w:rFonts w:ascii="Times New Roman" w:asciiTheme="majorHAnsi" w:cstheme="majorBidi" w:eastAsia="黑体" w:hAnsi="Times New Roman" w:hAnsiTheme="majorHAnsi"/>
       <w:b/>
       <w:bCs/>
       <w:color w:val="1F3864"/>
@@ -3036,7 +3264,7 @@
       <w:outlineLvl w:val="1"/>
     </w:pPr>
     <w:rPr>
-      <w:rFonts w:ascii="Times New Roman" w:asciiTheme="majorHAnsi" w:cstheme="majorBidi" w:eastAsia="黑体" w:eastAsiaTheme="majorEastAsia" w:hAnsi="Times New Roman" w:hAnsiTheme="majorHAnsi"/>
+      <w:rFonts w:ascii="Times New Roman" w:asciiTheme="majorHAnsi" w:cstheme="majorBidi" w:eastAsia="黑体" w:hAnsi="Times New Roman" w:hAnsiTheme="majorHAnsi"/>
       <w:b/>
       <w:bCs/>
       <w:color w:val="2E4E7E"/>
@@ -3060,7 +3288,7 @@
       <w:outlineLvl w:val="2"/>
     </w:pPr>
     <w:rPr>
-      <w:rFonts w:ascii="Times New Roman" w:asciiTheme="majorHAnsi" w:cstheme="majorBidi" w:eastAsia="黑体" w:eastAsiaTheme="majorEastAsia" w:hAnsi="Times New Roman" w:hAnsiTheme="majorHAnsi"/>
+      <w:rFonts w:ascii="Times New Roman" w:asciiTheme="majorHAnsi" w:cstheme="majorBidi" w:eastAsia="黑体" w:hAnsi="Times New Roman" w:hAnsiTheme="majorHAnsi"/>
       <w:b/>
       <w:bCs/>
       <w:color w:val="2E4E7E"/>
@@ -3084,7 +3312,7 @@
       <w:outlineLvl w:val="3"/>
     </w:pPr>
     <w:rPr>
-      <w:rFonts w:ascii="Times New Roman" w:asciiTheme="majorHAnsi" w:cstheme="majorBidi" w:eastAsia="黑体" w:eastAsiaTheme="majorEastAsia" w:hAnsi="Times New Roman" w:hAnsiTheme="majorHAnsi"/>
+      <w:rFonts w:ascii="Times New Roman" w:asciiTheme="majorHAnsi" w:cstheme="majorBidi" w:eastAsia="黑体" w:hAnsi="Times New Roman" w:hAnsiTheme="majorHAnsi"/>
       <w:b/>
       <w:bCs/>
       <w:i/>
@@ -3110,7 +3338,7 @@
       <w:outlineLvl w:val="4"/>
     </w:pPr>
     <w:rPr>
-      <w:rFonts w:ascii="Times New Roman" w:asciiTheme="majorHAnsi" w:cstheme="majorBidi" w:eastAsia="黑体" w:eastAsiaTheme="majorEastAsia" w:hAnsi="Times New Roman" w:hAnsiTheme="majorHAnsi"/>
+      <w:rFonts w:ascii="Times New Roman" w:asciiTheme="majorHAnsi" w:cstheme="majorBidi" w:eastAsia="黑体" w:hAnsi="Times New Roman" w:hAnsiTheme="majorHAnsi"/>
       <w:b/>
       <w:color w:val="333333"/>
       <w:sz w:val="22"/>
@@ -3133,7 +3361,7 @@
       <w:outlineLvl w:val="5"/>
     </w:pPr>
     <w:rPr>
-      <w:rFonts w:asciiTheme="majorHAnsi" w:cstheme="majorBidi" w:eastAsiaTheme="majorEastAsia" w:hAnsiTheme="majorHAnsi"/>
+      <w:rFonts w:asciiTheme="majorHAnsi" w:cstheme="majorBidi" w:hAnsiTheme="majorHAnsi" w:eastAsia="黑体"/>
       <w:i/>
       <w:iCs/>
       <w:color w:themeColor="accent1" w:themeShade="7F" w:val="243F60"/>
@@ -3156,7 +3384,7 @@
       <w:outlineLvl w:val="6"/>
     </w:pPr>
     <w:rPr>
-      <w:rFonts w:asciiTheme="majorHAnsi" w:cstheme="majorBidi" w:eastAsiaTheme="majorEastAsia" w:hAnsiTheme="majorHAnsi"/>
+      <w:rFonts w:asciiTheme="majorHAnsi" w:cstheme="majorBidi" w:hAnsiTheme="majorHAnsi" w:eastAsia="黑体"/>
       <w:i/>
       <w:iCs/>
       <w:color w:themeColor="text1" w:themeTint="BF" w:val="404040"/>
@@ -3179,7 +3407,7 @@
       <w:outlineLvl w:val="7"/>
     </w:pPr>
     <w:rPr>
-      <w:rFonts w:asciiTheme="majorHAnsi" w:cstheme="majorBidi" w:eastAsiaTheme="majorEastAsia" w:hAnsiTheme="majorHAnsi"/>
+      <w:rFonts w:asciiTheme="majorHAnsi" w:cstheme="majorBidi" w:hAnsiTheme="majorHAnsi" w:eastAsia="黑体"/>
       <w:color w:themeColor="accent1" w:val="4F81BD"/>
       <w:sz w:val="20"/>
       <w:szCs w:val="20"/>
@@ -3202,7 +3430,7 @@
       <w:outlineLvl w:val="8"/>
     </w:pPr>
     <w:rPr>
-      <w:rFonts w:asciiTheme="majorHAnsi" w:cstheme="majorBidi" w:eastAsiaTheme="majorEastAsia" w:hAnsiTheme="majorHAnsi"/>
+      <w:rFonts w:asciiTheme="majorHAnsi" w:cstheme="majorBidi" w:hAnsiTheme="majorHAnsi" w:eastAsia="黑体"/>
       <w:i/>
       <w:iCs/>
       <w:color w:themeColor="text1" w:themeTint="BF" w:val="404040"/>
@@ -3253,7 +3481,7 @@
     <w:uiPriority w:val="9"/>
     <w:rsid w:val="00FC693F"/>
     <w:rPr>
-      <w:rFonts w:asciiTheme="majorHAnsi" w:cstheme="majorBidi" w:eastAsiaTheme="majorEastAsia" w:hAnsiTheme="majorHAnsi"/>
+      <w:rFonts w:asciiTheme="majorHAnsi" w:cstheme="majorBidi" w:hAnsiTheme="majorHAnsi" w:eastAsia="黑体"/>
       <w:b/>
       <w:bCs/>
       <w:color w:themeColor="accent1" w:themeShade="BF" w:val="365F91"/>
@@ -3268,7 +3496,7 @@
     <w:uiPriority w:val="9"/>
     <w:rsid w:val="00FC693F"/>
     <w:rPr>
-      <w:rFonts w:asciiTheme="majorHAnsi" w:cstheme="majorBidi" w:eastAsiaTheme="majorEastAsia" w:hAnsiTheme="majorHAnsi"/>
+      <w:rFonts w:asciiTheme="majorHAnsi" w:cstheme="majorBidi" w:hAnsiTheme="majorHAnsi" w:eastAsia="黑体"/>
       <w:b/>
       <w:bCs/>
       <w:color w:themeColor="accent1" w:val="4F81BD"/>
@@ -3283,7 +3511,7 @@
     <w:uiPriority w:val="9"/>
     <w:rsid w:val="00FC693F"/>
     <w:rPr>
-      <w:rFonts w:asciiTheme="majorHAnsi" w:cstheme="majorBidi" w:eastAsiaTheme="majorEastAsia" w:hAnsiTheme="majorHAnsi"/>
+      <w:rFonts w:asciiTheme="majorHAnsi" w:cstheme="majorBidi" w:hAnsiTheme="majorHAnsi" w:eastAsia="黑体"/>
       <w:b/>
       <w:bCs/>
       <w:color w:themeColor="accent1" w:val="4F81BD"/>
@@ -3306,7 +3534,7 @@
       <w:contextualSpacing/>
     </w:pPr>
     <w:rPr>
-      <w:rFonts w:ascii="Times New Roman" w:asciiTheme="majorHAnsi" w:cstheme="majorBidi" w:eastAsia="黑体" w:eastAsiaTheme="majorEastAsia" w:hAnsi="Times New Roman" w:hAnsiTheme="majorHAnsi"/>
+      <w:rFonts w:ascii="Times New Roman" w:asciiTheme="majorHAnsi" w:cstheme="majorBidi" w:eastAsia="黑体" w:hAnsi="Times New Roman" w:hAnsiTheme="majorHAnsi"/>
       <w:b/>
       <w:color w:val="1F3864"/>
       <w:spacing w:val="5"/>
@@ -3322,7 +3550,7 @@
     <w:uiPriority w:val="10"/>
     <w:rsid w:val="00FC693F"/>
     <w:rPr>
-      <w:rFonts w:asciiTheme="majorHAnsi" w:cstheme="majorBidi" w:eastAsiaTheme="majorEastAsia" w:hAnsiTheme="majorHAnsi"/>
+      <w:rFonts w:asciiTheme="majorHAnsi" w:cstheme="majorBidi" w:hAnsiTheme="majorHAnsi" w:eastAsia="黑体"/>
       <w:color w:themeColor="text2" w:themeShade="BF" w:val="17365D"/>
       <w:spacing w:val="5"/>
       <w:kern w:val="28"/>
@@ -3344,7 +3572,7 @@
       </w:numPr>
     </w:pPr>
     <w:rPr>
-      <w:rFonts w:asciiTheme="majorHAnsi" w:cstheme="majorBidi" w:eastAsiaTheme="majorEastAsia" w:hAnsiTheme="majorHAnsi"/>
+      <w:rFonts w:asciiTheme="majorHAnsi" w:cstheme="majorBidi" w:hAnsiTheme="majorHAnsi" w:eastAsia="黑体"/>
       <w:i/>
       <w:iCs/>
       <w:color w:themeColor="accent1" w:val="4F81BD"/>
@@ -3360,7 +3588,7 @@
     <w:uiPriority w:val="11"/>
     <w:rsid w:val="00FC693F"/>
     <w:rPr>
-      <w:rFonts w:asciiTheme="majorHAnsi" w:cstheme="majorBidi" w:eastAsiaTheme="majorEastAsia" w:hAnsiTheme="majorHAnsi"/>
+      <w:rFonts w:asciiTheme="majorHAnsi" w:cstheme="majorBidi" w:hAnsiTheme="majorHAnsi" w:eastAsia="黑体"/>
       <w:i/>
       <w:iCs/>
       <w:color w:themeColor="accent1" w:val="4F81BD"/>
@@ -3427,6 +3655,7 @@
       <w:spacing w:after="120"/>
     </w:pPr>
     <w:rPr>
+      <w:rFonts w:eastAsia="黑体"/>
       <w:sz w:val="16"/>
       <w:szCs w:val="16"/>
     </w:rPr>
@@ -3438,6 +3667,7 @@
     <w:uiPriority w:val="99"/>
     <w:rsid w:val="00AA1D8D"/>
     <w:rPr>
+      <w:rFonts w:eastAsia="黑体"/>
       <w:sz w:val="16"/>
       <w:szCs w:val="16"/>
     </w:rPr>
@@ -3607,7 +3837,7 @@
       </w:tabs>
     </w:pPr>
     <w:rPr>
-      <w:rFonts w:ascii="Courier" w:hAnsi="Courier"/>
+      <w:rFonts w:ascii="Courier" w:hAnsi="Courier" w:eastAsia="黑体"/>
       <w:sz w:val="20"/>
       <w:szCs w:val="20"/>
     </w:rPr>
@@ -3619,7 +3849,7 @@
     <w:uiPriority w:val="99"/>
     <w:rsid w:val="0029639D"/>
     <w:rPr>
-      <w:rFonts w:ascii="Courier" w:hAnsi="Courier"/>
+      <w:rFonts w:ascii="Courier" w:hAnsi="Courier" w:eastAsia="黑体"/>
       <w:sz w:val="20"/>
       <w:szCs w:val="20"/>
     </w:rPr>
@@ -3655,6 +3885,7 @@
     <w:uiPriority w:val="29"/>
     <w:rsid w:val="00FC693F"/>
     <w:rPr>
+      <w:rFonts w:eastAsia="黑体"/>
       <w:i/>
       <w:iCs/>
       <w:color w:themeColor="text1" w:val="000000"/>
@@ -3668,7 +3899,7 @@
     <w:semiHidden/>
     <w:rsid w:val="00FC693F"/>
     <w:rPr>
-      <w:rFonts w:asciiTheme="majorHAnsi" w:cstheme="majorBidi" w:eastAsiaTheme="majorEastAsia" w:hAnsiTheme="majorHAnsi"/>
+      <w:rFonts w:asciiTheme="majorHAnsi" w:cstheme="majorBidi" w:hAnsiTheme="majorHAnsi" w:eastAsia="黑体"/>
       <w:b/>
       <w:bCs/>
       <w:i/>
@@ -3684,7 +3915,7 @@
     <w:semiHidden/>
     <w:rsid w:val="00FC693F"/>
     <w:rPr>
-      <w:rFonts w:asciiTheme="majorHAnsi" w:cstheme="majorBidi" w:eastAsiaTheme="majorEastAsia" w:hAnsiTheme="majorHAnsi"/>
+      <w:rFonts w:asciiTheme="majorHAnsi" w:cstheme="majorBidi" w:hAnsiTheme="majorHAnsi" w:eastAsia="黑体"/>
       <w:color w:themeColor="accent1" w:themeShade="7F" w:val="243F60"/>
     </w:rPr>
   </w:style>
@@ -3696,7 +3927,7 @@
     <w:semiHidden/>
     <w:rsid w:val="00FC693F"/>
     <w:rPr>
-      <w:rFonts w:asciiTheme="majorHAnsi" w:cstheme="majorBidi" w:eastAsiaTheme="majorEastAsia" w:hAnsiTheme="majorHAnsi"/>
+      <w:rFonts w:asciiTheme="majorHAnsi" w:cstheme="majorBidi" w:hAnsiTheme="majorHAnsi" w:eastAsia="黑体"/>
       <w:i/>
       <w:iCs/>
       <w:color w:themeColor="accent1" w:themeShade="7F" w:val="243F60"/>
@@ -3710,7 +3941,7 @@
     <w:semiHidden/>
     <w:rsid w:val="00FC693F"/>
     <w:rPr>
-      <w:rFonts w:asciiTheme="majorHAnsi" w:cstheme="majorBidi" w:eastAsiaTheme="majorEastAsia" w:hAnsiTheme="majorHAnsi"/>
+      <w:rFonts w:asciiTheme="majorHAnsi" w:cstheme="majorBidi" w:hAnsiTheme="majorHAnsi" w:eastAsia="黑体"/>
       <w:i/>
       <w:iCs/>
       <w:color w:themeColor="text1" w:themeTint="BF" w:val="404040"/>
@@ -3724,7 +3955,7 @@
     <w:semiHidden/>
     <w:rsid w:val="00FC693F"/>
     <w:rPr>
-      <w:rFonts w:asciiTheme="majorHAnsi" w:cstheme="majorBidi" w:eastAsiaTheme="majorEastAsia" w:hAnsiTheme="majorHAnsi"/>
+      <w:rFonts w:asciiTheme="majorHAnsi" w:cstheme="majorBidi" w:hAnsiTheme="majorHAnsi" w:eastAsia="黑体"/>
       <w:color w:themeColor="accent1" w:val="4F81BD"/>
       <w:sz w:val="20"/>
       <w:szCs w:val="20"/>
@@ -3738,7 +3969,7 @@
     <w:semiHidden/>
     <w:rsid w:val="00FC693F"/>
     <w:rPr>
-      <w:rFonts w:asciiTheme="majorHAnsi" w:cstheme="majorBidi" w:eastAsiaTheme="majorEastAsia" w:hAnsiTheme="majorHAnsi"/>
+      <w:rFonts w:asciiTheme="majorHAnsi" w:cstheme="majorBidi" w:hAnsiTheme="majorHAnsi" w:eastAsia="黑体"/>
       <w:i/>
       <w:iCs/>
       <w:color w:themeColor="text1" w:themeTint="BF" w:val="404040"/>
@@ -3759,6 +3990,7 @@
       <w:spacing w:line="240" w:lineRule="auto"/>
     </w:pPr>
     <w:rPr>
+      <w:rFonts w:eastAsia="黑体"/>
       <w:b/>
       <w:bCs/>
       <w:color w:themeColor="accent1" w:val="4F81BD"/>
@@ -3773,6 +4005,7 @@
     <w:qFormat/>
     <w:rsid w:val="00FC693F"/>
     <w:rPr>
+      <w:rFonts w:eastAsia="黑体"/>
       <w:b/>
       <w:bCs/>
     </w:rPr>
@@ -3784,6 +4017,7 @@
     <w:qFormat/>
     <w:rsid w:val="00FC693F"/>
     <w:rPr>
+      <w:rFonts w:eastAsia="黑体"/>
       <w:i/>
       <w:iCs/>
     </w:rPr>
@@ -3804,6 +4038,7 @@
       <w:ind w:left="936" w:right="936"/>
     </w:pPr>
     <w:rPr>
+      <w:rFonts w:eastAsia="黑体"/>
       <w:b/>
       <w:bCs/>
       <w:i/>
@@ -3818,6 +4053,7 @@
     <w:uiPriority w:val="30"/>
     <w:rsid w:val="00FC693F"/>
     <w:rPr>
+      <w:rFonts w:eastAsia="黑体"/>
       <w:b/>
       <w:bCs/>
       <w:i/>
@@ -3832,6 +4068,7 @@
     <w:qFormat/>
     <w:rsid w:val="00FC693F"/>
     <w:rPr>
+      <w:rFonts w:eastAsia="黑体"/>
       <w:i/>
       <w:iCs/>
       <w:color w:themeColor="text1" w:themeTint="7F" w:val="808080"/>
@@ -3844,6 +4081,7 @@
     <w:qFormat/>
     <w:rsid w:val="00FC693F"/>
     <w:rPr>
+      <w:rFonts w:eastAsia="黑体"/>
       <w:b/>
       <w:bCs/>
       <w:i/>
@@ -3858,6 +4096,7 @@
     <w:qFormat/>
     <w:rsid w:val="00FC693F"/>
     <w:rPr>
+      <w:rFonts w:eastAsia="黑体"/>
       <w:smallCaps/>
       <w:color w:themeColor="accent2" w:val="C0504D"/>
       <w:u w:val="single"/>
@@ -3870,6 +4109,7 @@
     <w:qFormat/>
     <w:rsid w:val="00FC693F"/>
     <w:rPr>
+      <w:rFonts w:eastAsia="黑体"/>
       <w:b/>
       <w:bCs/>
       <w:smallCaps/>
@@ -3885,6 +4125,7 @@
     <w:qFormat/>
     <w:rsid w:val="00FC693F"/>
     <w:rPr>
+      <w:rFonts w:eastAsia="黑体"/>
       <w:b/>
       <w:bCs/>
       <w:smallCaps/>
@@ -3939,6 +4180,7 @@
       <w:spacing w:after="0" w:line="240" w:lineRule="auto"/>
     </w:pPr>
     <w:rPr>
+      <w:rFonts w:eastAsia="黑体"/>
       <w:color w:themeColor="text1" w:themeShade="BF" w:val="000000"/>
     </w:rPr>
     <w:tblPr>
@@ -3961,6 +4203,7 @@
         <w:spacing w:after="0" w:before="0" w:line="240" w:lineRule="auto"/>
       </w:pPr>
       <w:rPr>
+        <w:rFonts w:eastAsia="黑体"/>
         <w:b/>
         <w:bCs/>
       </w:rPr>
@@ -3981,6 +4224,7 @@
         <w:spacing w:after="0" w:before="0" w:line="240" w:lineRule="auto"/>
       </w:pPr>
       <w:rPr>
+        <w:rFonts w:eastAsia="黑体"/>
         <w:b/>
         <w:bCs/>
       </w:rPr>
@@ -3998,12 +4242,14 @@
     </w:tblStylePr>
     <w:tblStylePr w:type="firstCol">
       <w:rPr>
+        <w:rFonts w:eastAsia="黑体"/>
         <w:b/>
         <w:bCs/>
       </w:rPr>
     </w:tblStylePr>
     <w:tblStylePr w:type="lastCol">
       <w:rPr>
+        <w:rFonts w:eastAsia="黑体"/>
         <w:b/>
         <w:bCs/>
       </w:rPr>
@@ -4042,6 +4288,7 @@
       <w:spacing w:after="0" w:line="240" w:lineRule="auto"/>
     </w:pPr>
     <w:rPr>
+      <w:rFonts w:eastAsia="黑体"/>
       <w:color w:themeColor="accent1" w:themeShade="BF" w:val="365F91"/>
     </w:rPr>
     <w:tblPr>
@@ -4064,6 +4311,7 @@
         <w:spacing w:after="0" w:before="0" w:line="240" w:lineRule="auto"/>
       </w:pPr>
       <w:rPr>
+        <w:rFonts w:eastAsia="黑体"/>
         <w:b/>
         <w:bCs/>
       </w:rPr>
@@ -4084,6 +4332,7 @@
         <w:spacing w:after="0" w:before="0" w:line="240" w:lineRule="auto"/>
       </w:pPr>
       <w:rPr>
+        <w:rFonts w:eastAsia="黑体"/>
         <w:b/>
         <w:bCs/>
       </w:rPr>
@@ -4101,12 +4350,14 @@
     </w:tblStylePr>
     <w:tblStylePr w:type="firstCol">
       <w:rPr>
+        <w:rFonts w:eastAsia="黑体"/>
         <w:b/>
         <w:bCs/>
       </w:rPr>
     </w:tblStylePr>
     <w:tblStylePr w:type="lastCol">
       <w:rPr>
+        <w:rFonts w:eastAsia="黑体"/>
         <w:b/>
         <w:bCs/>
       </w:rPr>
@@ -4145,6 +4396,7 @@
       <w:spacing w:after="0" w:line="240" w:lineRule="auto"/>
     </w:pPr>
     <w:rPr>
+      <w:rFonts w:eastAsia="黑体"/>
       <w:color w:themeColor="accent2" w:themeShade="BF" w:val="943634"/>
     </w:rPr>
     <w:tblPr>
@@ -4167,6 +4419,7 @@
         <w:spacing w:after="0" w:before="0" w:line="240" w:lineRule="auto"/>
       </w:pPr>
       <w:rPr>
+        <w:rFonts w:eastAsia="黑体"/>
         <w:b/>
         <w:bCs/>
       </w:rPr>
@@ -4187,6 +4440,7 @@
         <w:spacing w:after="0" w:before="0" w:line="240" w:lineRule="auto"/>
       </w:pPr>
       <w:rPr>
+        <w:rFonts w:eastAsia="黑体"/>
         <w:b/>
         <w:bCs/>
       </w:rPr>
@@ -4204,12 +4458,14 @@
     </w:tblStylePr>
     <w:tblStylePr w:type="firstCol">
       <w:rPr>
+        <w:rFonts w:eastAsia="黑体"/>
         <w:b/>
         <w:bCs/>
       </w:rPr>
     </w:tblStylePr>
     <w:tblStylePr w:type="lastCol">
       <w:rPr>
+        <w:rFonts w:eastAsia="黑体"/>
         <w:b/>
         <w:bCs/>
       </w:rPr>
@@ -4248,6 +4504,7 @@
       <w:spacing w:after="0" w:line="240" w:lineRule="auto"/>
     </w:pPr>
     <w:rPr>
+      <w:rFonts w:eastAsia="黑体"/>
       <w:color w:themeColor="accent3" w:themeShade="BF" w:val="76923C"/>
     </w:rPr>
     <w:tblPr>
@@ -4270,6 +4527,7 @@
         <w:spacing w:after="0" w:before="0" w:line="240" w:lineRule="auto"/>
       </w:pPr>
       <w:rPr>
+        <w:rFonts w:eastAsia="黑体"/>
         <w:b/>
         <w:bCs/>
       </w:rPr>
@@ -4290,6 +4548,7 @@
         <w:spacing w:after="0" w:before="0" w:line="240" w:lineRule="auto"/>
       </w:pPr>
       <w:rPr>
+        <w:rFonts w:eastAsia="黑体"/>
         <w:b/>
         <w:bCs/>
       </w:rPr>
@@ -4307,12 +4566,14 @@
     </w:tblStylePr>
     <w:tblStylePr w:type="firstCol">
       <w:rPr>
+        <w:rFonts w:eastAsia="黑体"/>
         <w:b/>
         <w:bCs/>
       </w:rPr>
     </w:tblStylePr>
     <w:tblStylePr w:type="lastCol">
       <w:rPr>
+        <w:rFonts w:eastAsia="黑体"/>
         <w:b/>
         <w:bCs/>
       </w:rPr>
@@ -4351,6 +4612,7 @@
       <w:spacing w:after="0" w:line="240" w:lineRule="auto"/>
     </w:pPr>
     <w:rPr>
+      <w:rFonts w:eastAsia="黑体"/>
       <w:color w:themeColor="accent4" w:themeShade="BF" w:val="5F497A"/>
     </w:rPr>
     <w:tblPr>
@@ -4373,6 +4635,7 @@
         <w:spacing w:after="0" w:before="0" w:line="240" w:lineRule="auto"/>
       </w:pPr>
       <w:rPr>
+        <w:rFonts w:eastAsia="黑体"/>
         <w:b/>
         <w:bCs/>
       </w:rPr>
@@ -4393,6 +4656,7 @@
         <w:spacing w:after="0" w:before="0" w:line="240" w:lineRule="auto"/>
       </w:pPr>
       <w:rPr>
+        <w:rFonts w:eastAsia="黑体"/>
         <w:b/>
         <w:bCs/>
       </w:rPr>
@@ -4410,12 +4674,14 @@
     </w:tblStylePr>
     <w:tblStylePr w:type="firstCol">
       <w:rPr>
+        <w:rFonts w:eastAsia="黑体"/>
         <w:b/>
         <w:bCs/>
       </w:rPr>
     </w:tblStylePr>
     <w:tblStylePr w:type="lastCol">
       <w:rPr>
+        <w:rFonts w:eastAsia="黑体"/>
         <w:b/>
         <w:bCs/>
       </w:rPr>
@@ -4454,6 +4720,7 @@
       <w:spacing w:after="0" w:line="240" w:lineRule="auto"/>
     </w:pPr>
     <w:rPr>
+      <w:rFonts w:eastAsia="黑体"/>
       <w:color w:themeColor="accent5" w:themeShade="BF" w:val="31849B"/>
     </w:rPr>
     <w:tblPr>
@@ -4476,6 +4743,7 @@
         <w:spacing w:after="0" w:before="0" w:line="240" w:lineRule="auto"/>
       </w:pPr>
       <w:rPr>
+        <w:rFonts w:eastAsia="黑体"/>
         <w:b/>
         <w:bCs/>
       </w:rPr>
@@ -4496,6 +4764,7 @@
         <w:spacing w:after="0" w:before="0" w:line="240" w:lineRule="auto"/>
       </w:pPr>
       <w:rPr>
+        <w:rFonts w:eastAsia="黑体"/>
         <w:b/>
         <w:bCs/>
       </w:rPr>
@@ -4513,12 +4782,14 @@
     </w:tblStylePr>
     <w:tblStylePr w:type="firstCol">
       <w:rPr>
+        <w:rFonts w:eastAsia="黑体"/>
         <w:b/>
         <w:bCs/>
       </w:rPr>
     </w:tblStylePr>
     <w:tblStylePr w:type="lastCol">
       <w:rPr>
+        <w:rFonts w:eastAsia="黑体"/>
         <w:b/>
         <w:bCs/>
       </w:rPr>
@@ -4557,6 +4828,7 @@
       <w:spacing w:after="0" w:line="240" w:lineRule="auto"/>
     </w:pPr>
     <w:rPr>
+      <w:rFonts w:eastAsia="黑体"/>
       <w:color w:themeColor="accent6" w:themeShade="BF" w:val="E36C0A"/>
     </w:rPr>
     <w:tblPr>
@@ -4579,6 +4851,7 @@
         <w:spacing w:after="0" w:before="0" w:line="240" w:lineRule="auto"/>
       </w:pPr>
       <w:rPr>
+        <w:rFonts w:eastAsia="黑体"/>
         <w:b/>
         <w:bCs/>
       </w:rPr>
@@ -4599,6 +4872,7 @@
         <w:spacing w:after="0" w:before="0" w:line="240" w:lineRule="auto"/>
       </w:pPr>
       <w:rPr>
+        <w:rFonts w:eastAsia="黑体"/>
         <w:b/>
         <w:bCs/>
       </w:rPr>
@@ -4616,12 +4890,14 @@
     </w:tblStylePr>
     <w:tblStylePr w:type="firstCol">
       <w:rPr>
+        <w:rFonts w:eastAsia="黑体"/>
         <w:b/>
         <w:bCs/>
       </w:rPr>
     </w:tblStylePr>
     <w:tblStylePr w:type="lastCol">
       <w:rPr>
+        <w:rFonts w:eastAsia="黑体"/>
         <w:b/>
         <w:bCs/>
       </w:rPr>
@@ -4681,6 +4957,7 @@
         <w:spacing w:after="0" w:before="0" w:line="240" w:lineRule="auto"/>
       </w:pPr>
       <w:rPr>
+        <w:rFonts w:eastAsia="黑体"/>
         <w:b/>
         <w:bCs/>
         <w:color w:themeColor="background1" w:val="FFFFFF"/>
@@ -4695,6 +4972,7 @@
         <w:spacing w:after="0" w:before="0" w:line="240" w:lineRule="auto"/>
       </w:pPr>
       <w:rPr>
+        <w:rFonts w:eastAsia="黑体"/>
         <w:b/>
         <w:bCs/>
       </w:rPr>
@@ -4710,12 +4988,14 @@
     </w:tblStylePr>
     <w:tblStylePr w:type="firstCol">
       <w:rPr>
+        <w:rFonts w:eastAsia="黑体"/>
         <w:b/>
         <w:bCs/>
       </w:rPr>
     </w:tblStylePr>
     <w:tblStylePr w:type="lastCol">
       <w:rPr>
+        <w:rFonts w:eastAsia="黑体"/>
         <w:b/>
         <w:bCs/>
       </w:rPr>
@@ -4773,6 +5053,7 @@
         <w:spacing w:after="0" w:before="0" w:line="240" w:lineRule="auto"/>
       </w:pPr>
       <w:rPr>
+        <w:rFonts w:eastAsia="黑体"/>
         <w:b/>
         <w:bCs/>
         <w:color w:themeColor="background1" w:val="FFFFFF"/>
@@ -4787,6 +5068,7 @@
         <w:spacing w:after="0" w:before="0" w:line="240" w:lineRule="auto"/>
       </w:pPr>
       <w:rPr>
+        <w:rFonts w:eastAsia="黑体"/>
         <w:b/>
         <w:bCs/>
       </w:rPr>
@@ -4802,12 +5084,14 @@
     </w:tblStylePr>
     <w:tblStylePr w:type="firstCol">
       <w:rPr>
+        <w:rFonts w:eastAsia="黑体"/>
         <w:b/>
         <w:bCs/>
       </w:rPr>
     </w:tblStylePr>
     <w:tblStylePr w:type="lastCol">
       <w:rPr>
+        <w:rFonts w:eastAsia="黑体"/>
         <w:b/>
         <w:bCs/>
       </w:rPr>
@@ -4865,6 +5149,7 @@
         <w:spacing w:after="0" w:before="0" w:line="240" w:lineRule="auto"/>
       </w:pPr>
       <w:rPr>
+        <w:rFonts w:eastAsia="黑体"/>
         <w:b/>
         <w:bCs/>
         <w:color w:themeColor="background1" w:val="FFFFFF"/>
@@ -4879,6 +5164,7 @@
         <w:spacing w:after="0" w:before="0" w:line="240" w:lineRule="auto"/>
       </w:pPr>
       <w:rPr>
+        <w:rFonts w:eastAsia="黑体"/>
         <w:b/>
         <w:bCs/>
       </w:rPr>
@@ -4894,12 +5180,14 @@
     </w:tblStylePr>
     <w:tblStylePr w:type="firstCol">
       <w:rPr>
+        <w:rFonts w:eastAsia="黑体"/>
         <w:b/>
         <w:bCs/>
       </w:rPr>
     </w:tblStylePr>
     <w:tblStylePr w:type="lastCol">
       <w:rPr>
+        <w:rFonts w:eastAsia="黑体"/>
         <w:b/>
         <w:bCs/>
       </w:rPr>
@@ -4957,6 +5245,7 @@
         <w:spacing w:after="0" w:before="0" w:line="240" w:lineRule="auto"/>
       </w:pPr>
       <w:rPr>
+        <w:rFonts w:eastAsia="黑体"/>
         <w:b/>
         <w:bCs/>
         <w:color w:themeColor="background1" w:val="FFFFFF"/>
@@ -4971,6 +5260,7 @@
         <w:spacing w:after="0" w:before="0" w:line="240" w:lineRule="auto"/>
       </w:pPr>
       <w:rPr>
+        <w:rFonts w:eastAsia="黑体"/>
         <w:b/>
         <w:bCs/>
       </w:rPr>
@@ -4986,12 +5276,14 @@
     </w:tblStylePr>
     <w:tblStylePr w:type="firstCol">
       <w:rPr>
+        <w:rFonts w:eastAsia="黑体"/>
         <w:b/>
         <w:bCs/>
       </w:rPr>
     </w:tblStylePr>
     <w:tblStylePr w:type="lastCol">
       <w:rPr>
+        <w:rFonts w:eastAsia="黑体"/>
         <w:b/>
         <w:bCs/>
       </w:rPr>
@@ -5049,6 +5341,7 @@
         <w:spacing w:after="0" w:before="0" w:line="240" w:lineRule="auto"/>
       </w:pPr>
       <w:rPr>
+        <w:rFonts w:eastAsia="黑体"/>
         <w:b/>
         <w:bCs/>
         <w:color w:themeColor="background1" w:val="FFFFFF"/>
@@ -5063,6 +5356,7 @@
         <w:spacing w:after="0" w:before="0" w:line="240" w:lineRule="auto"/>
       </w:pPr>
       <w:rPr>
+        <w:rFonts w:eastAsia="黑体"/>
         <w:b/>
         <w:bCs/>
       </w:rPr>
@@ -5078,12 +5372,14 @@
     </w:tblStylePr>
     <w:tblStylePr w:type="firstCol">
       <w:rPr>
+        <w:rFonts w:eastAsia="黑体"/>
         <w:b/>
         <w:bCs/>
       </w:rPr>
     </w:tblStylePr>
     <w:tblStylePr w:type="lastCol">
       <w:rPr>
+        <w:rFonts w:eastAsia="黑体"/>
         <w:b/>
         <w:bCs/>
       </w:rPr>
@@ -5141,6 +5437,7 @@
         <w:spacing w:after="0" w:before="0" w:line="240" w:lineRule="auto"/>
       </w:pPr>
       <w:rPr>
+        <w:rFonts w:eastAsia="黑体"/>
         <w:b/>
         <w:bCs/>
         <w:color w:themeColor="background1" w:val="FFFFFF"/>
@@ -5155,6 +5452,7 @@
         <w:spacing w:after="0" w:before="0" w:line="240" w:lineRule="auto"/>
       </w:pPr>
       <w:rPr>
+        <w:rFonts w:eastAsia="黑体"/>
         <w:b/>
         <w:bCs/>
       </w:rPr>
@@ -5170,12 +5468,14 @@
     </w:tblStylePr>
     <w:tblStylePr w:type="firstCol">
       <w:rPr>
+        <w:rFonts w:eastAsia="黑体"/>
         <w:b/>
         <w:bCs/>
       </w:rPr>
     </w:tblStylePr>
     <w:tblStylePr w:type="lastCol">
       <w:rPr>
+        <w:rFonts w:eastAsia="黑体"/>
         <w:b/>
         <w:bCs/>
       </w:rPr>
@@ -5233,6 +5533,7 @@
         <w:spacing w:after="0" w:before="0" w:line="240" w:lineRule="auto"/>
       </w:pPr>
       <w:rPr>
+        <w:rFonts w:eastAsia="黑体"/>
         <w:b/>
         <w:bCs/>
         <w:color w:themeColor="background1" w:val="FFFFFF"/>
@@ -5247,6 +5548,7 @@
         <w:spacing w:after="0" w:before="0" w:line="240" w:lineRule="auto"/>
       </w:pPr>
       <w:rPr>
+        <w:rFonts w:eastAsia="黑体"/>
         <w:b/>
         <w:bCs/>
       </w:rPr>
@@ -5262,12 +5564,14 @@
     </w:tblStylePr>
     <w:tblStylePr w:type="firstCol">
       <w:rPr>
+        <w:rFonts w:eastAsia="黑体"/>
         <w:b/>
         <w:bCs/>
       </w:rPr>
     </w:tblStylePr>
     <w:tblStylePr w:type="lastCol">
       <w:rPr>
+        <w:rFonts w:eastAsia="黑体"/>
         <w:b/>
         <w:bCs/>
       </w:rPr>
@@ -5327,7 +5631,7 @@
         <w:spacing w:after="0" w:before="0" w:line="240" w:lineRule="auto"/>
       </w:pPr>
       <w:rPr>
-        <w:rFonts w:asciiTheme="majorHAnsi" w:cstheme="majorBidi" w:eastAsiaTheme="majorEastAsia" w:hAnsiTheme="majorHAnsi"/>
+        <w:rFonts w:asciiTheme="majorHAnsi" w:cstheme="majorBidi" w:hAnsiTheme="majorHAnsi" w:eastAsia="黑体"/>
         <w:b/>
         <w:bCs/>
       </w:rPr>
@@ -5348,7 +5652,7 @@
         <w:spacing w:after="0" w:before="0" w:line="240" w:lineRule="auto"/>
       </w:pPr>
       <w:rPr>
-        <w:rFonts w:asciiTheme="majorHAnsi" w:cstheme="majorBidi" w:eastAsiaTheme="majorEastAsia" w:hAnsiTheme="majorHAnsi"/>
+        <w:rFonts w:asciiTheme="majorHAnsi" w:cstheme="majorBidi" w:hAnsiTheme="majorHAnsi" w:eastAsia="黑体"/>
         <w:b/>
         <w:bCs/>
       </w:rPr>
@@ -5366,14 +5670,14 @@
     </w:tblStylePr>
     <w:tblStylePr w:type="firstCol">
       <w:rPr>
-        <w:rFonts w:asciiTheme="majorHAnsi" w:cstheme="majorBidi" w:eastAsiaTheme="majorEastAsia" w:hAnsiTheme="majorHAnsi"/>
+        <w:rFonts w:asciiTheme="majorHAnsi" w:cstheme="majorBidi" w:hAnsiTheme="majorHAnsi" w:eastAsia="黑体"/>
         <w:b/>
         <w:bCs/>
       </w:rPr>
     </w:tblStylePr>
     <w:tblStylePr w:type="lastCol">
       <w:rPr>
-        <w:rFonts w:asciiTheme="majorHAnsi" w:cstheme="majorBidi" w:eastAsiaTheme="majorEastAsia" w:hAnsiTheme="majorHAnsi"/>
+        <w:rFonts w:asciiTheme="majorHAnsi" w:cstheme="majorBidi" w:hAnsiTheme="majorHAnsi" w:eastAsia="黑体"/>
         <w:b/>
         <w:bCs/>
       </w:rPr>
@@ -5457,7 +5761,7 @@
         <w:spacing w:after="0" w:before="0" w:line="240" w:lineRule="auto"/>
       </w:pPr>
       <w:rPr>
-        <w:rFonts w:asciiTheme="majorHAnsi" w:cstheme="majorBidi" w:eastAsiaTheme="majorEastAsia" w:hAnsiTheme="majorHAnsi"/>
+        <w:rFonts w:asciiTheme="majorHAnsi" w:cstheme="majorBidi" w:hAnsiTheme="majorHAnsi" w:eastAsia="黑体"/>
         <w:b/>
         <w:bCs/>
       </w:rPr>
@@ -5478,7 +5782,7 @@
         <w:spacing w:after="0" w:before="0" w:line="240" w:lineRule="auto"/>
       </w:pPr>
       <w:rPr>
-        <w:rFonts w:asciiTheme="majorHAnsi" w:cstheme="majorBidi" w:eastAsiaTheme="majorEastAsia" w:hAnsiTheme="majorHAnsi"/>
+        <w:rFonts w:asciiTheme="majorHAnsi" w:cstheme="majorBidi" w:hAnsiTheme="majorHAnsi" w:eastAsia="黑体"/>
         <w:b/>
         <w:bCs/>
       </w:rPr>
@@ -5496,14 +5800,14 @@
     </w:tblStylePr>
     <w:tblStylePr w:type="firstCol">
       <w:rPr>
-        <w:rFonts w:asciiTheme="majorHAnsi" w:cstheme="majorBidi" w:eastAsiaTheme="majorEastAsia" w:hAnsiTheme="majorHAnsi"/>
+        <w:rFonts w:asciiTheme="majorHAnsi" w:cstheme="majorBidi" w:hAnsiTheme="majorHAnsi" w:eastAsia="黑体"/>
         <w:b/>
         <w:bCs/>
       </w:rPr>
     </w:tblStylePr>
     <w:tblStylePr w:type="lastCol">
       <w:rPr>
-        <w:rFonts w:asciiTheme="majorHAnsi" w:cstheme="majorBidi" w:eastAsiaTheme="majorEastAsia" w:hAnsiTheme="majorHAnsi"/>
+        <w:rFonts w:asciiTheme="majorHAnsi" w:cstheme="majorBidi" w:hAnsiTheme="majorHAnsi" w:eastAsia="黑体"/>
         <w:b/>
         <w:bCs/>
       </w:rPr>
@@ -5587,7 +5891,7 @@
         <w:spacing w:after="0" w:before="0" w:line="240" w:lineRule="auto"/>
       </w:pPr>
       <w:rPr>
-        <w:rFonts w:asciiTheme="majorHAnsi" w:cstheme="majorBidi" w:eastAsiaTheme="majorEastAsia" w:hAnsiTheme="majorHAnsi"/>
+        <w:rFonts w:asciiTheme="majorHAnsi" w:cstheme="majorBidi" w:hAnsiTheme="majorHAnsi" w:eastAsia="黑体"/>
         <w:b/>
         <w:bCs/>
       </w:rPr>
@@ -5608,7 +5912,7 @@
         <w:spacing w:after="0" w:before="0" w:line="240" w:lineRule="auto"/>
       </w:pPr>
       <w:rPr>
-        <w:rFonts w:asciiTheme="majorHAnsi" w:cstheme="majorBidi" w:eastAsiaTheme="majorEastAsia" w:hAnsiTheme="majorHAnsi"/>
+        <w:rFonts w:asciiTheme="majorHAnsi" w:cstheme="majorBidi" w:hAnsiTheme="majorHAnsi" w:eastAsia="黑体"/>
         <w:b/>
         <w:bCs/>
       </w:rPr>
@@ -5626,14 +5930,14 @@
     </w:tblStylePr>
     <w:tblStylePr w:type="firstCol">
       <w:rPr>
-        <w:rFonts w:asciiTheme="majorHAnsi" w:cstheme="majorBidi" w:eastAsiaTheme="majorEastAsia" w:hAnsiTheme="majorHAnsi"/>
+        <w:rFonts w:asciiTheme="majorHAnsi" w:cstheme="majorBidi" w:hAnsiTheme="majorHAnsi" w:eastAsia="黑体"/>
         <w:b/>
         <w:bCs/>
       </w:rPr>
     </w:tblStylePr>
     <w:tblStylePr w:type="lastCol">
       <w:rPr>
-        <w:rFonts w:asciiTheme="majorHAnsi" w:cstheme="majorBidi" w:eastAsiaTheme="majorEastAsia" w:hAnsiTheme="majorHAnsi"/>
+        <w:rFonts w:asciiTheme="majorHAnsi" w:cstheme="majorBidi" w:hAnsiTheme="majorHAnsi" w:eastAsia="黑体"/>
         <w:b/>
         <w:bCs/>
       </w:rPr>
@@ -5717,7 +6021,7 @@
         <w:spacing w:after="0" w:before="0" w:line="240" w:lineRule="auto"/>
       </w:pPr>
       <w:rPr>
-        <w:rFonts w:asciiTheme="majorHAnsi" w:cstheme="majorBidi" w:eastAsiaTheme="majorEastAsia" w:hAnsiTheme="majorHAnsi"/>
+        <w:rFonts w:asciiTheme="majorHAnsi" w:cstheme="majorBidi" w:hAnsiTheme="majorHAnsi" w:eastAsia="黑体"/>
         <w:b/>
         <w:bCs/>
       </w:rPr>
@@ -5738,7 +6042,7 @@
         <w:spacing w:after="0" w:before="0" w:line="240" w:lineRule="auto"/>
       </w:pPr>
       <w:rPr>
-        <w:rFonts w:asciiTheme="majorHAnsi" w:cstheme="majorBidi" w:eastAsiaTheme="majorEastAsia" w:hAnsiTheme="majorHAnsi"/>
+        <w:rFonts w:asciiTheme="majorHAnsi" w:cstheme="majorBidi" w:hAnsiTheme="majorHAnsi" w:eastAsia="黑体"/>
         <w:b/>
         <w:bCs/>
       </w:rPr>
@@ -5756,14 +6060,14 @@
     </w:tblStylePr>
     <w:tblStylePr w:type="firstCol">
       <w:rPr>
-        <w:rFonts w:asciiTheme="majorHAnsi" w:cstheme="majorBidi" w:eastAsiaTheme="majorEastAsia" w:hAnsiTheme="majorHAnsi"/>
+        <w:rFonts w:asciiTheme="majorHAnsi" w:cstheme="majorBidi" w:hAnsiTheme="majorHAnsi" w:eastAsia="黑体"/>
         <w:b/>
         <w:bCs/>
       </w:rPr>
     </w:tblStylePr>
     <w:tblStylePr w:type="lastCol">
       <w:rPr>
-        <w:rFonts w:asciiTheme="majorHAnsi" w:cstheme="majorBidi" w:eastAsiaTheme="majorEastAsia" w:hAnsiTheme="majorHAnsi"/>
+        <w:rFonts w:asciiTheme="majorHAnsi" w:cstheme="majorBidi" w:hAnsiTheme="majorHAnsi" w:eastAsia="黑体"/>
         <w:b/>
         <w:bCs/>
       </w:rPr>
@@ -5847,7 +6151,7 @@
         <w:spacing w:after="0" w:before="0" w:line="240" w:lineRule="auto"/>
       </w:pPr>
       <w:rPr>
-        <w:rFonts w:asciiTheme="majorHAnsi" w:cstheme="majorBidi" w:eastAsiaTheme="majorEastAsia" w:hAnsiTheme="majorHAnsi"/>
+        <w:rFonts w:asciiTheme="majorHAnsi" w:cstheme="majorBidi" w:hAnsiTheme="majorHAnsi" w:eastAsia="黑体"/>
         <w:b/>
         <w:bCs/>
       </w:rPr>
@@ -5868,7 +6172,7 @@
         <w:spacing w:after="0" w:before="0" w:line="240" w:lineRule="auto"/>
       </w:pPr>
       <w:rPr>
-        <w:rFonts w:asciiTheme="majorHAnsi" w:cstheme="majorBidi" w:eastAsiaTheme="majorEastAsia" w:hAnsiTheme="majorHAnsi"/>
+        <w:rFonts w:asciiTheme="majorHAnsi" w:cstheme="majorBidi" w:hAnsiTheme="majorHAnsi" w:eastAsia="黑体"/>
         <w:b/>
         <w:bCs/>
       </w:rPr>
@@ -5886,14 +6190,14 @@
     </w:tblStylePr>
     <w:tblStylePr w:type="firstCol">
       <w:rPr>
-        <w:rFonts w:asciiTheme="majorHAnsi" w:cstheme="majorBidi" w:eastAsiaTheme="majorEastAsia" w:hAnsiTheme="majorHAnsi"/>
+        <w:rFonts w:asciiTheme="majorHAnsi" w:cstheme="majorBidi" w:hAnsiTheme="majorHAnsi" w:eastAsia="黑体"/>
         <w:b/>
         <w:bCs/>
       </w:rPr>
     </w:tblStylePr>
     <w:tblStylePr w:type="lastCol">
       <w:rPr>
-        <w:rFonts w:asciiTheme="majorHAnsi" w:cstheme="majorBidi" w:eastAsiaTheme="majorEastAsia" w:hAnsiTheme="majorHAnsi"/>
+        <w:rFonts w:asciiTheme="majorHAnsi" w:cstheme="majorBidi" w:hAnsiTheme="majorHAnsi" w:eastAsia="黑体"/>
         <w:b/>
         <w:bCs/>
       </w:rPr>
@@ -5977,7 +6281,7 @@
         <w:spacing w:after="0" w:before="0" w:line="240" w:lineRule="auto"/>
       </w:pPr>
       <w:rPr>
-        <w:rFonts w:asciiTheme="majorHAnsi" w:cstheme="majorBidi" w:eastAsiaTheme="majorEastAsia" w:hAnsiTheme="majorHAnsi"/>
+        <w:rFonts w:asciiTheme="majorHAnsi" w:cstheme="majorBidi" w:hAnsiTheme="majorHAnsi" w:eastAsia="黑体"/>
         <w:b/>
         <w:bCs/>
       </w:rPr>
@@ -5998,7 +6302,7 @@
         <w:spacing w:after="0" w:before="0" w:line="240" w:lineRule="auto"/>
       </w:pPr>
       <w:rPr>
-        <w:rFonts w:asciiTheme="majorHAnsi" w:cstheme="majorBidi" w:eastAsiaTheme="majorEastAsia" w:hAnsiTheme="majorHAnsi"/>
+        <w:rFonts w:asciiTheme="majorHAnsi" w:cstheme="majorBidi" w:hAnsiTheme="majorHAnsi" w:eastAsia="黑体"/>
         <w:b/>
         <w:bCs/>
       </w:rPr>
@@ -6016,14 +6320,14 @@
     </w:tblStylePr>
     <w:tblStylePr w:type="firstCol">
       <w:rPr>
-        <w:rFonts w:asciiTheme="majorHAnsi" w:cstheme="majorBidi" w:eastAsiaTheme="majorEastAsia" w:hAnsiTheme="majorHAnsi"/>
+        <w:rFonts w:asciiTheme="majorHAnsi" w:cstheme="majorBidi" w:hAnsiTheme="majorHAnsi" w:eastAsia="黑体"/>
         <w:b/>
         <w:bCs/>
       </w:rPr>
     </w:tblStylePr>
     <w:tblStylePr w:type="lastCol">
       <w:rPr>
-        <w:rFonts w:asciiTheme="majorHAnsi" w:cstheme="majorBidi" w:eastAsiaTheme="majorEastAsia" w:hAnsiTheme="majorHAnsi"/>
+        <w:rFonts w:asciiTheme="majorHAnsi" w:cstheme="majorBidi" w:hAnsiTheme="majorHAnsi" w:eastAsia="黑体"/>
         <w:b/>
         <w:bCs/>
       </w:rPr>
@@ -6107,7 +6411,7 @@
         <w:spacing w:after="0" w:before="0" w:line="240" w:lineRule="auto"/>
       </w:pPr>
       <w:rPr>
-        <w:rFonts w:asciiTheme="majorHAnsi" w:cstheme="majorBidi" w:eastAsiaTheme="majorEastAsia" w:hAnsiTheme="majorHAnsi"/>
+        <w:rFonts w:asciiTheme="majorHAnsi" w:cstheme="majorBidi" w:hAnsiTheme="majorHAnsi" w:eastAsia="黑体"/>
         <w:b/>
         <w:bCs/>
       </w:rPr>
@@ -6128,7 +6432,7 @@
         <w:spacing w:after="0" w:before="0" w:line="240" w:lineRule="auto"/>
       </w:pPr>
       <w:rPr>
-        <w:rFonts w:asciiTheme="majorHAnsi" w:cstheme="majorBidi" w:eastAsiaTheme="majorEastAsia" w:hAnsiTheme="majorHAnsi"/>
+        <w:rFonts w:asciiTheme="majorHAnsi" w:cstheme="majorBidi" w:hAnsiTheme="majorHAnsi" w:eastAsia="黑体"/>
         <w:b/>
         <w:bCs/>
       </w:rPr>
@@ -6146,14 +6450,14 @@
     </w:tblStylePr>
     <w:tblStylePr w:type="firstCol">
       <w:rPr>
-        <w:rFonts w:asciiTheme="majorHAnsi" w:cstheme="majorBidi" w:eastAsiaTheme="majorEastAsia" w:hAnsiTheme="majorHAnsi"/>
+        <w:rFonts w:asciiTheme="majorHAnsi" w:cstheme="majorBidi" w:hAnsiTheme="majorHAnsi" w:eastAsia="黑体"/>
         <w:b/>
         <w:bCs/>
       </w:rPr>
     </w:tblStylePr>
     <w:tblStylePr w:type="lastCol">
       <w:rPr>
-        <w:rFonts w:asciiTheme="majorHAnsi" w:cstheme="majorBidi" w:eastAsiaTheme="majorEastAsia" w:hAnsiTheme="majorHAnsi"/>
+        <w:rFonts w:asciiTheme="majorHAnsi" w:cstheme="majorBidi" w:hAnsiTheme="majorHAnsi" w:eastAsia="黑体"/>
         <w:b/>
         <w:bCs/>
       </w:rPr>
@@ -6236,6 +6540,7 @@
         <w:spacing w:after="0" w:before="0" w:line="240" w:lineRule="auto"/>
       </w:pPr>
       <w:rPr>
+        <w:rFonts w:eastAsia="黑体"/>
         <w:b/>
         <w:bCs/>
         <w:color w:themeColor="background1" w:val="FFFFFF"/>
@@ -6258,6 +6563,7 @@
         <w:spacing w:after="0" w:before="0" w:line="240" w:lineRule="auto"/>
       </w:pPr>
       <w:rPr>
+        <w:rFonts w:eastAsia="黑体"/>
         <w:b/>
         <w:bCs/>
       </w:rPr>
@@ -6275,12 +6581,14 @@
     </w:tblStylePr>
     <w:tblStylePr w:type="firstCol">
       <w:rPr>
+        <w:rFonts w:eastAsia="黑体"/>
         <w:b/>
         <w:bCs/>
       </w:rPr>
     </w:tblStylePr>
     <w:tblStylePr w:type="lastCol">
       <w:rPr>
+        <w:rFonts w:eastAsia="黑体"/>
         <w:b/>
         <w:bCs/>
       </w:rPr>
@@ -6342,6 +6650,7 @@
         <w:spacing w:after="0" w:before="0" w:line="240" w:lineRule="auto"/>
       </w:pPr>
       <w:rPr>
+        <w:rFonts w:eastAsia="黑体"/>
         <w:b/>
         <w:bCs/>
         <w:color w:themeColor="background1" w:val="FFFFFF"/>
@@ -6364,6 +6673,7 @@
         <w:spacing w:after="0" w:before="0" w:line="240" w:lineRule="auto"/>
       </w:pPr>
       <w:rPr>
+        <w:rFonts w:eastAsia="黑体"/>
         <w:b/>
         <w:bCs/>
       </w:rPr>
@@ -6381,12 +6691,14 @@
     </w:tblStylePr>
     <w:tblStylePr w:type="firstCol">
       <w:rPr>
+        <w:rFonts w:eastAsia="黑体"/>
         <w:b/>
         <w:bCs/>
       </w:rPr>
     </w:tblStylePr>
     <w:tblStylePr w:type="lastCol">
       <w:rPr>
+        <w:rFonts w:eastAsia="黑体"/>
         <w:b/>
         <w:bCs/>
       </w:rPr>
@@ -6448,6 +6760,7 @@
         <w:spacing w:after="0" w:before="0" w:line="240" w:lineRule="auto"/>
       </w:pPr>
       <w:rPr>
+        <w:rFonts w:eastAsia="黑体"/>
         <w:b/>
         <w:bCs/>
         <w:color w:themeColor="background1" w:val="FFFFFF"/>
@@ -6470,6 +6783,7 @@
         <w:spacing w:after="0" w:before="0" w:line="240" w:lineRule="auto"/>
       </w:pPr>
       <w:rPr>
+        <w:rFonts w:eastAsia="黑体"/>
         <w:b/>
         <w:bCs/>
       </w:rPr>
@@ -6487,12 +6801,14 @@
     </w:tblStylePr>
     <w:tblStylePr w:type="firstCol">
       <w:rPr>
+        <w:rFonts w:eastAsia="黑体"/>
         <w:b/>
         <w:bCs/>
       </w:rPr>
     </w:tblStylePr>
     <w:tblStylePr w:type="lastCol">
       <w:rPr>
+        <w:rFonts w:eastAsia="黑体"/>
         <w:b/>
         <w:bCs/>
       </w:rPr>
@@ -6554,6 +6870,7 @@
         <w:spacing w:after="0" w:before="0" w:line="240" w:lineRule="auto"/>
       </w:pPr>
       <w:rPr>
+        <w:rFonts w:eastAsia="黑体"/>
         <w:b/>
         <w:bCs/>
         <w:color w:themeColor="background1" w:val="FFFFFF"/>
@@ -6576,6 +6893,7 @@
         <w:spacing w:after="0" w:before="0" w:line="240" w:lineRule="auto"/>
       </w:pPr>
       <w:rPr>
+        <w:rFonts w:eastAsia="黑体"/>
         <w:b/>
         <w:bCs/>
       </w:rPr>
@@ -6593,12 +6911,14 @@
     </w:tblStylePr>
     <w:tblStylePr w:type="firstCol">
       <w:rPr>
+        <w:rFonts w:eastAsia="黑体"/>
         <w:b/>
         <w:bCs/>
       </w:rPr>
     </w:tblStylePr>
     <w:tblStylePr w:type="lastCol">
       <w:rPr>
+        <w:rFonts w:eastAsia="黑体"/>
         <w:b/>
         <w:bCs/>
       </w:rPr>
@@ -6660,6 +6980,7 @@
         <w:spacing w:after="0" w:before="0" w:line="240" w:lineRule="auto"/>
       </w:pPr>
       <w:rPr>
+        <w:rFonts w:eastAsia="黑体"/>
         <w:b/>
         <w:bCs/>
         <w:color w:themeColor="background1" w:val="FFFFFF"/>
@@ -6682,6 +7003,7 @@
         <w:spacing w:after="0" w:before="0" w:line="240" w:lineRule="auto"/>
       </w:pPr>
       <w:rPr>
+        <w:rFonts w:eastAsia="黑体"/>
         <w:b/>
         <w:bCs/>
       </w:rPr>
@@ -6699,12 +7021,14 @@
     </w:tblStylePr>
     <w:tblStylePr w:type="firstCol">
       <w:rPr>
+        <w:rFonts w:eastAsia="黑体"/>
         <w:b/>
         <w:bCs/>
       </w:rPr>
     </w:tblStylePr>
     <w:tblStylePr w:type="lastCol">
       <w:rPr>
+        <w:rFonts w:eastAsia="黑体"/>
         <w:b/>
         <w:bCs/>
       </w:rPr>
@@ -6766,6 +7090,7 @@
         <w:spacing w:after="0" w:before="0" w:line="240" w:lineRule="auto"/>
       </w:pPr>
       <w:rPr>
+        <w:rFonts w:eastAsia="黑体"/>
         <w:b/>
         <w:bCs/>
         <w:color w:themeColor="background1" w:val="FFFFFF"/>
@@ -6788,6 +7113,7 @@
         <w:spacing w:after="0" w:before="0" w:line="240" w:lineRule="auto"/>
       </w:pPr>
       <w:rPr>
+        <w:rFonts w:eastAsia="黑体"/>
         <w:b/>
         <w:bCs/>
       </w:rPr>
@@ -6805,12 +7131,14 @@
     </w:tblStylePr>
     <w:tblStylePr w:type="firstCol">
       <w:rPr>
+        <w:rFonts w:eastAsia="黑体"/>
         <w:b/>
         <w:bCs/>
       </w:rPr>
     </w:tblStylePr>
     <w:tblStylePr w:type="lastCol">
       <w:rPr>
+        <w:rFonts w:eastAsia="黑体"/>
         <w:b/>
         <w:bCs/>
       </w:rPr>
@@ -6872,6 +7200,7 @@
         <w:spacing w:after="0" w:before="0" w:line="240" w:lineRule="auto"/>
       </w:pPr>
       <w:rPr>
+        <w:rFonts w:eastAsia="黑体"/>
         <w:b/>
         <w:bCs/>
         <w:color w:themeColor="background1" w:val="FFFFFF"/>
@@ -6894,6 +7223,7 @@
         <w:spacing w:after="0" w:before="0" w:line="240" w:lineRule="auto"/>
       </w:pPr>
       <w:rPr>
+        <w:rFonts w:eastAsia="黑体"/>
         <w:b/>
         <w:bCs/>
       </w:rPr>
@@ -6911,12 +7241,14 @@
     </w:tblStylePr>
     <w:tblStylePr w:type="firstCol">
       <w:rPr>
+        <w:rFonts w:eastAsia="黑体"/>
         <w:b/>
         <w:bCs/>
       </w:rPr>
     </w:tblStylePr>
     <w:tblStylePr w:type="lastCol">
       <w:rPr>
+        <w:rFonts w:eastAsia="黑体"/>
         <w:b/>
         <w:bCs/>
       </w:rPr>
@@ -6975,6 +7307,7 @@
         <w:spacing w:after="0" w:before="0" w:line="240" w:lineRule="auto"/>
       </w:pPr>
       <w:rPr>
+        <w:rFonts w:eastAsia="黑体"/>
         <w:b/>
         <w:bCs/>
         <w:color w:themeColor="background1" w:val="FFFFFF"/>
@@ -6997,6 +7330,7 @@
         <w:spacing w:after="0" w:before="0" w:line="240" w:lineRule="auto"/>
       </w:pPr>
       <w:rPr>
+        <w:rFonts w:eastAsia="黑体"/>
         <w:color w:val="auto"/>
       </w:rPr>
       <w:tblPr/>
@@ -7014,6 +7348,7 @@
     </w:tblStylePr>
     <w:tblStylePr w:type="firstCol">
       <w:rPr>
+        <w:rFonts w:eastAsia="黑体"/>
         <w:b/>
         <w:bCs/>
         <w:color w:themeColor="background1" w:val="FFFFFF"/>
@@ -7033,6 +7368,7 @@
     </w:tblStylePr>
     <w:tblStylePr w:type="lastCol">
       <w:rPr>
+        <w:rFonts w:eastAsia="黑体"/>
         <w:b/>
         <w:bCs/>
         <w:color w:themeColor="background1" w:val="FFFFFF"/>
@@ -7081,6 +7417,7 @@
     </w:tblStylePr>
     <w:tblStylePr w:type="nwCell">
       <w:rPr>
+        <w:rFonts w:eastAsia="黑体"/>
         <w:color w:themeColor="background1" w:val="FFFFFF"/>
       </w:rPr>
       <w:tblPr/>
@@ -7124,6 +7461,7 @@
         <w:spacing w:after="0" w:before="0" w:line="240" w:lineRule="auto"/>
       </w:pPr>
       <w:rPr>
+        <w:rFonts w:eastAsia="黑体"/>
         <w:b/>
         <w:bCs/>
         <w:color w:themeColor="background1" w:val="FFFFFF"/>
@@ -7146,6 +7484,7 @@
         <w:spacing w:after="0" w:before="0" w:line="240" w:lineRule="auto"/>
       </w:pPr>
       <w:rPr>
+        <w:rFonts w:eastAsia="黑体"/>
         <w:color w:val="auto"/>
       </w:rPr>
       <w:tblPr/>
@@ -7163,6 +7502,7 @@
     </w:tblStylePr>
     <w:tblStylePr w:type="firstCol">
       <w:rPr>
+        <w:rFonts w:eastAsia="黑体"/>
         <w:b/>
         <w:bCs/>
         <w:color w:themeColor="background1" w:val="FFFFFF"/>
@@ -7182,6 +7522,7 @@
     </w:tblStylePr>
     <w:tblStylePr w:type="lastCol">
       <w:rPr>
+        <w:rFonts w:eastAsia="黑体"/>
         <w:b/>
         <w:bCs/>
         <w:color w:themeColor="background1" w:val="FFFFFF"/>
@@ -7230,6 +7571,7 @@
     </w:tblStylePr>
     <w:tblStylePr w:type="nwCell">
       <w:rPr>
+        <w:rFonts w:eastAsia="黑体"/>
         <w:color w:themeColor="background1" w:val="FFFFFF"/>
       </w:rPr>
       <w:tblPr/>
@@ -7273,6 +7615,7 @@
         <w:spacing w:after="0" w:before="0" w:line="240" w:lineRule="auto"/>
       </w:pPr>
       <w:rPr>
+        <w:rFonts w:eastAsia="黑体"/>
         <w:b/>
         <w:bCs/>
         <w:color w:themeColor="background1" w:val="FFFFFF"/>
@@ -7295,6 +7638,7 @@
         <w:spacing w:after="0" w:before="0" w:line="240" w:lineRule="auto"/>
       </w:pPr>
       <w:rPr>
+        <w:rFonts w:eastAsia="黑体"/>
         <w:color w:val="auto"/>
       </w:rPr>
       <w:tblPr/>
@@ -7312,6 +7656,7 @@
     </w:tblStylePr>
     <w:tblStylePr w:type="firstCol">
       <w:rPr>
+        <w:rFonts w:eastAsia="黑体"/>
         <w:b/>
         <w:bCs/>
         <w:color w:themeColor="background1" w:val="FFFFFF"/>
@@ -7331,6 +7676,7 @@
     </w:tblStylePr>
     <w:tblStylePr w:type="lastCol">
       <w:rPr>
+        <w:rFonts w:eastAsia="黑体"/>
         <w:b/>
         <w:bCs/>
         <w:color w:themeColor="background1" w:val="FFFFFF"/>
@@ -7379,6 +7725,7 @@
     </w:tblStylePr>
     <w:tblStylePr w:type="nwCell">
       <w:rPr>
+        <w:rFonts w:eastAsia="黑体"/>
         <w:color w:themeColor="background1" w:val="FFFFFF"/>
       </w:rPr>
       <w:tblPr/>
@@ -7422,6 +7769,7 @@
         <w:spacing w:after="0" w:before="0" w:line="240" w:lineRule="auto"/>
       </w:pPr>
       <w:rPr>
+        <w:rFonts w:eastAsia="黑体"/>
         <w:b/>
         <w:bCs/>
         <w:color w:themeColor="background1" w:val="FFFFFF"/>
@@ -7444,6 +7792,7 @@
         <w:spacing w:after="0" w:before="0" w:line="240" w:lineRule="auto"/>
       </w:pPr>
       <w:rPr>
+        <w:rFonts w:eastAsia="黑体"/>
         <w:color w:val="auto"/>
       </w:rPr>
       <w:tblPr/>
@@ -7461,6 +7810,7 @@
     </w:tblStylePr>
     <w:tblStylePr w:type="firstCol">
       <w:rPr>
+        <w:rFonts w:eastAsia="黑体"/>
         <w:b/>
         <w:bCs/>
         <w:color w:themeColor="background1" w:val="FFFFFF"/>
@@ -7480,6 +7830,7 @@
     </w:tblStylePr>
     <w:tblStylePr w:type="lastCol">
       <w:rPr>
+        <w:rFonts w:eastAsia="黑体"/>
         <w:b/>
         <w:bCs/>
         <w:color w:themeColor="background1" w:val="FFFFFF"/>
@@ -7528,6 +7879,7 @@
     </w:tblStylePr>
     <w:tblStylePr w:type="nwCell">
       <w:rPr>
+        <w:rFonts w:eastAsia="黑体"/>
         <w:color w:themeColor="background1" w:val="FFFFFF"/>
       </w:rPr>
       <w:tblPr/>
@@ -7571,6 +7923,7 @@
         <w:spacing w:after="0" w:before="0" w:line="240" w:lineRule="auto"/>
       </w:pPr>
       <w:rPr>
+        <w:rFonts w:eastAsia="黑体"/>
         <w:b/>
         <w:bCs/>
         <w:color w:themeColor="background1" w:val="FFFFFF"/>
@@ -7593,6 +7946,7 @@
         <w:spacing w:after="0" w:before="0" w:line="240" w:lineRule="auto"/>
       </w:pPr>
       <w:rPr>
+        <w:rFonts w:eastAsia="黑体"/>
         <w:color w:val="auto"/>
       </w:rPr>
       <w:tblPr/>
@@ -7610,6 +7964,7 @@
     </w:tblStylePr>
     <w:tblStylePr w:type="firstCol">
       <w:rPr>
+        <w:rFonts w:eastAsia="黑体"/>
         <w:b/>
         <w:bCs/>
         <w:color w:themeColor="background1" w:val="FFFFFF"/>
@@ -7629,6 +7984,7 @@
     </w:tblStylePr>
     <w:tblStylePr w:type="lastCol">
       <w:rPr>
+        <w:rFonts w:eastAsia="黑体"/>
         <w:b/>
         <w:bCs/>
         <w:color w:themeColor="background1" w:val="FFFFFF"/>
@@ -7677,6 +8033,7 @@
     </w:tblStylePr>
     <w:tblStylePr w:type="nwCell">
       <w:rPr>
+        <w:rFonts w:eastAsia="黑体"/>
         <w:color w:themeColor="background1" w:val="FFFFFF"/>
       </w:rPr>
       <w:tblPr/>
@@ -7720,6 +8077,7 @@
         <w:spacing w:after="0" w:before="0" w:line="240" w:lineRule="auto"/>
       </w:pPr>
       <w:rPr>
+        <w:rFonts w:eastAsia="黑体"/>
         <w:b/>
         <w:bCs/>
         <w:color w:themeColor="background1" w:val="FFFFFF"/>
@@ -7742,6 +8100,7 @@
         <w:spacing w:after="0" w:before="0" w:line="240" w:lineRule="auto"/>
       </w:pPr>
       <w:rPr>
+        <w:rFonts w:eastAsia="黑体"/>
         <w:color w:val="auto"/>
       </w:rPr>
       <w:tblPr/>
@@ -7759,6 +8118,7 @@
     </w:tblStylePr>
     <w:tblStylePr w:type="firstCol">
       <w:rPr>
+        <w:rFonts w:eastAsia="黑体"/>
         <w:b/>
         <w:bCs/>
         <w:color w:themeColor="background1" w:val="FFFFFF"/>
@@ -7778,6 +8138,7 @@
     </w:tblStylePr>
     <w:tblStylePr w:type="lastCol">
       <w:rPr>
+        <w:rFonts w:eastAsia="黑体"/>
         <w:b/>
         <w:bCs/>
         <w:color w:themeColor="background1" w:val="FFFFFF"/>
@@ -7826,6 +8187,7 @@
     </w:tblStylePr>
     <w:tblStylePr w:type="nwCell">
       <w:rPr>
+        <w:rFonts w:eastAsia="黑体"/>
         <w:color w:themeColor="background1" w:val="FFFFFF"/>
       </w:rPr>
       <w:tblPr/>
@@ -7869,6 +8231,7 @@
         <w:spacing w:after="0" w:before="0" w:line="240" w:lineRule="auto"/>
       </w:pPr>
       <w:rPr>
+        <w:rFonts w:eastAsia="黑体"/>
         <w:b/>
         <w:bCs/>
         <w:color w:themeColor="background1" w:val="FFFFFF"/>
@@ -7891,6 +8254,7 @@
         <w:spacing w:after="0" w:before="0" w:line="240" w:lineRule="auto"/>
       </w:pPr>
       <w:rPr>
+        <w:rFonts w:eastAsia="黑体"/>
         <w:color w:val="auto"/>
       </w:rPr>
       <w:tblPr/>
@@ -7908,6 +8272,7 @@
     </w:tblStylePr>
     <w:tblStylePr w:type="firstCol">
       <w:rPr>
+        <w:rFonts w:eastAsia="黑体"/>
         <w:b/>
         <w:bCs/>
         <w:color w:themeColor="background1" w:val="FFFFFF"/>
@@ -7927,6 +8292,7 @@
     </w:tblStylePr>
     <w:tblStylePr w:type="lastCol">
       <w:rPr>
+        <w:rFonts w:eastAsia="黑体"/>
         <w:b/>
         <w:bCs/>
         <w:color w:themeColor="background1" w:val="FFFFFF"/>
@@ -7975,6 +8341,7 @@
     </w:tblStylePr>
     <w:tblStylePr w:type="nwCell">
       <w:rPr>
+        <w:rFonts w:eastAsia="黑体"/>
         <w:color w:themeColor="background1" w:val="FFFFFF"/>
       </w:rPr>
       <w:tblPr/>
@@ -7999,6 +8366,7 @@
       <w:spacing w:after="0" w:line="240" w:lineRule="auto"/>
     </w:pPr>
     <w:rPr>
+      <w:rFonts w:eastAsia="黑体"/>
       <w:color w:themeColor="text1" w:val="000000"/>
     </w:rPr>
     <w:tblPr>
@@ -8018,7 +8386,7 @@
     </w:tblPr>
     <w:tblStylePr w:type="firstRow">
       <w:rPr>
-        <w:rFonts w:asciiTheme="majorHAnsi" w:cstheme="majorBidi" w:eastAsiaTheme="majorEastAsia" w:hAnsiTheme="majorHAnsi"/>
+        <w:rFonts w:asciiTheme="majorHAnsi" w:cstheme="majorBidi" w:hAnsiTheme="majorHAnsi" w:eastAsia="黑体"/>
       </w:rPr>
       <w:tblPr/>
       <w:tcPr>
@@ -8030,6 +8398,7 @@
     </w:tblStylePr>
     <w:tblStylePr w:type="lastRow">
       <w:rPr>
+        <w:rFonts w:eastAsia="黑体"/>
         <w:b/>
         <w:bCs/>
         <w:color w:themeColor="text2" w:val="1F497D"/>
@@ -8044,12 +8413,14 @@
     </w:tblStylePr>
     <w:tblStylePr w:type="firstCol">
       <w:rPr>
+        <w:rFonts w:eastAsia="黑体"/>
         <w:b/>
         <w:bCs/>
       </w:rPr>
     </w:tblStylePr>
     <w:tblStylePr w:type="lastCol">
       <w:rPr>
+        <w:rFonts w:eastAsia="黑体"/>
         <w:b/>
         <w:bCs/>
       </w:rPr>
@@ -8083,6 +8454,7 @@
       <w:spacing w:after="0" w:line="240" w:lineRule="auto"/>
     </w:pPr>
     <w:rPr>
+      <w:rFonts w:eastAsia="黑体"/>
       <w:color w:themeColor="text1" w:val="000000"/>
     </w:rPr>
     <w:tblPr>
@@ -8102,7 +8474,7 @@
     </w:tblPr>
     <w:tblStylePr w:type="firstRow">
       <w:rPr>
-        <w:rFonts w:asciiTheme="majorHAnsi" w:cstheme="majorBidi" w:eastAsiaTheme="majorEastAsia" w:hAnsiTheme="majorHAnsi"/>
+        <w:rFonts w:asciiTheme="majorHAnsi" w:cstheme="majorBidi" w:hAnsiTheme="majorHAnsi" w:eastAsia="黑体"/>
       </w:rPr>
       <w:tblPr/>
       <w:tcPr>
@@ -8114,6 +8486,7 @@
     </w:tblStylePr>
     <w:tblStylePr w:type="lastRow">
       <w:rPr>
+        <w:rFonts w:eastAsia="黑体"/>
         <w:b/>
         <w:bCs/>
         <w:color w:themeColor="text2" w:val="1F497D"/>
@@ -8128,12 +8501,14 @@
     </w:tblStylePr>
     <w:tblStylePr w:type="firstCol">
       <w:rPr>
+        <w:rFonts w:eastAsia="黑体"/>
         <w:b/>
         <w:bCs/>
       </w:rPr>
     </w:tblStylePr>
     <w:tblStylePr w:type="lastCol">
       <w:rPr>
+        <w:rFonts w:eastAsia="黑体"/>
         <w:b/>
         <w:bCs/>
       </w:rPr>
@@ -8167,6 +8542,7 @@
       <w:spacing w:after="0" w:line="240" w:lineRule="auto"/>
     </w:pPr>
     <w:rPr>
+      <w:rFonts w:eastAsia="黑体"/>
       <w:color w:themeColor="text1" w:val="000000"/>
     </w:rPr>
     <w:tblPr>
@@ -8186,7 +8562,7 @@
     </w:tblPr>
     <w:tblStylePr w:type="firstRow">
       <w:rPr>
-        <w:rFonts w:asciiTheme="majorHAnsi" w:cstheme="majorBidi" w:eastAsiaTheme="majorEastAsia" w:hAnsiTheme="majorHAnsi"/>
+        <w:rFonts w:asciiTheme="majorHAnsi" w:cstheme="majorBidi" w:hAnsiTheme="majorHAnsi" w:eastAsia="黑体"/>
       </w:rPr>
       <w:tblPr/>
       <w:tcPr>
@@ -8198,6 +8574,7 @@
     </w:tblStylePr>
     <w:tblStylePr w:type="lastRow">
       <w:rPr>
+        <w:rFonts w:eastAsia="黑体"/>
         <w:b/>
         <w:bCs/>
         <w:color w:themeColor="text2" w:val="1F497D"/>
@@ -8212,12 +8589,14 @@
     </w:tblStylePr>
     <w:tblStylePr w:type="firstCol">
       <w:rPr>
+        <w:rFonts w:eastAsia="黑体"/>
         <w:b/>
         <w:bCs/>
       </w:rPr>
     </w:tblStylePr>
     <w:tblStylePr w:type="lastCol">
       <w:rPr>
+        <w:rFonts w:eastAsia="黑体"/>
         <w:b/>
         <w:bCs/>
       </w:rPr>
@@ -8251,6 +8630,7 @@
       <w:spacing w:after="0" w:line="240" w:lineRule="auto"/>
     </w:pPr>
     <w:rPr>
+      <w:rFonts w:eastAsia="黑体"/>
       <w:color w:themeColor="text1" w:val="000000"/>
     </w:rPr>
     <w:tblPr>
@@ -8270,7 +8650,7 @@
     </w:tblPr>
     <w:tblStylePr w:type="firstRow">
       <w:rPr>
-        <w:rFonts w:asciiTheme="majorHAnsi" w:cstheme="majorBidi" w:eastAsiaTheme="majorEastAsia" w:hAnsiTheme="majorHAnsi"/>
+        <w:rFonts w:asciiTheme="majorHAnsi" w:cstheme="majorBidi" w:hAnsiTheme="majorHAnsi" w:eastAsia="黑体"/>
       </w:rPr>
       <w:tblPr/>
       <w:tcPr>
@@ -8282,6 +8662,7 @@
     </w:tblStylePr>
     <w:tblStylePr w:type="lastRow">
       <w:rPr>
+        <w:rFonts w:eastAsia="黑体"/>
         <w:b/>
         <w:bCs/>
         <w:color w:themeColor="text2" w:val="1F497D"/>
@@ -8296,12 +8677,14 @@
     </w:tblStylePr>
     <w:tblStylePr w:type="firstCol">
       <w:rPr>
+        <w:rFonts w:eastAsia="黑体"/>
         <w:b/>
         <w:bCs/>
       </w:rPr>
     </w:tblStylePr>
     <w:tblStylePr w:type="lastCol">
       <w:rPr>
+        <w:rFonts w:eastAsia="黑体"/>
         <w:b/>
         <w:bCs/>
       </w:rPr>
@@ -8335,6 +8718,7 @@
       <w:spacing w:after="0" w:line="240" w:lineRule="auto"/>
     </w:pPr>
     <w:rPr>
+      <w:rFonts w:eastAsia="黑体"/>
       <w:color w:themeColor="text1" w:val="000000"/>
     </w:rPr>
     <w:tblPr>
@@ -8354,7 +8738,7 @@
     </w:tblPr>
     <w:tblStylePr w:type="firstRow">
       <w:rPr>
-        <w:rFonts w:asciiTheme="majorHAnsi" w:cstheme="majorBidi" w:eastAsiaTheme="majorEastAsia" w:hAnsiTheme="majorHAnsi"/>
+        <w:rFonts w:asciiTheme="majorHAnsi" w:cstheme="majorBidi" w:hAnsiTheme="majorHAnsi" w:eastAsia="黑体"/>
       </w:rPr>
       <w:tblPr/>
       <w:tcPr>
@@ -8366,6 +8750,7 @@
     </w:tblStylePr>
     <w:tblStylePr w:type="lastRow">
       <w:rPr>
+        <w:rFonts w:eastAsia="黑体"/>
         <w:b/>
         <w:bCs/>
         <w:color w:themeColor="text2" w:val="1F497D"/>
@@ -8380,12 +8765,14 @@
     </w:tblStylePr>
     <w:tblStylePr w:type="firstCol">
       <w:rPr>
+        <w:rFonts w:eastAsia="黑体"/>
         <w:b/>
         <w:bCs/>
       </w:rPr>
     </w:tblStylePr>
     <w:tblStylePr w:type="lastCol">
       <w:rPr>
+        <w:rFonts w:eastAsia="黑体"/>
         <w:b/>
         <w:bCs/>
       </w:rPr>
@@ -8419,6 +8806,7 @@
       <w:spacing w:after="0" w:line="240" w:lineRule="auto"/>
     </w:pPr>
     <w:rPr>
+      <w:rFonts w:eastAsia="黑体"/>
       <w:color w:themeColor="text1" w:val="000000"/>
     </w:rPr>
     <w:tblPr>
@@ -8438,7 +8826,7 @@
     </w:tblPr>
     <w:tblStylePr w:type="firstRow">
       <w:rPr>
-        <w:rFonts w:asciiTheme="majorHAnsi" w:cstheme="majorBidi" w:eastAsiaTheme="majorEastAsia" w:hAnsiTheme="majorHAnsi"/>
+        <w:rFonts w:asciiTheme="majorHAnsi" w:cstheme="majorBidi" w:hAnsiTheme="majorHAnsi" w:eastAsia="黑体"/>
       </w:rPr>
       <w:tblPr/>
       <w:tcPr>
@@ -8450,6 +8838,7 @@
     </w:tblStylePr>
     <w:tblStylePr w:type="lastRow">
       <w:rPr>
+        <w:rFonts w:eastAsia="黑体"/>
         <w:b/>
         <w:bCs/>
         <w:color w:themeColor="text2" w:val="1F497D"/>
@@ -8464,12 +8853,14 @@
     </w:tblStylePr>
     <w:tblStylePr w:type="firstCol">
       <w:rPr>
+        <w:rFonts w:eastAsia="黑体"/>
         <w:b/>
         <w:bCs/>
       </w:rPr>
     </w:tblStylePr>
     <w:tblStylePr w:type="lastCol">
       <w:rPr>
+        <w:rFonts w:eastAsia="黑体"/>
         <w:b/>
         <w:bCs/>
       </w:rPr>
@@ -8503,6 +8894,7 @@
       <w:spacing w:after="0" w:line="240" w:lineRule="auto"/>
     </w:pPr>
     <w:rPr>
+      <w:rFonts w:eastAsia="黑体"/>
       <w:color w:themeColor="text1" w:val="000000"/>
     </w:rPr>
     <w:tblPr>
@@ -8522,7 +8914,7 @@
     </w:tblPr>
     <w:tblStylePr w:type="firstRow">
       <w:rPr>
-        <w:rFonts w:asciiTheme="majorHAnsi" w:cstheme="majorBidi" w:eastAsiaTheme="majorEastAsia" w:hAnsiTheme="majorHAnsi"/>
+        <w:rFonts w:asciiTheme="majorHAnsi" w:cstheme="majorBidi" w:hAnsiTheme="majorHAnsi" w:eastAsia="黑体"/>
       </w:rPr>
       <w:tblPr/>
       <w:tcPr>
@@ -8534,6 +8926,7 @@
     </w:tblStylePr>
     <w:tblStylePr w:type="lastRow">
       <w:rPr>
+        <w:rFonts w:eastAsia="黑体"/>
         <w:b/>
         <w:bCs/>
         <w:color w:themeColor="text2" w:val="1F497D"/>
@@ -8548,12 +8941,14 @@
     </w:tblStylePr>
     <w:tblStylePr w:type="firstCol">
       <w:rPr>
+        <w:rFonts w:eastAsia="黑体"/>
         <w:b/>
         <w:bCs/>
       </w:rPr>
     </w:tblStylePr>
     <w:tblStylePr w:type="lastCol">
       <w:rPr>
+        <w:rFonts w:eastAsia="黑体"/>
         <w:b/>
         <w:bCs/>
       </w:rPr>
@@ -8587,7 +8982,7 @@
       <w:spacing w:after="0" w:line="240" w:lineRule="auto"/>
     </w:pPr>
     <w:rPr>
-      <w:rFonts w:asciiTheme="majorHAnsi" w:cstheme="majorBidi" w:eastAsiaTheme="majorEastAsia" w:hAnsiTheme="majorHAnsi"/>
+      <w:rFonts w:asciiTheme="majorHAnsi" w:cstheme="majorBidi" w:hAnsiTheme="majorHAnsi" w:eastAsia="黑体"/>
       <w:color w:themeColor="text1" w:val="000000"/>
     </w:rPr>
     <w:tblPr>
@@ -8609,6 +9004,7 @@
     </w:tblPr>
     <w:tblStylePr w:type="firstRow">
       <w:rPr>
+        <w:rFonts w:eastAsia="黑体"/>
         <w:sz w:val="24"/>
         <w:szCs w:val="24"/>
       </w:rPr>
@@ -8715,7 +9111,7 @@
       <w:spacing w:after="0" w:line="240" w:lineRule="auto"/>
     </w:pPr>
     <w:rPr>
-      <w:rFonts w:asciiTheme="majorHAnsi" w:cstheme="majorBidi" w:eastAsiaTheme="majorEastAsia" w:hAnsiTheme="majorHAnsi"/>
+      <w:rFonts w:asciiTheme="majorHAnsi" w:cstheme="majorBidi" w:hAnsiTheme="majorHAnsi" w:eastAsia="黑体"/>
       <w:color w:themeColor="text1" w:val="000000"/>
     </w:rPr>
     <w:tblPr>
@@ -8737,6 +9133,7 @@
     </w:tblPr>
     <w:tblStylePr w:type="firstRow">
       <w:rPr>
+        <w:rFonts w:eastAsia="黑体"/>
         <w:sz w:val="24"/>
         <w:szCs w:val="24"/>
       </w:rPr>
@@ -8843,7 +9240,7 @@
       <w:spacing w:after="0" w:line="240" w:lineRule="auto"/>
     </w:pPr>
     <w:rPr>
-      <w:rFonts w:asciiTheme="majorHAnsi" w:cstheme="majorBidi" w:eastAsiaTheme="majorEastAsia" w:hAnsiTheme="majorHAnsi"/>
+      <w:rFonts w:asciiTheme="majorHAnsi" w:cstheme="majorBidi" w:hAnsiTheme="majorHAnsi" w:eastAsia="黑体"/>
       <w:color w:themeColor="text1" w:val="000000"/>
     </w:rPr>
     <w:tblPr>
@@ -8865,6 +9262,7 @@
     </w:tblPr>
     <w:tblStylePr w:type="firstRow">
       <w:rPr>
+        <w:rFonts w:eastAsia="黑体"/>
         <w:sz w:val="24"/>
         <w:szCs w:val="24"/>
       </w:rPr>
@@ -8971,7 +9369,7 @@
       <w:spacing w:after="0" w:line="240" w:lineRule="auto"/>
     </w:pPr>
     <w:rPr>
-      <w:rFonts w:asciiTheme="majorHAnsi" w:cstheme="majorBidi" w:eastAsiaTheme="majorEastAsia" w:hAnsiTheme="majorHAnsi"/>
+      <w:rFonts w:asciiTheme="majorHAnsi" w:cstheme="majorBidi" w:hAnsiTheme="majorHAnsi" w:eastAsia="黑体"/>
       <w:color w:themeColor="text1" w:val="000000"/>
     </w:rPr>
     <w:tblPr>
@@ -8993,6 +9391,7 @@
     </w:tblPr>
     <w:tblStylePr w:type="firstRow">
       <w:rPr>
+        <w:rFonts w:eastAsia="黑体"/>
         <w:sz w:val="24"/>
         <w:szCs w:val="24"/>
       </w:rPr>
@@ -9099,7 +9498,7 @@
       <w:spacing w:after="0" w:line="240" w:lineRule="auto"/>
     </w:pPr>
     <w:rPr>
-      <w:rFonts w:asciiTheme="majorHAnsi" w:cstheme="majorBidi" w:eastAsiaTheme="majorEastAsia" w:hAnsiTheme="majorHAnsi"/>
+      <w:rFonts w:asciiTheme="majorHAnsi" w:cstheme="majorBidi" w:hAnsiTheme="majorHAnsi" w:eastAsia="黑体"/>
       <w:color w:themeColor="text1" w:val="000000"/>
     </w:rPr>
     <w:tblPr>
@@ -9121,6 +9520,7 @@
     </w:tblPr>
     <w:tblStylePr w:type="firstRow">
       <w:rPr>
+        <w:rFonts w:eastAsia="黑体"/>
         <w:sz w:val="24"/>
         <w:szCs w:val="24"/>
       </w:rPr>
@@ -9227,7 +9627,7 @@
       <w:spacing w:after="0" w:line="240" w:lineRule="auto"/>
     </w:pPr>
     <w:rPr>
-      <w:rFonts w:asciiTheme="majorHAnsi" w:cstheme="majorBidi" w:eastAsiaTheme="majorEastAsia" w:hAnsiTheme="majorHAnsi"/>
+      <w:rFonts w:asciiTheme="majorHAnsi" w:cstheme="majorBidi" w:hAnsiTheme="majorHAnsi" w:eastAsia="黑体"/>
       <w:color w:themeColor="text1" w:val="000000"/>
     </w:rPr>
     <w:tblPr>
@@ -9249,6 +9649,7 @@
     </w:tblPr>
     <w:tblStylePr w:type="firstRow">
       <w:rPr>
+        <w:rFonts w:eastAsia="黑体"/>
         <w:sz w:val="24"/>
         <w:szCs w:val="24"/>
       </w:rPr>
@@ -9355,7 +9756,7 @@
       <w:spacing w:after="0" w:line="240" w:lineRule="auto"/>
     </w:pPr>
     <w:rPr>
-      <w:rFonts w:asciiTheme="majorHAnsi" w:cstheme="majorBidi" w:eastAsiaTheme="majorEastAsia" w:hAnsiTheme="majorHAnsi"/>
+      <w:rFonts w:asciiTheme="majorHAnsi" w:cstheme="majorBidi" w:hAnsiTheme="majorHAnsi" w:eastAsia="黑体"/>
       <w:color w:themeColor="text1" w:val="000000"/>
     </w:rPr>
     <w:tblPr>
@@ -9377,6 +9778,7 @@
     </w:tblPr>
     <w:tblStylePr w:type="firstRow">
       <w:rPr>
+        <w:rFonts w:eastAsia="黑体"/>
         <w:sz w:val="24"/>
         <w:szCs w:val="24"/>
       </w:rPr>
@@ -9506,12 +9908,14 @@
     </w:tcPr>
     <w:tblStylePr w:type="firstRow">
       <w:rPr>
+        <w:rFonts w:eastAsia="黑体"/>
         <w:b/>
         <w:bCs/>
       </w:rPr>
     </w:tblStylePr>
     <w:tblStylePr w:type="lastRow">
       <w:rPr>
+        <w:rFonts w:eastAsia="黑体"/>
         <w:b/>
         <w:bCs/>
       </w:rPr>
@@ -9524,12 +9928,14 @@
     </w:tblStylePr>
     <w:tblStylePr w:type="firstCol">
       <w:rPr>
+        <w:rFonts w:eastAsia="黑体"/>
         <w:b/>
         <w:bCs/>
       </w:rPr>
     </w:tblStylePr>
     <w:tblStylePr w:type="lastCol">
       <w:rPr>
+        <w:rFonts w:eastAsia="黑体"/>
         <w:b/>
         <w:bCs/>
       </w:rPr>
@@ -9579,12 +9985,14 @@
     </w:tcPr>
     <w:tblStylePr w:type="firstRow">
       <w:rPr>
+        <w:rFonts w:eastAsia="黑体"/>
         <w:b/>
         <w:bCs/>
       </w:rPr>
     </w:tblStylePr>
     <w:tblStylePr w:type="lastRow">
       <w:rPr>
+        <w:rFonts w:eastAsia="黑体"/>
         <w:b/>
         <w:bCs/>
       </w:rPr>
@@ -9597,12 +10005,14 @@
     </w:tblStylePr>
     <w:tblStylePr w:type="firstCol">
       <w:rPr>
+        <w:rFonts w:eastAsia="黑体"/>
         <w:b/>
         <w:bCs/>
       </w:rPr>
     </w:tblStylePr>
     <w:tblStylePr w:type="lastCol">
       <w:rPr>
+        <w:rFonts w:eastAsia="黑体"/>
         <w:b/>
         <w:bCs/>
       </w:rPr>
@@ -9652,12 +10062,14 @@
     </w:tcPr>
     <w:tblStylePr w:type="firstRow">
       <w:rPr>
+        <w:rFonts w:eastAsia="黑体"/>
         <w:b/>
         <w:bCs/>
       </w:rPr>
     </w:tblStylePr>
     <w:tblStylePr w:type="lastRow">
       <w:rPr>
+        <w:rFonts w:eastAsia="黑体"/>
         <w:b/>
         <w:bCs/>
       </w:rPr>
@@ -9670,12 +10082,14 @@
     </w:tblStylePr>
     <w:tblStylePr w:type="firstCol">
       <w:rPr>
+        <w:rFonts w:eastAsia="黑体"/>
         <w:b/>
         <w:bCs/>
       </w:rPr>
     </w:tblStylePr>
     <w:tblStylePr w:type="lastCol">
       <w:rPr>
+        <w:rFonts w:eastAsia="黑体"/>
         <w:b/>
         <w:bCs/>
       </w:rPr>
@@ -9725,12 +10139,14 @@
     </w:tcPr>
     <w:tblStylePr w:type="firstRow">
       <w:rPr>
+        <w:rFonts w:eastAsia="黑体"/>
         <w:b/>
         <w:bCs/>
       </w:rPr>
     </w:tblStylePr>
     <w:tblStylePr w:type="lastRow">
       <w:rPr>
+        <w:rFonts w:eastAsia="黑体"/>
         <w:b/>
         <w:bCs/>
       </w:rPr>
@@ -9743,12 +10159,14 @@
     </w:tblStylePr>
     <w:tblStylePr w:type="firstCol">
       <w:rPr>
+        <w:rFonts w:eastAsia="黑体"/>
         <w:b/>
         <w:bCs/>
       </w:rPr>
     </w:tblStylePr>
     <w:tblStylePr w:type="lastCol">
       <w:rPr>
+        <w:rFonts w:eastAsia="黑体"/>
         <w:b/>
         <w:bCs/>
       </w:rPr>
@@ -9798,12 +10216,14 @@
     </w:tcPr>
     <w:tblStylePr w:type="firstRow">
       <w:rPr>
+        <w:rFonts w:eastAsia="黑体"/>
         <w:b/>
         <w:bCs/>
       </w:rPr>
     </w:tblStylePr>
     <w:tblStylePr w:type="lastRow">
       <w:rPr>
+        <w:rFonts w:eastAsia="黑体"/>
         <w:b/>
         <w:bCs/>
       </w:rPr>
@@ -9816,12 +10236,14 @@
     </w:tblStylePr>
     <w:tblStylePr w:type="firstCol">
       <w:rPr>
+        <w:rFonts w:eastAsia="黑体"/>
         <w:b/>
         <w:bCs/>
       </w:rPr>
     </w:tblStylePr>
     <w:tblStylePr w:type="lastCol">
       <w:rPr>
+        <w:rFonts w:eastAsia="黑体"/>
         <w:b/>
         <w:bCs/>
       </w:rPr>
@@ -9871,12 +10293,14 @@
     </w:tcPr>
     <w:tblStylePr w:type="firstRow">
       <w:rPr>
+        <w:rFonts w:eastAsia="黑体"/>
         <w:b/>
         <w:bCs/>
       </w:rPr>
     </w:tblStylePr>
     <w:tblStylePr w:type="lastRow">
       <w:rPr>
+        <w:rFonts w:eastAsia="黑体"/>
         <w:b/>
         <w:bCs/>
       </w:rPr>
@@ -9889,12 +10313,14 @@
     </w:tblStylePr>
     <w:tblStylePr w:type="firstCol">
       <w:rPr>
+        <w:rFonts w:eastAsia="黑体"/>
         <w:b/>
         <w:bCs/>
       </w:rPr>
     </w:tblStylePr>
     <w:tblStylePr w:type="lastCol">
       <w:rPr>
+        <w:rFonts w:eastAsia="黑体"/>
         <w:b/>
         <w:bCs/>
       </w:rPr>
@@ -9944,12 +10370,14 @@
     </w:tcPr>
     <w:tblStylePr w:type="firstRow">
       <w:rPr>
+        <w:rFonts w:eastAsia="黑体"/>
         <w:b/>
         <w:bCs/>
       </w:rPr>
     </w:tblStylePr>
     <w:tblStylePr w:type="lastRow">
       <w:rPr>
+        <w:rFonts w:eastAsia="黑体"/>
         <w:b/>
         <w:bCs/>
       </w:rPr>
@@ -9962,12 +10390,14 @@
     </w:tblStylePr>
     <w:tblStylePr w:type="firstCol">
       <w:rPr>
+        <w:rFonts w:eastAsia="黑体"/>
         <w:b/>
         <w:bCs/>
       </w:rPr>
     </w:tblStylePr>
     <w:tblStylePr w:type="lastCol">
       <w:rPr>
+        <w:rFonts w:eastAsia="黑体"/>
         <w:b/>
         <w:bCs/>
       </w:rPr>
@@ -9994,7 +10424,7 @@
       <w:spacing w:after="0" w:line="240" w:lineRule="auto"/>
     </w:pPr>
     <w:rPr>
-      <w:rFonts w:asciiTheme="majorHAnsi" w:cstheme="majorBidi" w:eastAsiaTheme="majorEastAsia" w:hAnsiTheme="majorHAnsi"/>
+      <w:rFonts w:asciiTheme="majorHAnsi" w:cstheme="majorBidi" w:hAnsiTheme="majorHAnsi" w:eastAsia="黑体"/>
       <w:color w:themeColor="text1" w:val="000000"/>
     </w:rPr>
     <w:tblPr>
@@ -10021,6 +10451,7 @@
     </w:tcPr>
     <w:tblStylePr w:type="firstRow">
       <w:rPr>
+        <w:rFonts w:eastAsia="黑体"/>
         <w:b/>
         <w:bCs/>
         <w:color w:themeColor="text1" w:val="000000"/>
@@ -10032,6 +10463,7 @@
     </w:tblStylePr>
     <w:tblStylePr w:type="lastRow">
       <w:rPr>
+        <w:rFonts w:eastAsia="黑体"/>
         <w:b/>
         <w:bCs/>
         <w:color w:themeColor="text1" w:val="000000"/>
@@ -10051,6 +10483,7 @@
     </w:tblStylePr>
     <w:tblStylePr w:type="firstCol">
       <w:rPr>
+        <w:rFonts w:eastAsia="黑体"/>
         <w:b/>
         <w:bCs/>
         <w:color w:themeColor="text1" w:val="000000"/>
@@ -10070,6 +10503,7 @@
     </w:tblStylePr>
     <w:tblStylePr w:type="lastCol">
       <w:rPr>
+        <w:rFonts w:eastAsia="黑体"/>
         <w:b w:val="0"/>
         <w:bCs w:val="0"/>
         <w:color w:themeColor="text1" w:val="000000"/>
@@ -10119,7 +10553,7 @@
       <w:spacing w:after="0" w:line="240" w:lineRule="auto"/>
     </w:pPr>
     <w:rPr>
-      <w:rFonts w:asciiTheme="majorHAnsi" w:cstheme="majorBidi" w:eastAsiaTheme="majorEastAsia" w:hAnsiTheme="majorHAnsi"/>
+      <w:rFonts w:asciiTheme="majorHAnsi" w:cstheme="majorBidi" w:hAnsiTheme="majorHAnsi" w:eastAsia="黑体"/>
       <w:color w:themeColor="text1" w:val="000000"/>
     </w:rPr>
     <w:tblPr>
@@ -10146,6 +10580,7 @@
     </w:tcPr>
     <w:tblStylePr w:type="firstRow">
       <w:rPr>
+        <w:rFonts w:eastAsia="黑体"/>
         <w:b/>
         <w:bCs/>
         <w:color w:themeColor="text1" w:val="000000"/>
@@ -10157,6 +10592,7 @@
     </w:tblStylePr>
     <w:tblStylePr w:type="lastRow">
       <w:rPr>
+        <w:rFonts w:eastAsia="黑体"/>
         <w:b/>
         <w:bCs/>
         <w:color w:themeColor="text1" w:val="000000"/>
@@ -10176,6 +10612,7 @@
     </w:tblStylePr>
     <w:tblStylePr w:type="firstCol">
       <w:rPr>
+        <w:rFonts w:eastAsia="黑体"/>
         <w:b/>
         <w:bCs/>
         <w:color w:themeColor="text1" w:val="000000"/>
@@ -10195,6 +10632,7 @@
     </w:tblStylePr>
     <w:tblStylePr w:type="lastCol">
       <w:rPr>
+        <w:rFonts w:eastAsia="黑体"/>
         <w:b w:val="0"/>
         <w:bCs w:val="0"/>
         <w:color w:themeColor="text1" w:val="000000"/>
@@ -10244,7 +10682,7 @@
       <w:spacing w:after="0" w:line="240" w:lineRule="auto"/>
     </w:pPr>
     <w:rPr>
-      <w:rFonts w:asciiTheme="majorHAnsi" w:cstheme="majorBidi" w:eastAsiaTheme="majorEastAsia" w:hAnsiTheme="majorHAnsi"/>
+      <w:rFonts w:asciiTheme="majorHAnsi" w:cstheme="majorBidi" w:hAnsiTheme="majorHAnsi" w:eastAsia="黑体"/>
       <w:color w:themeColor="text1" w:val="000000"/>
     </w:rPr>
     <w:tblPr>
@@ -10271,6 +10709,7 @@
     </w:tcPr>
     <w:tblStylePr w:type="firstRow">
       <w:rPr>
+        <w:rFonts w:eastAsia="黑体"/>
         <w:b/>
         <w:bCs/>
         <w:color w:themeColor="text1" w:val="000000"/>
@@ -10282,6 +10721,7 @@
     </w:tblStylePr>
     <w:tblStylePr w:type="lastRow">
       <w:rPr>
+        <w:rFonts w:eastAsia="黑体"/>
         <w:b/>
         <w:bCs/>
         <w:color w:themeColor="text1" w:val="000000"/>
@@ -10301,6 +10741,7 @@
     </w:tblStylePr>
     <w:tblStylePr w:type="firstCol">
       <w:rPr>
+        <w:rFonts w:eastAsia="黑体"/>
         <w:b/>
         <w:bCs/>
         <w:color w:themeColor="text1" w:val="000000"/>
@@ -10320,6 +10761,7 @@
     </w:tblStylePr>
     <w:tblStylePr w:type="lastCol">
       <w:rPr>
+        <w:rFonts w:eastAsia="黑体"/>
         <w:b w:val="0"/>
         <w:bCs w:val="0"/>
         <w:color w:themeColor="text1" w:val="000000"/>
@@ -10369,7 +10811,7 @@
       <w:spacing w:after="0" w:line="240" w:lineRule="auto"/>
     </w:pPr>
     <w:rPr>
-      <w:rFonts w:asciiTheme="majorHAnsi" w:cstheme="majorBidi" w:eastAsiaTheme="majorEastAsia" w:hAnsiTheme="majorHAnsi"/>
+      <w:rFonts w:asciiTheme="majorHAnsi" w:cstheme="majorBidi" w:hAnsiTheme="majorHAnsi" w:eastAsia="黑体"/>
       <w:color w:themeColor="text1" w:val="000000"/>
     </w:rPr>
     <w:tblPr>
@@ -10396,6 +10838,7 @@
     </w:tcPr>
     <w:tblStylePr w:type="firstRow">
       <w:rPr>
+        <w:rFonts w:eastAsia="黑体"/>
         <w:b/>
         <w:bCs/>
         <w:color w:themeColor="text1" w:val="000000"/>
@@ -10407,6 +10850,7 @@
     </w:tblStylePr>
     <w:tblStylePr w:type="lastRow">
       <w:rPr>
+        <w:rFonts w:eastAsia="黑体"/>
         <w:b/>
         <w:bCs/>
         <w:color w:themeColor="text1" w:val="000000"/>
@@ -10426,6 +10870,7 @@
     </w:tblStylePr>
     <w:tblStylePr w:type="firstCol">
       <w:rPr>
+        <w:rFonts w:eastAsia="黑体"/>
         <w:b/>
         <w:bCs/>
         <w:color w:themeColor="text1" w:val="000000"/>
@@ -10445,6 +10890,7 @@
     </w:tblStylePr>
     <w:tblStylePr w:type="lastCol">
       <w:rPr>
+        <w:rFonts w:eastAsia="黑体"/>
         <w:b w:val="0"/>
         <w:bCs w:val="0"/>
         <w:color w:themeColor="text1" w:val="000000"/>
@@ -10494,7 +10940,7 @@
       <w:spacing w:after="0" w:line="240" w:lineRule="auto"/>
     </w:pPr>
     <w:rPr>
-      <w:rFonts w:asciiTheme="majorHAnsi" w:cstheme="majorBidi" w:eastAsiaTheme="majorEastAsia" w:hAnsiTheme="majorHAnsi"/>
+      <w:rFonts w:asciiTheme="majorHAnsi" w:cstheme="majorBidi" w:hAnsiTheme="majorHAnsi" w:eastAsia="黑体"/>
       <w:color w:themeColor="text1" w:val="000000"/>
     </w:rPr>
     <w:tblPr>
@@ -10521,6 +10967,7 @@
     </w:tcPr>
     <w:tblStylePr w:type="firstRow">
       <w:rPr>
+        <w:rFonts w:eastAsia="黑体"/>
         <w:b/>
         <w:bCs/>
         <w:color w:themeColor="text1" w:val="000000"/>
@@ -10532,6 +10979,7 @@
     </w:tblStylePr>
     <w:tblStylePr w:type="lastRow">
       <w:rPr>
+        <w:rFonts w:eastAsia="黑体"/>
         <w:b/>
         <w:bCs/>
         <w:color w:themeColor="text1" w:val="000000"/>
@@ -10551,6 +10999,7 @@
     </w:tblStylePr>
     <w:tblStylePr w:type="firstCol">
       <w:rPr>
+        <w:rFonts w:eastAsia="黑体"/>
         <w:b/>
         <w:bCs/>
         <w:color w:themeColor="text1" w:val="000000"/>
@@ -10570,6 +11019,7 @@
     </w:tblStylePr>
     <w:tblStylePr w:type="lastCol">
       <w:rPr>
+        <w:rFonts w:eastAsia="黑体"/>
         <w:b w:val="0"/>
         <w:bCs w:val="0"/>
         <w:color w:themeColor="text1" w:val="000000"/>
@@ -10619,7 +11069,7 @@
       <w:spacing w:after="0" w:line="240" w:lineRule="auto"/>
     </w:pPr>
     <w:rPr>
-      <w:rFonts w:asciiTheme="majorHAnsi" w:cstheme="majorBidi" w:eastAsiaTheme="majorEastAsia" w:hAnsiTheme="majorHAnsi"/>
+      <w:rFonts w:asciiTheme="majorHAnsi" w:cstheme="majorBidi" w:hAnsiTheme="majorHAnsi" w:eastAsia="黑体"/>
       <w:color w:themeColor="text1" w:val="000000"/>
     </w:rPr>
     <w:tblPr>
@@ -10646,6 +11096,7 @@
     </w:tcPr>
     <w:tblStylePr w:type="firstRow">
       <w:rPr>
+        <w:rFonts w:eastAsia="黑体"/>
         <w:b/>
         <w:bCs/>
         <w:color w:themeColor="text1" w:val="000000"/>
@@ -10657,6 +11108,7 @@
     </w:tblStylePr>
     <w:tblStylePr w:type="lastRow">
       <w:rPr>
+        <w:rFonts w:eastAsia="黑体"/>
         <w:b/>
         <w:bCs/>
         <w:color w:themeColor="text1" w:val="000000"/>
@@ -10676,6 +11128,7 @@
     </w:tblStylePr>
     <w:tblStylePr w:type="firstCol">
       <w:rPr>
+        <w:rFonts w:eastAsia="黑体"/>
         <w:b/>
         <w:bCs/>
         <w:color w:themeColor="text1" w:val="000000"/>
@@ -10695,6 +11148,7 @@
     </w:tblStylePr>
     <w:tblStylePr w:type="lastCol">
       <w:rPr>
+        <w:rFonts w:eastAsia="黑体"/>
         <w:b w:val="0"/>
         <w:bCs w:val="0"/>
         <w:color w:themeColor="text1" w:val="000000"/>
@@ -10744,7 +11198,7 @@
       <w:spacing w:after="0" w:line="240" w:lineRule="auto"/>
     </w:pPr>
     <w:rPr>
-      <w:rFonts w:asciiTheme="majorHAnsi" w:cstheme="majorBidi" w:eastAsiaTheme="majorEastAsia" w:hAnsiTheme="majorHAnsi"/>
+      <w:rFonts w:asciiTheme="majorHAnsi" w:cstheme="majorBidi" w:hAnsiTheme="majorHAnsi" w:eastAsia="黑体"/>
       <w:color w:themeColor="text1" w:val="000000"/>
     </w:rPr>
     <w:tblPr>
@@ -10771,6 +11225,7 @@
     </w:tcPr>
     <w:tblStylePr w:type="firstRow">
       <w:rPr>
+        <w:rFonts w:eastAsia="黑体"/>
         <w:b/>
         <w:bCs/>
         <w:color w:themeColor="text1" w:val="000000"/>
@@ -10782,6 +11237,7 @@
     </w:tblStylePr>
     <w:tblStylePr w:type="lastRow">
       <w:rPr>
+        <w:rFonts w:eastAsia="黑体"/>
         <w:b/>
         <w:bCs/>
         <w:color w:themeColor="text1" w:val="000000"/>
@@ -10801,6 +11257,7 @@
     </w:tblStylePr>
     <w:tblStylePr w:type="firstCol">
       <w:rPr>
+        <w:rFonts w:eastAsia="黑体"/>
         <w:b/>
         <w:bCs/>
         <w:color w:themeColor="text1" w:val="000000"/>
@@ -10820,6 +11277,7 @@
     </w:tblStylePr>
     <w:tblStylePr w:type="lastCol">
       <w:rPr>
+        <w:rFonts w:eastAsia="黑体"/>
         <w:b w:val="0"/>
         <w:bCs w:val="0"/>
         <w:color w:themeColor="text1" w:val="000000"/>
@@ -10892,6 +11350,7 @@
     </w:tcPr>
     <w:tblStylePr w:type="firstRow">
       <w:rPr>
+        <w:rFonts w:eastAsia="黑体"/>
         <w:b/>
         <w:bCs/>
         <w:i w:val="0"/>
@@ -10913,6 +11372,7 @@
     </w:tblStylePr>
     <w:tblStylePr w:type="lastRow">
       <w:rPr>
+        <w:rFonts w:eastAsia="黑体"/>
         <w:b/>
         <w:bCs/>
         <w:i w:val="0"/>
@@ -10934,6 +11394,7 @@
     </w:tblStylePr>
     <w:tblStylePr w:type="firstCol">
       <w:rPr>
+        <w:rFonts w:eastAsia="黑体"/>
         <w:b/>
         <w:bCs/>
         <w:i w:val="0"/>
@@ -10953,6 +11414,7 @@
     </w:tblStylePr>
     <w:tblStylePr w:type="lastCol">
       <w:rPr>
+        <w:rFonts w:eastAsia="黑体"/>
         <w:b/>
         <w:bCs/>
         <w:i w:val="0"/>
@@ -11033,6 +11495,7 @@
     </w:tcPr>
     <w:tblStylePr w:type="firstRow">
       <w:rPr>
+        <w:rFonts w:eastAsia="黑体"/>
         <w:b/>
         <w:bCs/>
         <w:i w:val="0"/>
@@ -11054,6 +11517,7 @@
     </w:tblStylePr>
     <w:tblStylePr w:type="lastRow">
       <w:rPr>
+        <w:rFonts w:eastAsia="黑体"/>
         <w:b/>
         <w:bCs/>
         <w:i w:val="0"/>
@@ -11075,6 +11539,7 @@
     </w:tblStylePr>
     <w:tblStylePr w:type="firstCol">
       <w:rPr>
+        <w:rFonts w:eastAsia="黑体"/>
         <w:b/>
         <w:bCs/>
         <w:i w:val="0"/>
@@ -11094,6 +11559,7 @@
     </w:tblStylePr>
     <w:tblStylePr w:type="lastCol">
       <w:rPr>
+        <w:rFonts w:eastAsia="黑体"/>
         <w:b/>
         <w:bCs/>
         <w:i w:val="0"/>
@@ -11174,6 +11640,7 @@
     </w:tcPr>
     <w:tblStylePr w:type="firstRow">
       <w:rPr>
+        <w:rFonts w:eastAsia="黑体"/>
         <w:b/>
         <w:bCs/>
         <w:i w:val="0"/>
@@ -11195,6 +11662,7 @@
     </w:tblStylePr>
     <w:tblStylePr w:type="lastRow">
       <w:rPr>
+        <w:rFonts w:eastAsia="黑体"/>
         <w:b/>
         <w:bCs/>
         <w:i w:val="0"/>
@@ -11216,6 +11684,7 @@
     </w:tblStylePr>
     <w:tblStylePr w:type="firstCol">
       <w:rPr>
+        <w:rFonts w:eastAsia="黑体"/>
         <w:b/>
         <w:bCs/>
         <w:i w:val="0"/>
@@ -11235,6 +11704,7 @@
     </w:tblStylePr>
     <w:tblStylePr w:type="lastCol">
       <w:rPr>
+        <w:rFonts w:eastAsia="黑体"/>
         <w:b/>
         <w:bCs/>
         <w:i w:val="0"/>
@@ -11315,6 +11785,7 @@
     </w:tcPr>
     <w:tblStylePr w:type="firstRow">
       <w:rPr>
+        <w:rFonts w:eastAsia="黑体"/>
         <w:b/>
         <w:bCs/>
         <w:i w:val="0"/>
@@ -11336,6 +11807,7 @@
     </w:tblStylePr>
     <w:tblStylePr w:type="lastRow">
       <w:rPr>
+        <w:rFonts w:eastAsia="黑体"/>
         <w:b/>
         <w:bCs/>
         <w:i w:val="0"/>
@@ -11357,6 +11829,7 @@
     </w:tblStylePr>
     <w:tblStylePr w:type="firstCol">
       <w:rPr>
+        <w:rFonts w:eastAsia="黑体"/>
         <w:b/>
         <w:bCs/>
         <w:i w:val="0"/>
@@ -11376,6 +11849,7 @@
     </w:tblStylePr>
     <w:tblStylePr w:type="lastCol">
       <w:rPr>
+        <w:rFonts w:eastAsia="黑体"/>
         <w:b/>
         <w:bCs/>
         <w:i w:val="0"/>
@@ -11456,6 +11930,7 @@
     </w:tcPr>
     <w:tblStylePr w:type="firstRow">
       <w:rPr>
+        <w:rFonts w:eastAsia="黑体"/>
         <w:b/>
         <w:bCs/>
         <w:i w:val="0"/>
@@ -11477,6 +11952,7 @@
     </w:tblStylePr>
     <w:tblStylePr w:type="lastRow">
       <w:rPr>
+        <w:rFonts w:eastAsia="黑体"/>
         <w:b/>
         <w:bCs/>
         <w:i w:val="0"/>
@@ -11498,6 +11974,7 @@
     </w:tblStylePr>
     <w:tblStylePr w:type="firstCol">
       <w:rPr>
+        <w:rFonts w:eastAsia="黑体"/>
         <w:b/>
         <w:bCs/>
         <w:i w:val="0"/>
@@ -11517,6 +11994,7 @@
     </w:tblStylePr>
     <w:tblStylePr w:type="lastCol">
       <w:rPr>
+        <w:rFonts w:eastAsia="黑体"/>
         <w:b/>
         <w:bCs/>
         <w:i w:val="0"/>
@@ -11597,6 +12075,7 @@
     </w:tcPr>
     <w:tblStylePr w:type="firstRow">
       <w:rPr>
+        <w:rFonts w:eastAsia="黑体"/>
         <w:b/>
         <w:bCs/>
         <w:i w:val="0"/>
@@ -11618,6 +12097,7 @@
     </w:tblStylePr>
     <w:tblStylePr w:type="lastRow">
       <w:rPr>
+        <w:rFonts w:eastAsia="黑体"/>
         <w:b/>
         <w:bCs/>
         <w:i w:val="0"/>
@@ -11639,6 +12119,7 @@
     </w:tblStylePr>
     <w:tblStylePr w:type="firstCol">
       <w:rPr>
+        <w:rFonts w:eastAsia="黑体"/>
         <w:b/>
         <w:bCs/>
         <w:i w:val="0"/>
@@ -11658,6 +12139,7 @@
     </w:tblStylePr>
     <w:tblStylePr w:type="lastCol">
       <w:rPr>
+        <w:rFonts w:eastAsia="黑体"/>
         <w:b/>
         <w:bCs/>
         <w:i w:val="0"/>
@@ -11738,6 +12220,7 @@
     </w:tcPr>
     <w:tblStylePr w:type="firstRow">
       <w:rPr>
+        <w:rFonts w:eastAsia="黑体"/>
         <w:b/>
         <w:bCs/>
         <w:i w:val="0"/>
@@ -11759,6 +12242,7 @@
     </w:tblStylePr>
     <w:tblStylePr w:type="lastRow">
       <w:rPr>
+        <w:rFonts w:eastAsia="黑体"/>
         <w:b/>
         <w:bCs/>
         <w:i w:val="0"/>
@@ -11780,6 +12264,7 @@
     </w:tblStylePr>
     <w:tblStylePr w:type="firstCol">
       <w:rPr>
+        <w:rFonts w:eastAsia="黑体"/>
         <w:b/>
         <w:bCs/>
         <w:i w:val="0"/>
@@ -11799,6 +12284,7 @@
     </w:tblStylePr>
     <w:tblStylePr w:type="lastCol">
       <w:rPr>
+        <w:rFonts w:eastAsia="黑体"/>
         <w:b/>
         <w:bCs/>
         <w:i w:val="0"/>
@@ -11856,6 +12342,7 @@
       <w:spacing w:after="0" w:line="240" w:lineRule="auto"/>
     </w:pPr>
     <w:rPr>
+      <w:rFonts w:eastAsia="黑体"/>
       <w:color w:themeColor="background1" w:val="FFFFFF"/>
     </w:rPr>
     <w:tblPr>
@@ -11874,6 +12361,7 @@
     </w:tcPr>
     <w:tblStylePr w:type="firstRow">
       <w:rPr>
+        <w:rFonts w:eastAsia="黑体"/>
         <w:b/>
         <w:bCs/>
       </w:rPr>
@@ -11970,6 +12458,7 @@
       <w:spacing w:after="0" w:line="240" w:lineRule="auto"/>
     </w:pPr>
     <w:rPr>
+      <w:rFonts w:eastAsia="黑体"/>
       <w:color w:themeColor="background1" w:val="FFFFFF"/>
     </w:rPr>
     <w:tblPr>
@@ -11988,6 +12477,7 @@
     </w:tcPr>
     <w:tblStylePr w:type="firstRow">
       <w:rPr>
+        <w:rFonts w:eastAsia="黑体"/>
         <w:b/>
         <w:bCs/>
       </w:rPr>
@@ -12084,6 +12574,7 @@
       <w:spacing w:after="0" w:line="240" w:lineRule="auto"/>
     </w:pPr>
     <w:rPr>
+      <w:rFonts w:eastAsia="黑体"/>
       <w:color w:themeColor="background1" w:val="FFFFFF"/>
     </w:rPr>
     <w:tblPr>
@@ -12102,6 +12593,7 @@
     </w:tcPr>
     <w:tblStylePr w:type="firstRow">
       <w:rPr>
+        <w:rFonts w:eastAsia="黑体"/>
         <w:b/>
         <w:bCs/>
       </w:rPr>
@@ -12198,6 +12690,7 @@
       <w:spacing w:after="0" w:line="240" w:lineRule="auto"/>
     </w:pPr>
     <w:rPr>
+      <w:rFonts w:eastAsia="黑体"/>
       <w:color w:themeColor="background1" w:val="FFFFFF"/>
     </w:rPr>
     <w:tblPr>
@@ -12216,6 +12709,7 @@
     </w:tcPr>
     <w:tblStylePr w:type="firstRow">
       <w:rPr>
+        <w:rFonts w:eastAsia="黑体"/>
         <w:b/>
         <w:bCs/>
       </w:rPr>
@@ -12312,6 +12806,7 @@
       <w:spacing w:after="0" w:line="240" w:lineRule="auto"/>
     </w:pPr>
     <w:rPr>
+      <w:rFonts w:eastAsia="黑体"/>
       <w:color w:themeColor="background1" w:val="FFFFFF"/>
     </w:rPr>
     <w:tblPr>
@@ -12330,6 +12825,7 @@
     </w:tcPr>
     <w:tblStylePr w:type="firstRow">
       <w:rPr>
+        <w:rFonts w:eastAsia="黑体"/>
         <w:b/>
         <w:bCs/>
       </w:rPr>
@@ -12426,6 +12922,7 @@
       <w:spacing w:after="0" w:line="240" w:lineRule="auto"/>
     </w:pPr>
     <w:rPr>
+      <w:rFonts w:eastAsia="黑体"/>
       <w:color w:themeColor="background1" w:val="FFFFFF"/>
     </w:rPr>
     <w:tblPr>
@@ -12444,6 +12941,7 @@
     </w:tcPr>
     <w:tblStylePr w:type="firstRow">
       <w:rPr>
+        <w:rFonts w:eastAsia="黑体"/>
         <w:b/>
         <w:bCs/>
       </w:rPr>
@@ -12540,6 +13038,7 @@
       <w:spacing w:after="0" w:line="240" w:lineRule="auto"/>
     </w:pPr>
     <w:rPr>
+      <w:rFonts w:eastAsia="黑体"/>
       <w:color w:themeColor="background1" w:val="FFFFFF"/>
     </w:rPr>
     <w:tblPr>
@@ -12558,6 +13057,7 @@
     </w:tcPr>
     <w:tblStylePr w:type="firstRow">
       <w:rPr>
+        <w:rFonts w:eastAsia="黑体"/>
         <w:b/>
         <w:bCs/>
       </w:rPr>
@@ -12654,6 +13154,7 @@
       <w:spacing w:after="0" w:line="240" w:lineRule="auto"/>
     </w:pPr>
     <w:rPr>
+      <w:rFonts w:eastAsia="黑体"/>
       <w:color w:themeColor="text1" w:val="000000"/>
     </w:rPr>
     <w:tblPr>
@@ -12680,6 +13181,7 @@
     </w:tcPr>
     <w:tblStylePr w:type="firstRow">
       <w:rPr>
+        <w:rFonts w:eastAsia="黑体"/>
         <w:b/>
         <w:bCs/>
       </w:rPr>
@@ -12698,6 +13200,7 @@
     </w:tblStylePr>
     <w:tblStylePr w:type="lastRow">
       <w:rPr>
+        <w:rFonts w:eastAsia="黑体"/>
         <w:b/>
         <w:bCs/>
         <w:color w:themeColor="background1" w:val="FFFFFF"/>
@@ -12712,6 +13215,7 @@
     </w:tblStylePr>
     <w:tblStylePr w:type="firstCol">
       <w:rPr>
+        <w:rFonts w:eastAsia="黑体"/>
         <w:color w:themeColor="background1" w:val="FFFFFF"/>
       </w:rPr>
       <w:tblPr/>
@@ -12729,6 +13233,7 @@
     </w:tblStylePr>
     <w:tblStylePr w:type="lastCol">
       <w:rPr>
+        <w:rFonts w:eastAsia="黑体"/>
         <w:color w:themeColor="background1" w:val="FFFFFF"/>
       </w:rPr>
       <w:tblPr/>
@@ -12758,11 +13263,13 @@
     </w:tblStylePr>
     <w:tblStylePr w:type="neCell">
       <w:rPr>
+        <w:rFonts w:eastAsia="黑体"/>
         <w:color w:themeColor="text1" w:val="000000"/>
       </w:rPr>
     </w:tblStylePr>
     <w:tblStylePr w:type="nwCell">
       <w:rPr>
+        <w:rFonts w:eastAsia="黑体"/>
         <w:color w:themeColor="text1" w:val="000000"/>
       </w:rPr>
     </w:tblStylePr>
@@ -12776,6 +13283,7 @@
       <w:spacing w:after="0" w:line="240" w:lineRule="auto"/>
     </w:pPr>
     <w:rPr>
+      <w:rFonts w:eastAsia="黑体"/>
       <w:color w:themeColor="text1" w:val="000000"/>
     </w:rPr>
     <w:tblPr>
@@ -12802,6 +13310,7 @@
     </w:tcPr>
     <w:tblStylePr w:type="firstRow">
       <w:rPr>
+        <w:rFonts w:eastAsia="黑体"/>
         <w:b/>
         <w:bCs/>
       </w:rPr>
@@ -12820,6 +13329,7 @@
     </w:tblStylePr>
     <w:tblStylePr w:type="lastRow">
       <w:rPr>
+        <w:rFonts w:eastAsia="黑体"/>
         <w:b/>
         <w:bCs/>
         <w:color w:themeColor="background1" w:val="FFFFFF"/>
@@ -12834,6 +13344,7 @@
     </w:tblStylePr>
     <w:tblStylePr w:type="firstCol">
       <w:rPr>
+        <w:rFonts w:eastAsia="黑体"/>
         <w:color w:themeColor="background1" w:val="FFFFFF"/>
       </w:rPr>
       <w:tblPr/>
@@ -12851,6 +13362,7 @@
     </w:tblStylePr>
     <w:tblStylePr w:type="lastCol">
       <w:rPr>
+        <w:rFonts w:eastAsia="黑体"/>
         <w:color w:themeColor="background1" w:val="FFFFFF"/>
       </w:rPr>
       <w:tblPr/>
@@ -12880,11 +13392,13 @@
     </w:tblStylePr>
     <w:tblStylePr w:type="neCell">
       <w:rPr>
+        <w:rFonts w:eastAsia="黑体"/>
         <w:color w:themeColor="text1" w:val="000000"/>
       </w:rPr>
     </w:tblStylePr>
     <w:tblStylePr w:type="nwCell">
       <w:rPr>
+        <w:rFonts w:eastAsia="黑体"/>
         <w:color w:themeColor="text1" w:val="000000"/>
       </w:rPr>
     </w:tblStylePr>
@@ -12898,6 +13412,7 @@
       <w:spacing w:after="0" w:line="240" w:lineRule="auto"/>
     </w:pPr>
     <w:rPr>
+      <w:rFonts w:eastAsia="黑体"/>
       <w:color w:themeColor="text1" w:val="000000"/>
     </w:rPr>
     <w:tblPr>
@@ -12924,6 +13439,7 @@
     </w:tcPr>
     <w:tblStylePr w:type="firstRow">
       <w:rPr>
+        <w:rFonts w:eastAsia="黑体"/>
         <w:b/>
         <w:bCs/>
       </w:rPr>
@@ -12942,6 +13458,7 @@
     </w:tblStylePr>
     <w:tblStylePr w:type="lastRow">
       <w:rPr>
+        <w:rFonts w:eastAsia="黑体"/>
         <w:b/>
         <w:bCs/>
         <w:color w:themeColor="background1" w:val="FFFFFF"/>
@@ -12956,6 +13473,7 @@
     </w:tblStylePr>
     <w:tblStylePr w:type="firstCol">
       <w:rPr>
+        <w:rFonts w:eastAsia="黑体"/>
         <w:color w:themeColor="background1" w:val="FFFFFF"/>
       </w:rPr>
       <w:tblPr/>
@@ -12973,6 +13491,7 @@
     </w:tblStylePr>
     <w:tblStylePr w:type="lastCol">
       <w:rPr>
+        <w:rFonts w:eastAsia="黑体"/>
         <w:color w:themeColor="background1" w:val="FFFFFF"/>
       </w:rPr>
       <w:tblPr/>
@@ -13002,11 +13521,13 @@
     </w:tblStylePr>
     <w:tblStylePr w:type="neCell">
       <w:rPr>
+        <w:rFonts w:eastAsia="黑体"/>
         <w:color w:themeColor="text1" w:val="000000"/>
       </w:rPr>
     </w:tblStylePr>
     <w:tblStylePr w:type="nwCell">
       <w:rPr>
+        <w:rFonts w:eastAsia="黑体"/>
         <w:color w:themeColor="text1" w:val="000000"/>
       </w:rPr>
     </w:tblStylePr>
@@ -13020,6 +13541,7 @@
       <w:spacing w:after="0" w:line="240" w:lineRule="auto"/>
     </w:pPr>
     <w:rPr>
+      <w:rFonts w:eastAsia="黑体"/>
       <w:color w:themeColor="text1" w:val="000000"/>
     </w:rPr>
     <w:tblPr>
@@ -13046,6 +13568,7 @@
     </w:tcPr>
     <w:tblStylePr w:type="firstRow">
       <w:rPr>
+        <w:rFonts w:eastAsia="黑体"/>
         <w:b/>
         <w:bCs/>
       </w:rPr>
@@ -13064,6 +13587,7 @@
     </w:tblStylePr>
     <w:tblStylePr w:type="lastRow">
       <w:rPr>
+        <w:rFonts w:eastAsia="黑体"/>
         <w:b/>
         <w:bCs/>
         <w:color w:themeColor="background1" w:val="FFFFFF"/>
@@ -13078,6 +13602,7 @@
     </w:tblStylePr>
     <w:tblStylePr w:type="firstCol">
       <w:rPr>
+        <w:rFonts w:eastAsia="黑体"/>
         <w:color w:themeColor="background1" w:val="FFFFFF"/>
       </w:rPr>
       <w:tblPr/>
@@ -13095,6 +13620,7 @@
     </w:tblStylePr>
     <w:tblStylePr w:type="lastCol">
       <w:rPr>
+        <w:rFonts w:eastAsia="黑体"/>
         <w:color w:themeColor="background1" w:val="FFFFFF"/>
       </w:rPr>
       <w:tblPr/>
@@ -13132,6 +13658,7 @@
       <w:spacing w:after="0" w:line="240" w:lineRule="auto"/>
     </w:pPr>
     <w:rPr>
+      <w:rFonts w:eastAsia="黑体"/>
       <w:color w:themeColor="text1" w:val="000000"/>
     </w:rPr>
     <w:tblPr>
@@ -13158,6 +13685,7 @@
     </w:tcPr>
     <w:tblStylePr w:type="firstRow">
       <w:rPr>
+        <w:rFonts w:eastAsia="黑体"/>
         <w:b/>
         <w:bCs/>
       </w:rPr>
@@ -13176,6 +13704,7 @@
     </w:tblStylePr>
     <w:tblStylePr w:type="lastRow">
       <w:rPr>
+        <w:rFonts w:eastAsia="黑体"/>
         <w:b/>
         <w:bCs/>
         <w:color w:themeColor="background1" w:val="FFFFFF"/>
@@ -13190,6 +13719,7 @@
     </w:tblStylePr>
     <w:tblStylePr w:type="firstCol">
       <w:rPr>
+        <w:rFonts w:eastAsia="黑体"/>
         <w:color w:themeColor="background1" w:val="FFFFFF"/>
       </w:rPr>
       <w:tblPr/>
@@ -13207,6 +13737,7 @@
     </w:tblStylePr>
     <w:tblStylePr w:type="lastCol">
       <w:rPr>
+        <w:rFonts w:eastAsia="黑体"/>
         <w:color w:themeColor="background1" w:val="FFFFFF"/>
       </w:rPr>
       <w:tblPr/>
@@ -13236,11 +13767,13 @@
     </w:tblStylePr>
     <w:tblStylePr w:type="neCell">
       <w:rPr>
+        <w:rFonts w:eastAsia="黑体"/>
         <w:color w:themeColor="text1" w:val="000000"/>
       </w:rPr>
     </w:tblStylePr>
     <w:tblStylePr w:type="nwCell">
       <w:rPr>
+        <w:rFonts w:eastAsia="黑体"/>
         <w:color w:themeColor="text1" w:val="000000"/>
       </w:rPr>
     </w:tblStylePr>
@@ -13254,6 +13787,7 @@
       <w:spacing w:after="0" w:line="240" w:lineRule="auto"/>
     </w:pPr>
     <w:rPr>
+      <w:rFonts w:eastAsia="黑体"/>
       <w:color w:themeColor="text1" w:val="000000"/>
     </w:rPr>
     <w:tblPr>
@@ -13280,6 +13814,7 @@
     </w:tcPr>
     <w:tblStylePr w:type="firstRow">
       <w:rPr>
+        <w:rFonts w:eastAsia="黑体"/>
         <w:b/>
         <w:bCs/>
       </w:rPr>
@@ -13298,6 +13833,7 @@
     </w:tblStylePr>
     <w:tblStylePr w:type="lastRow">
       <w:rPr>
+        <w:rFonts w:eastAsia="黑体"/>
         <w:b/>
         <w:bCs/>
         <w:color w:themeColor="background1" w:val="FFFFFF"/>
@@ -13312,6 +13848,7 @@
     </w:tblStylePr>
     <w:tblStylePr w:type="firstCol">
       <w:rPr>
+        <w:rFonts w:eastAsia="黑体"/>
         <w:color w:themeColor="background1" w:val="FFFFFF"/>
       </w:rPr>
       <w:tblPr/>
@@ -13329,6 +13866,7 @@
     </w:tblStylePr>
     <w:tblStylePr w:type="lastCol">
       <w:rPr>
+        <w:rFonts w:eastAsia="黑体"/>
         <w:color w:themeColor="background1" w:val="FFFFFF"/>
       </w:rPr>
       <w:tblPr/>
@@ -13358,11 +13896,13 @@
     </w:tblStylePr>
     <w:tblStylePr w:type="neCell">
       <w:rPr>
+        <w:rFonts w:eastAsia="黑体"/>
         <w:color w:themeColor="text1" w:val="000000"/>
       </w:rPr>
     </w:tblStylePr>
     <w:tblStylePr w:type="nwCell">
       <w:rPr>
+        <w:rFonts w:eastAsia="黑体"/>
         <w:color w:themeColor="text1" w:val="000000"/>
       </w:rPr>
     </w:tblStylePr>
@@ -13376,6 +13916,7 @@
       <w:spacing w:after="0" w:line="240" w:lineRule="auto"/>
     </w:pPr>
     <w:rPr>
+      <w:rFonts w:eastAsia="黑体"/>
       <w:color w:themeColor="text1" w:val="000000"/>
     </w:rPr>
     <w:tblPr>
@@ -13402,6 +13943,7 @@
     </w:tcPr>
     <w:tblStylePr w:type="firstRow">
       <w:rPr>
+        <w:rFonts w:eastAsia="黑体"/>
         <w:b/>
         <w:bCs/>
       </w:rPr>
@@ -13420,6 +13962,7 @@
     </w:tblStylePr>
     <w:tblStylePr w:type="lastRow">
       <w:rPr>
+        <w:rFonts w:eastAsia="黑体"/>
         <w:b/>
         <w:bCs/>
         <w:color w:themeColor="background1" w:val="FFFFFF"/>
@@ -13434,6 +13977,7 @@
     </w:tblStylePr>
     <w:tblStylePr w:type="firstCol">
       <w:rPr>
+        <w:rFonts w:eastAsia="黑体"/>
         <w:color w:themeColor="background1" w:val="FFFFFF"/>
       </w:rPr>
       <w:tblPr/>
@@ -13451,6 +13995,7 @@
     </w:tblStylePr>
     <w:tblStylePr w:type="lastCol">
       <w:rPr>
+        <w:rFonts w:eastAsia="黑体"/>
         <w:color w:themeColor="background1" w:val="FFFFFF"/>
       </w:rPr>
       <w:tblPr/>
@@ -13480,11 +14025,13 @@
     </w:tblStylePr>
     <w:tblStylePr w:type="neCell">
       <w:rPr>
+        <w:rFonts w:eastAsia="黑体"/>
         <w:color w:themeColor="text1" w:val="000000"/>
       </w:rPr>
     </w:tblStylePr>
     <w:tblStylePr w:type="nwCell">
       <w:rPr>
+        <w:rFonts w:eastAsia="黑体"/>
         <w:color w:themeColor="text1" w:val="000000"/>
       </w:rPr>
     </w:tblStylePr>
@@ -13498,6 +14045,7 @@
       <w:spacing w:after="0" w:line="240" w:lineRule="auto"/>
     </w:pPr>
     <w:rPr>
+      <w:rFonts w:eastAsia="黑体"/>
       <w:color w:themeColor="text1" w:val="000000"/>
     </w:rPr>
     <w:tblPr>
@@ -13516,6 +14064,7 @@
     </w:tcPr>
     <w:tblStylePr w:type="firstRow">
       <w:rPr>
+        <w:rFonts w:eastAsia="黑体"/>
         <w:b/>
         <w:bCs/>
         <w:color w:themeColor="background1" w:val="FFFFFF"/>
@@ -13530,6 +14079,7 @@
     </w:tblStylePr>
     <w:tblStylePr w:type="lastRow">
       <w:rPr>
+        <w:rFonts w:eastAsia="黑体"/>
         <w:b/>
         <w:bCs/>
         <w:color w:themeColor="accent2" w:themeShade="CC" w:val="9E3A38"/>
@@ -13544,12 +14094,14 @@
     </w:tblStylePr>
     <w:tblStylePr w:type="firstCol">
       <w:rPr>
+        <w:rFonts w:eastAsia="黑体"/>
         <w:b/>
         <w:bCs/>
       </w:rPr>
     </w:tblStylePr>
     <w:tblStylePr w:type="lastCol">
       <w:rPr>
+        <w:rFonts w:eastAsia="黑体"/>
         <w:b/>
         <w:bCs/>
       </w:rPr>
@@ -13584,6 +14136,7 @@
       <w:spacing w:after="0" w:line="240" w:lineRule="auto"/>
     </w:pPr>
     <w:rPr>
+      <w:rFonts w:eastAsia="黑体"/>
       <w:color w:themeColor="text1" w:val="000000"/>
     </w:rPr>
     <w:tblPr>
@@ -13602,6 +14155,7 @@
     </w:tcPr>
     <w:tblStylePr w:type="firstRow">
       <w:rPr>
+        <w:rFonts w:eastAsia="黑体"/>
         <w:b/>
         <w:bCs/>
         <w:color w:themeColor="background1" w:val="FFFFFF"/>
@@ -13616,6 +14170,7 @@
     </w:tblStylePr>
     <w:tblStylePr w:type="lastRow">
       <w:rPr>
+        <w:rFonts w:eastAsia="黑体"/>
         <w:b/>
         <w:bCs/>
         <w:color w:themeColor="accent2" w:themeShade="CC" w:val="9E3A38"/>
@@ -13630,12 +14185,14 @@
     </w:tblStylePr>
     <w:tblStylePr w:type="firstCol">
       <w:rPr>
+        <w:rFonts w:eastAsia="黑体"/>
         <w:b/>
         <w:bCs/>
       </w:rPr>
     </w:tblStylePr>
     <w:tblStylePr w:type="lastCol">
       <w:rPr>
+        <w:rFonts w:eastAsia="黑体"/>
         <w:b/>
         <w:bCs/>
       </w:rPr>
@@ -13670,6 +14227,7 @@
       <w:spacing w:after="0" w:line="240" w:lineRule="auto"/>
     </w:pPr>
     <w:rPr>
+      <w:rFonts w:eastAsia="黑体"/>
       <w:color w:themeColor="text1" w:val="000000"/>
     </w:rPr>
     <w:tblPr>
@@ -13688,6 +14246,7 @@
     </w:tcPr>
     <w:tblStylePr w:type="firstRow">
       <w:rPr>
+        <w:rFonts w:eastAsia="黑体"/>
         <w:b/>
         <w:bCs/>
         <w:color w:themeColor="background1" w:val="FFFFFF"/>
@@ -13702,6 +14261,7 @@
     </w:tblStylePr>
     <w:tblStylePr w:type="lastRow">
       <w:rPr>
+        <w:rFonts w:eastAsia="黑体"/>
         <w:b/>
         <w:bCs/>
         <w:color w:themeColor="accent2" w:themeShade="CC" w:val="9E3A38"/>
@@ -13716,12 +14276,14 @@
     </w:tblStylePr>
     <w:tblStylePr w:type="firstCol">
       <w:rPr>
+        <w:rFonts w:eastAsia="黑体"/>
         <w:b/>
         <w:bCs/>
       </w:rPr>
     </w:tblStylePr>
     <w:tblStylePr w:type="lastCol">
       <w:rPr>
+        <w:rFonts w:eastAsia="黑体"/>
         <w:b/>
         <w:bCs/>
       </w:rPr>
@@ -13756,6 +14318,7 @@
       <w:spacing w:after="0" w:line="240" w:lineRule="auto"/>
     </w:pPr>
     <w:rPr>
+      <w:rFonts w:eastAsia="黑体"/>
       <w:color w:themeColor="text1" w:val="000000"/>
     </w:rPr>
     <w:tblPr>
@@ -13774,6 +14337,7 @@
     </w:tcPr>
     <w:tblStylePr w:type="firstRow">
       <w:rPr>
+        <w:rFonts w:eastAsia="黑体"/>
         <w:b/>
         <w:bCs/>
         <w:color w:themeColor="background1" w:val="FFFFFF"/>
@@ -13788,6 +14352,7 @@
     </w:tblStylePr>
     <w:tblStylePr w:type="lastRow">
       <w:rPr>
+        <w:rFonts w:eastAsia="黑体"/>
         <w:b/>
         <w:bCs/>
         <w:color w:themeColor="accent4" w:themeShade="CC" w:val="664E82"/>
@@ -13802,12 +14367,14 @@
     </w:tblStylePr>
     <w:tblStylePr w:type="firstCol">
       <w:rPr>
+        <w:rFonts w:eastAsia="黑体"/>
         <w:b/>
         <w:bCs/>
       </w:rPr>
     </w:tblStylePr>
     <w:tblStylePr w:type="lastCol">
       <w:rPr>
+        <w:rFonts w:eastAsia="黑体"/>
         <w:b/>
         <w:bCs/>
       </w:rPr>
@@ -13842,6 +14409,7 @@
       <w:spacing w:after="0" w:line="240" w:lineRule="auto"/>
     </w:pPr>
     <w:rPr>
+      <w:rFonts w:eastAsia="黑体"/>
       <w:color w:themeColor="text1" w:val="000000"/>
     </w:rPr>
     <w:tblPr>
@@ -13860,6 +14428,7 @@
     </w:tcPr>
     <w:tblStylePr w:type="firstRow">
       <w:rPr>
+        <w:rFonts w:eastAsia="黑体"/>
         <w:b/>
         <w:bCs/>
         <w:color w:themeColor="background1" w:val="FFFFFF"/>
@@ -13874,6 +14443,7 @@
     </w:tblStylePr>
     <w:tblStylePr w:type="lastRow">
       <w:rPr>
+        <w:rFonts w:eastAsia="黑体"/>
         <w:b/>
         <w:bCs/>
         <w:color w:themeColor="accent3" w:themeShade="CC" w:val="7E9C40"/>
@@ -13888,12 +14458,14 @@
     </w:tblStylePr>
     <w:tblStylePr w:type="firstCol">
       <w:rPr>
+        <w:rFonts w:eastAsia="黑体"/>
         <w:b/>
         <w:bCs/>
       </w:rPr>
     </w:tblStylePr>
     <w:tblStylePr w:type="lastCol">
       <w:rPr>
+        <w:rFonts w:eastAsia="黑体"/>
         <w:b/>
         <w:bCs/>
       </w:rPr>
@@ -13928,6 +14500,7 @@
       <w:spacing w:after="0" w:line="240" w:lineRule="auto"/>
     </w:pPr>
     <w:rPr>
+      <w:rFonts w:eastAsia="黑体"/>
       <w:color w:themeColor="text1" w:val="000000"/>
     </w:rPr>
     <w:tblPr>
@@ -13946,6 +14519,7 @@
     </w:tcPr>
     <w:tblStylePr w:type="firstRow">
       <w:rPr>
+        <w:rFonts w:eastAsia="黑体"/>
         <w:b/>
         <w:bCs/>
         <w:color w:themeColor="background1" w:val="FFFFFF"/>
@@ -13960,6 +14534,7 @@
     </w:tblStylePr>
     <w:tblStylePr w:type="lastRow">
       <w:rPr>
+        <w:rFonts w:eastAsia="黑体"/>
         <w:b/>
         <w:bCs/>
         <w:color w:themeColor="accent6" w:themeShade="CC" w:val="F2730A"/>
@@ -13974,12 +14549,14 @@
     </w:tblStylePr>
     <w:tblStylePr w:type="firstCol">
       <w:rPr>
+        <w:rFonts w:eastAsia="黑体"/>
         <w:b/>
         <w:bCs/>
       </w:rPr>
     </w:tblStylePr>
     <w:tblStylePr w:type="lastCol">
       <w:rPr>
+        <w:rFonts w:eastAsia="黑体"/>
         <w:b/>
         <w:bCs/>
       </w:rPr>
@@ -14014,6 +14591,7 @@
       <w:spacing w:after="0" w:line="240" w:lineRule="auto"/>
     </w:pPr>
     <w:rPr>
+      <w:rFonts w:eastAsia="黑体"/>
       <w:color w:themeColor="text1" w:val="000000"/>
     </w:rPr>
     <w:tblPr>
@@ -14032,6 +14610,7 @@
     </w:tcPr>
     <w:tblStylePr w:type="firstRow">
       <w:rPr>
+        <w:rFonts w:eastAsia="黑体"/>
         <w:b/>
         <w:bCs/>
         <w:color w:themeColor="background1" w:val="FFFFFF"/>
@@ -14046,6 +14625,7 @@
     </w:tblStylePr>
     <w:tblStylePr w:type="lastRow">
       <w:rPr>
+        <w:rFonts w:eastAsia="黑体"/>
         <w:b/>
         <w:bCs/>
         <w:color w:themeColor="accent5" w:themeShade="CC" w:val="348DA5"/>
@@ -14060,12 +14640,14 @@
     </w:tblStylePr>
     <w:tblStylePr w:type="firstCol">
       <w:rPr>
+        <w:rFonts w:eastAsia="黑体"/>
         <w:b/>
         <w:bCs/>
       </w:rPr>
     </w:tblStylePr>
     <w:tblStylePr w:type="lastCol">
       <w:rPr>
+        <w:rFonts w:eastAsia="黑体"/>
         <w:b/>
         <w:bCs/>
       </w:rPr>
@@ -14100,6 +14682,7 @@
       <w:spacing w:after="0" w:line="240" w:lineRule="auto"/>
     </w:pPr>
     <w:rPr>
+      <w:rFonts w:eastAsia="黑体"/>
       <w:color w:themeColor="text1" w:val="000000"/>
     </w:rPr>
     <w:tblPr>
@@ -14121,6 +14704,7 @@
     </w:tcPr>
     <w:tblStylePr w:type="firstRow">
       <w:rPr>
+        <w:rFonts w:eastAsia="黑体"/>
         <w:b/>
         <w:bCs/>
       </w:rPr>
@@ -14131,6 +14715,7 @@
     </w:tblStylePr>
     <w:tblStylePr w:type="lastRow">
       <w:rPr>
+        <w:rFonts w:eastAsia="黑体"/>
         <w:b/>
         <w:bCs/>
         <w:color w:themeColor="text1" w:val="000000"/>
@@ -14142,6 +14727,7 @@
     </w:tblStylePr>
     <w:tblStylePr w:type="firstCol">
       <w:rPr>
+        <w:rFonts w:eastAsia="黑体"/>
         <w:color w:themeColor="background1" w:val="FFFFFF"/>
       </w:rPr>
       <w:tblPr/>
@@ -14151,6 +14737,7 @@
     </w:tblStylePr>
     <w:tblStylePr w:type="lastCol">
       <w:rPr>
+        <w:rFonts w:eastAsia="黑体"/>
         <w:color w:themeColor="background1" w:val="FFFFFF"/>
       </w:rPr>
       <w:tblPr/>
@@ -14180,6 +14767,7 @@
       <w:spacing w:after="0" w:line="240" w:lineRule="auto"/>
     </w:pPr>
     <w:rPr>
+      <w:rFonts w:eastAsia="黑体"/>
       <w:color w:themeColor="text1" w:val="000000"/>
     </w:rPr>
     <w:tblPr>
@@ -14201,6 +14789,7 @@
     </w:tcPr>
     <w:tblStylePr w:type="firstRow">
       <w:rPr>
+        <w:rFonts w:eastAsia="黑体"/>
         <w:b/>
         <w:bCs/>
       </w:rPr>
@@ -14211,6 +14800,7 @@
     </w:tblStylePr>
     <w:tblStylePr w:type="lastRow">
       <w:rPr>
+        <w:rFonts w:eastAsia="黑体"/>
         <w:b/>
         <w:bCs/>
         <w:color w:themeColor="text1" w:val="000000"/>
@@ -14222,6 +14812,7 @@
     </w:tblStylePr>
     <w:tblStylePr w:type="firstCol">
       <w:rPr>
+        <w:rFonts w:eastAsia="黑体"/>
         <w:color w:themeColor="background1" w:val="FFFFFF"/>
       </w:rPr>
       <w:tblPr/>
@@ -14231,6 +14822,7 @@
     </w:tblStylePr>
     <w:tblStylePr w:type="lastCol">
       <w:rPr>
+        <w:rFonts w:eastAsia="黑体"/>
         <w:color w:themeColor="background1" w:val="FFFFFF"/>
       </w:rPr>
       <w:tblPr/>
@@ -14260,6 +14852,7 @@
       <w:spacing w:after="0" w:line="240" w:lineRule="auto"/>
     </w:pPr>
     <w:rPr>
+      <w:rFonts w:eastAsia="黑体"/>
       <w:color w:themeColor="text1" w:val="000000"/>
     </w:rPr>
     <w:tblPr>
@@ -14281,6 +14874,7 @@
     </w:tcPr>
     <w:tblStylePr w:type="firstRow">
       <w:rPr>
+        <w:rFonts w:eastAsia="黑体"/>
         <w:b/>
         <w:bCs/>
       </w:rPr>
@@ -14291,6 +14885,7 @@
     </w:tblStylePr>
     <w:tblStylePr w:type="lastRow">
       <w:rPr>
+        <w:rFonts w:eastAsia="黑体"/>
         <w:b/>
         <w:bCs/>
         <w:color w:themeColor="text1" w:val="000000"/>
@@ -14302,6 +14897,7 @@
     </w:tblStylePr>
     <w:tblStylePr w:type="firstCol">
       <w:rPr>
+        <w:rFonts w:eastAsia="黑体"/>
         <w:color w:themeColor="background1" w:val="FFFFFF"/>
       </w:rPr>
       <w:tblPr/>
@@ -14311,6 +14907,7 @@
     </w:tblStylePr>
     <w:tblStylePr w:type="lastCol">
       <w:rPr>
+        <w:rFonts w:eastAsia="黑体"/>
         <w:color w:themeColor="background1" w:val="FFFFFF"/>
       </w:rPr>
       <w:tblPr/>
@@ -14340,6 +14937,7 @@
       <w:spacing w:after="0" w:line="240" w:lineRule="auto"/>
     </w:pPr>
     <w:rPr>
+      <w:rFonts w:eastAsia="黑体"/>
       <w:color w:themeColor="text1" w:val="000000"/>
     </w:rPr>
     <w:tblPr>
@@ -14361,6 +14959,7 @@
     </w:tcPr>
     <w:tblStylePr w:type="firstRow">
       <w:rPr>
+        <w:rFonts w:eastAsia="黑体"/>
         <w:b/>
         <w:bCs/>
       </w:rPr>
@@ -14371,6 +14970,7 @@
     </w:tblStylePr>
     <w:tblStylePr w:type="lastRow">
       <w:rPr>
+        <w:rFonts w:eastAsia="黑体"/>
         <w:b/>
         <w:bCs/>
         <w:color w:themeColor="text1" w:val="000000"/>
@@ -14382,6 +14982,7 @@
     </w:tblStylePr>
     <w:tblStylePr w:type="firstCol">
       <w:rPr>
+        <w:rFonts w:eastAsia="黑体"/>
         <w:color w:themeColor="background1" w:val="FFFFFF"/>
       </w:rPr>
       <w:tblPr/>
@@ -14391,6 +14992,7 @@
     </w:tblStylePr>
     <w:tblStylePr w:type="lastCol">
       <w:rPr>
+        <w:rFonts w:eastAsia="黑体"/>
         <w:color w:themeColor="background1" w:val="FFFFFF"/>
       </w:rPr>
       <w:tblPr/>
@@ -14420,6 +15022,7 @@
       <w:spacing w:after="0" w:line="240" w:lineRule="auto"/>
     </w:pPr>
     <w:rPr>
+      <w:rFonts w:eastAsia="黑体"/>
       <w:color w:themeColor="text1" w:val="000000"/>
     </w:rPr>
     <w:tblPr>
@@ -14441,6 +15044,7 @@
     </w:tcPr>
     <w:tblStylePr w:type="firstRow">
       <w:rPr>
+        <w:rFonts w:eastAsia="黑体"/>
         <w:b/>
         <w:bCs/>
       </w:rPr>
@@ -14451,6 +15055,7 @@
     </w:tblStylePr>
     <w:tblStylePr w:type="lastRow">
       <w:rPr>
+        <w:rFonts w:eastAsia="黑体"/>
         <w:b/>
         <w:bCs/>
         <w:color w:themeColor="text1" w:val="000000"/>
@@ -14462,6 +15067,7 @@
     </w:tblStylePr>
     <w:tblStylePr w:type="firstCol">
       <w:rPr>
+        <w:rFonts w:eastAsia="黑体"/>
         <w:color w:themeColor="background1" w:val="FFFFFF"/>
       </w:rPr>
       <w:tblPr/>
@@ -14471,6 +15077,7 @@
     </w:tblStylePr>
     <w:tblStylePr w:type="lastCol">
       <w:rPr>
+        <w:rFonts w:eastAsia="黑体"/>
         <w:color w:themeColor="background1" w:val="FFFFFF"/>
       </w:rPr>
       <w:tblPr/>
@@ -14500,6 +15107,7 @@
       <w:spacing w:after="0" w:line="240" w:lineRule="auto"/>
     </w:pPr>
     <w:rPr>
+      <w:rFonts w:eastAsia="黑体"/>
       <w:color w:themeColor="text1" w:val="000000"/>
     </w:rPr>
     <w:tblPr>
@@ -14521,6 +15129,7 @@
     </w:tcPr>
     <w:tblStylePr w:type="firstRow">
       <w:rPr>
+        <w:rFonts w:eastAsia="黑体"/>
         <w:b/>
         <w:bCs/>
       </w:rPr>
@@ -14531,6 +15140,7 @@
     </w:tblStylePr>
     <w:tblStylePr w:type="lastRow">
       <w:rPr>
+        <w:rFonts w:eastAsia="黑体"/>
         <w:b/>
         <w:bCs/>
         <w:color w:themeColor="text1" w:val="000000"/>
@@ -14542,6 +15152,7 @@
     </w:tblStylePr>
     <w:tblStylePr w:type="firstCol">
       <w:rPr>
+        <w:rFonts w:eastAsia="黑体"/>
         <w:color w:themeColor="background1" w:val="FFFFFF"/>
       </w:rPr>
       <w:tblPr/>
@@ -14551,6 +15162,7 @@
     </w:tblStylePr>
     <w:tblStylePr w:type="lastCol">
       <w:rPr>
+        <w:rFonts w:eastAsia="黑体"/>
         <w:color w:themeColor="background1" w:val="FFFFFF"/>
       </w:rPr>
       <w:tblPr/>
@@ -14580,6 +15192,7 @@
       <w:spacing w:after="0" w:line="240" w:lineRule="auto"/>
     </w:pPr>
     <w:rPr>
+      <w:rFonts w:eastAsia="黑体"/>
       <w:color w:themeColor="text1" w:val="000000"/>
     </w:rPr>
     <w:tblPr>
@@ -14601,6 +15214,7 @@
     </w:tcPr>
     <w:tblStylePr w:type="firstRow">
       <w:rPr>
+        <w:rFonts w:eastAsia="黑体"/>
         <w:b/>
         <w:bCs/>
       </w:rPr>
@@ -14611,6 +15225,7 @@
     </w:tblStylePr>
     <w:tblStylePr w:type="lastRow">
       <w:rPr>
+        <w:rFonts w:eastAsia="黑体"/>
         <w:b/>
         <w:bCs/>
         <w:color w:themeColor="text1" w:val="000000"/>
@@ -14622,6 +15237,7 @@
     </w:tblStylePr>
     <w:tblStylePr w:type="firstCol">
       <w:rPr>
+        <w:rFonts w:eastAsia="黑体"/>
         <w:color w:themeColor="background1" w:val="FFFFFF"/>
       </w:rPr>
       <w:tblPr/>
@@ -14631,6 +15247,7 @@
     </w:tblStylePr>
     <w:tblStylePr w:type="lastCol">
       <w:rPr>
+        <w:rFonts w:eastAsia="黑体"/>
         <w:color w:themeColor="background1" w:val="FFFFFF"/>
       </w:rPr>
       <w:tblPr/>
@@ -14663,6 +15280,7 @@
     <w:name w:val="KeywordTok"/>
     <w:basedOn w:val="VerbatimChar"/>
     <w:rPr>
+      <w:rFonts w:eastAsia="黑体"/>
       <w:b/>
       <w:color w:val="007020"/>
     </w:rPr>
@@ -14671,6 +15289,7 @@
     <w:name w:val="DataTypeTok"/>
     <w:basedOn w:val="VerbatimChar"/>
     <w:rPr>
+      <w:rFonts w:eastAsia="黑体"/>
       <w:color w:val="902000"/>
     </w:rPr>
   </w:style>
@@ -14678,6 +15297,7 @@
     <w:name w:val="DecValTok"/>
     <w:basedOn w:val="VerbatimChar"/>
     <w:rPr>
+      <w:rFonts w:eastAsia="黑体"/>
       <w:color w:val="40a070"/>
     </w:rPr>
   </w:style>
@@ -14685,6 +15305,7 @@
     <w:name w:val="BaseNTok"/>
     <w:basedOn w:val="VerbatimChar"/>
     <w:rPr>
+      <w:rFonts w:eastAsia="黑体"/>
       <w:color w:val="40a070"/>
     </w:rPr>
   </w:style>
@@ -14692,6 +15313,7 @@
     <w:name w:val="FloatTok"/>
     <w:basedOn w:val="VerbatimChar"/>
     <w:rPr>
+      <w:rFonts w:eastAsia="黑体"/>
       <w:color w:val="40a070"/>
     </w:rPr>
   </w:style>
@@ -14699,6 +15321,7 @@
     <w:name w:val="ConstantTok"/>
     <w:basedOn w:val="VerbatimChar"/>
     <w:rPr>
+      <w:rFonts w:eastAsia="黑体"/>
       <w:color w:val="880000"/>
     </w:rPr>
   </w:style>
@@ -14706,6 +15329,7 @@
     <w:name w:val="CharTok"/>
     <w:basedOn w:val="VerbatimChar"/>
     <w:rPr>
+      <w:rFonts w:eastAsia="黑体"/>
       <w:color w:val="4070a0"/>
     </w:rPr>
   </w:style>
@@ -14713,6 +15337,7 @@
     <w:name w:val="SpecialCharTok"/>
     <w:basedOn w:val="VerbatimChar"/>
     <w:rPr>
+      <w:rFonts w:eastAsia="黑体"/>
       <w:color w:val="4070a0"/>
     </w:rPr>
   </w:style>
@@ -14720,6 +15345,7 @@
     <w:name w:val="StringTok"/>
     <w:basedOn w:val="VerbatimChar"/>
     <w:rPr>
+      <w:rFonts w:eastAsia="黑体"/>
       <w:color w:val="4070a0"/>
     </w:rPr>
   </w:style>
@@ -14727,6 +15353,7 @@
     <w:name w:val="VerbatimStringTok"/>
     <w:basedOn w:val="VerbatimChar"/>
     <w:rPr>
+      <w:rFonts w:eastAsia="黑体"/>
       <w:color w:val="4070a0"/>
     </w:rPr>
   </w:style>
@@ -14734,6 +15361,7 @@
     <w:name w:val="SpecialStringTok"/>
     <w:basedOn w:val="VerbatimChar"/>
     <w:rPr>
+      <w:rFonts w:eastAsia="黑体"/>
       <w:color w:val="bb6688"/>
     </w:rPr>
   </w:style>
@@ -14741,6 +15369,7 @@
     <w:name w:val="ImportTok"/>
     <w:basedOn w:val="VerbatimChar"/>
     <w:rPr>
+      <w:rFonts w:eastAsia="黑体"/>
       <w:b/>
       <w:color w:val="008000"/>
     </w:rPr>
@@ -14749,6 +15378,7 @@
     <w:name w:val="CommentTok"/>
     <w:basedOn w:val="VerbatimChar"/>
     <w:rPr>
+      <w:rFonts w:eastAsia="黑体"/>
       <w:i/>
       <w:color w:val="60a0b0"/>
     </w:rPr>
@@ -14757,6 +15387,7 @@
     <w:name w:val="DocumentationTok"/>
     <w:basedOn w:val="VerbatimChar"/>
     <w:rPr>
+      <w:rFonts w:eastAsia="黑体"/>
       <w:i/>
       <w:color w:val="ba2121"/>
     </w:rPr>
@@ -14765,6 +15396,7 @@
     <w:name w:val="AnnotationTok"/>
     <w:basedOn w:val="VerbatimChar"/>
     <w:rPr>
+      <w:rFonts w:eastAsia="黑体"/>
       <w:b/>
       <w:i/>
       <w:color w:val="60a0b0"/>
@@ -14774,6 +15406,7 @@
     <w:name w:val="CommentVarTok"/>
     <w:basedOn w:val="VerbatimChar"/>
     <w:rPr>
+      <w:rFonts w:eastAsia="黑体"/>
       <w:b/>
       <w:i/>
       <w:color w:val="60a0b0"/>
@@ -14783,6 +15416,7 @@
     <w:name w:val="OtherTok"/>
     <w:basedOn w:val="VerbatimChar"/>
     <w:rPr>
+      <w:rFonts w:eastAsia="黑体"/>
       <w:color w:val="007020"/>
     </w:rPr>
   </w:style>
@@ -14790,6 +15424,7 @@
     <w:name w:val="FunctionTok"/>
     <w:basedOn w:val="VerbatimChar"/>
     <w:rPr>
+      <w:rFonts w:eastAsia="黑体"/>
       <w:color w:val="06287e"/>
     </w:rPr>
   </w:style>
@@ -14797,6 +15432,7 @@
     <w:name w:val="VariableTok"/>
     <w:basedOn w:val="VerbatimChar"/>
     <w:rPr>
+      <w:rFonts w:eastAsia="黑体"/>
       <w:color w:val="19177c"/>
     </w:rPr>
   </w:style>
@@ -14804,6 +15440,7 @@
     <w:name w:val="ControlFlowTok"/>
     <w:basedOn w:val="VerbatimChar"/>
     <w:rPr>
+      <w:rFonts w:eastAsia="黑体"/>
       <w:b/>
       <w:color w:val="007020"/>
     </w:rPr>
@@ -14812,6 +15449,7 @@
     <w:name w:val="OperatorTok"/>
     <w:basedOn w:val="VerbatimChar"/>
     <w:rPr>
+      <w:rFonts w:eastAsia="黑体"/>
       <w:color w:val="666666"/>
     </w:rPr>
   </w:style>
@@ -14819,18 +15457,22 @@
     <w:name w:val="BuiltInTok"/>
     <w:basedOn w:val="VerbatimChar"/>
     <w:rPr>
+      <w:rFonts w:eastAsia="黑体"/>
       <w:color w:val="008000"/>
     </w:rPr>
   </w:style>
   <w:style w:type="character" w:customStyle="1" w:styleId="ExtensionTok">
     <w:name w:val="ExtensionTok"/>
     <w:basedOn w:val="VerbatimChar"/>
-    <w:rPr/>
+    <w:rPr>
+      <w:rFonts w:eastAsia="黑体"/>
+    </w:rPr>
   </w:style>
   <w:style w:type="character" w:customStyle="1" w:styleId="PreprocessorTok">
     <w:name w:val="PreprocessorTok"/>
     <w:basedOn w:val="VerbatimChar"/>
     <w:rPr>
+      <w:rFonts w:eastAsia="黑体"/>
       <w:color w:val="bc7a00"/>
     </w:rPr>
   </w:style>
@@ -14838,18 +15480,22 @@
     <w:name w:val="AttributeTok"/>
     <w:basedOn w:val="VerbatimChar"/>
     <w:rPr>
+      <w:rFonts w:eastAsia="黑体"/>
       <w:color w:val="7d9029"/>
     </w:rPr>
   </w:style>
   <w:style w:type="character" w:customStyle="1" w:styleId="RegionMarkerTok">
     <w:name w:val="RegionMarkerTok"/>
     <w:basedOn w:val="VerbatimChar"/>
-    <w:rPr/>
+    <w:rPr>
+      <w:rFonts w:eastAsia="黑体"/>
+    </w:rPr>
   </w:style>
   <w:style w:type="character" w:customStyle="1" w:styleId="InformationTok">
     <w:name w:val="InformationTok"/>
     <w:basedOn w:val="VerbatimChar"/>
     <w:rPr>
+      <w:rFonts w:eastAsia="黑体"/>
       <w:b/>
       <w:i/>
       <w:color w:val="60a0b0"/>
@@ -14859,6 +15505,7 @@
     <w:name w:val="WarningTok"/>
     <w:basedOn w:val="VerbatimChar"/>
     <w:rPr>
+      <w:rFonts w:eastAsia="黑体"/>
       <w:b/>
       <w:i/>
       <w:color w:val="60a0b0"/>
@@ -14868,6 +15515,7 @@
     <w:name w:val="AlertTok"/>
     <w:basedOn w:val="VerbatimChar"/>
     <w:rPr>
+      <w:rFonts w:eastAsia="黑体"/>
       <w:b/>
       <w:color w:val="ff0000"/>
     </w:rPr>
@@ -14876,6 +15524,7 @@
     <w:name w:val="ErrorTok"/>
     <w:basedOn w:val="VerbatimChar"/>
     <w:rPr>
+      <w:rFonts w:eastAsia="黑体"/>
       <w:b/>
       <w:color w:val="ff0000"/>
     </w:rPr>
@@ -14883,7 +15532,9 @@
   <w:style w:type="character" w:customStyle="1" w:styleId="NormalTok">
     <w:name w:val="NormalTok"/>
     <w:basedOn w:val="VerbatimChar"/>
-    <w:rPr/>
+    <w:rPr>
+      <w:rFonts w:eastAsia="黑体"/>
+    </w:rPr>
   </w:style>
 </w:styles>
 </file>
@@ -14932,12 +15583,12 @@
     <a:fontScheme name="Office">
       <a:majorFont>
         <a:latin typeface="Calibri"/>
-        <a:ea typeface=""/>
+        <a:ea typeface="黑体"/>
         <a:cs typeface=""/>
         <a:font script="Jpan" typeface="ＭＳ ゴシック"/>
         <a:font script="Hang" typeface="맑은 고딕"/>
-        <a:font script="Hans" typeface="宋体"/>
-        <a:font script="Hant" typeface="新細明體"/>
+        <a:font script="Hans" typeface="黑体"/>
+        <a:font script="Hant" typeface="黑体"/>
         <a:font script="Arab" typeface="Times New Roman"/>
         <a:font script="Hebr" typeface="Times New Roman"/>
         <a:font script="Thai" typeface="Angsana New"/>
@@ -14967,12 +15618,12 @@
       </a:majorFont>
       <a:minorFont>
         <a:latin typeface="Cambria"/>
-        <a:ea typeface=""/>
+        <a:ea typeface="黑体"/>
         <a:cs typeface=""/>
         <a:font script="Jpan" typeface="ＭＳ 明朝"/>
         <a:font script="Hang" typeface="맑은 고딕"/>
-        <a:font script="Hans" typeface="宋体"/>
-        <a:font script="Hant" typeface="新細明體"/>
+        <a:font script="Hans" typeface="黑体"/>
+        <a:font script="Hant" typeface="黑体"/>
         <a:font script="Arab" typeface="Arial"/>
         <a:font script="Hebr" typeface="Arial"/>
         <a:font script="Thai" typeface="Cordia New"/>

--- a/04-滤波电路/01-低通滤波/高阶低通滤波电路/高阶低通滤波电路.docx
+++ b/04-滤波电路/01-低通滤波/高阶低通滤波电路/高阶低通滤波电路.docx
@@ -2512,7 +2512,7 @@
           <w:color w:val="555555"/>
           <w:sz w:val="21"/>
         </w:rPr>
-        <w:t>材料收集者：杜文杰，WX手机：19519196569，QQ:3478827729</w:t>
+        <w:t>材料收集者：杜文杰，微信/手机：19519196569，QQ:3478827729</w:t>
       </w:r>
     </w:p>
     <w:sectPr>
